--- a/Historia escrita por Juan Carlos Reyes Guerrero_sinformato.docx
+++ b/Historia escrita por Juan Carlos Reyes Guerrero_sinformato.docx
@@ -1885,7 +1885,7 @@
               </wp:anchor>
             </w:drawing>
           </mc:Choice>
-          <mc:Fallback xmlns:a="http://schemas.openxmlformats.org/drawingml/2006/main" xmlns:wp14="http://schemas.microsoft.com/office/word/2010/wordml">
+          <mc:Fallback xmlns:wp14="http://schemas.microsoft.com/office/word/2010/wordml" xmlns:a="http://schemas.openxmlformats.org/drawingml/2006/main">
             <w:pict w14:anchorId="75345867">
               <v:rect id="Rectángulo 44" style="position:absolute;margin-left:0;margin-top:-25.9pt;width:99.65pt;height:12.65pt;z-index:251689984;visibility:visible;mso-wrap-style:square;mso-wrap-distance-left:9pt;mso-wrap-distance-top:0;mso-wrap-distance-right:9pt;mso-wrap-distance-bottom:0;mso-position-horizontal:left;mso-position-horizontal-relative:margin;mso-position-vertical:absolute;mso-position-vertical-relative:text;v-text-anchor:middle" o:spid="_x0000_s1026" fillcolor="white [3212]" stroked="f" strokeweight="1pt" w14:anchorId="15DBEFE4" o:gfxdata="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">
                 <w10:wrap anchorx="margin"/>
@@ -13275,25 +13275,7 @@
           <w:sz w:val="24"/>
           <w:szCs w:val="24"/>
         </w:rPr>
-        <w:t xml:space="preserve">scuche usted, si hay algo que deja marcas en la tierra y en la memoria de la gente, son las guerras. Y aquella, la que llamaron la Guerra de los Mil Días –y bien puestos que le quedaron los días, ¡parecía que no iba a acabar </w:t>
-      </w:r>
-      <w:proofErr w:type="gramStart"/>
-      <w:r>
-        <w:rPr>
-          <w:rFonts w:ascii="Aptos Serif" w:eastAsia="Bookman Old Style,Times New Rom" w:hAnsi="Aptos Serif" w:cs="Aptos Serif"/>
-          <w:sz w:val="24"/>
-          <w:szCs w:val="24"/>
-        </w:rPr>
-        <w:t>nunca!–</w:t>
-      </w:r>
-      <w:proofErr w:type="gramEnd"/>
-      <w:r>
-        <w:rPr>
-          <w:rFonts w:ascii="Aptos Serif" w:eastAsia="Bookman Old Style,Times New Rom" w:hAnsi="Aptos Serif" w:cs="Aptos Serif"/>
-          <w:sz w:val="24"/>
-          <w:szCs w:val="24"/>
-        </w:rPr>
-        <w:t xml:space="preserve">, </w:t>
+        <w:t xml:space="preserve">scuche usted, si hay algo que deja marcas en la tierra y en la memoria de la gente, son las guerras. Y aquella, la que llamaron la Guerra de los Mil Días –y bien puestos que le quedaron los días, ¡parecía que no iba a acabar nunca!–, </w:t>
       </w:r>
       <w:r>
         <w:rPr>
@@ -13468,25 +13450,7 @@
           <w:szCs w:val="24"/>
         </w:rPr>
         <w:lastRenderedPageBreak/>
-        <w:t xml:space="preserve">Y el nombre prendió. Se pegó a la loma como la maleza después del invierno. Los viejos empezaron a llamarla así, los muchachos la señalaban con un poco de miedo respetuoso, y hasta los arrieros, cuando pasaban a lo lejos, decían: "Allá está La Loma del Muerto". Dicen las lenguas, </w:t>
-      </w:r>
-      <w:proofErr w:type="gramStart"/>
-      <w:r>
-        <w:rPr>
-          <w:rFonts w:ascii="Aptos Serif" w:eastAsia="Bookman Old Style,Times New Rom" w:hAnsi="Aptos Serif" w:cs="Aptos Serif"/>
-          <w:sz w:val="24"/>
-          <w:szCs w:val="24"/>
-        </w:rPr>
-        <w:t>que</w:t>
-      </w:r>
-      <w:proofErr w:type="gramEnd"/>
-      <w:r>
-        <w:rPr>
-          <w:rFonts w:ascii="Aptos Serif" w:eastAsia="Bookman Old Style,Times New Rom" w:hAnsi="Aptos Serif" w:cs="Aptos Serif"/>
-          <w:sz w:val="24"/>
-          <w:szCs w:val="24"/>
-        </w:rPr>
-        <w:t xml:space="preserve"> en las noches muy quietas, si uno presta atención, el viento que sopla por esa cumbre suena a veces como un lamento, o quizás es solo el monte quejándose de las historias que le tocó guardar.</w:t>
+        <w:t>Y el nombre prendió. Se pegó a la loma como la maleza después del invierno. Los viejos empezaron a llamarla así, los muchachos la señalaban con un poco de miedo respetuoso, y hasta los arrieros, cuando pasaban a lo lejos, decían: "Allá está La Loma del Muerto". Dicen las lenguas, que en las noches muy quietas, si uno presta atención, el viento que sopla por esa cumbre suena a veces como un lamento, o quizás es solo el monte quejándose de las historias que le tocó guardar.</w:t>
       </w:r>
     </w:p>
     <w:p>
@@ -13505,25 +13469,7 @@
           <w:sz w:val="24"/>
           <w:szCs w:val="24"/>
         </w:rPr>
-        <w:t xml:space="preserve">El caso es que ahí sigue la loma, con su nombre. Ya no es solo la Loma del Quitasol para la mayoría. Es La Loma del Muerto. Un pedazo de tierra que guarda la memoria de un soldado desconocido, perdido en una guerra vieja, y que le dio su nombre a un lugar para que nadie olvidara, del todo, </w:t>
-      </w:r>
-      <w:proofErr w:type="gramStart"/>
-      <w:r>
-        <w:rPr>
-          <w:rFonts w:ascii="Aptos Serif" w:eastAsia="Bookman Old Style,Times New Rom" w:hAnsi="Aptos Serif" w:cs="Aptos Serif"/>
-          <w:sz w:val="24"/>
-          <w:szCs w:val="24"/>
-        </w:rPr>
-        <w:t>que</w:t>
-      </w:r>
-      <w:proofErr w:type="gramEnd"/>
-      <w:r>
-        <w:rPr>
-          <w:rFonts w:ascii="Aptos Serif" w:eastAsia="Bookman Old Style,Times New Rom" w:hAnsi="Aptos Serif" w:cs="Aptos Serif"/>
-          <w:sz w:val="24"/>
-          <w:szCs w:val="24"/>
-        </w:rPr>
-        <w:t xml:space="preserve"> por allí, un día, la muerte puso pie y se quedó, marcada en el paisaje con un nombre que suena a tumba solitaria. Y así será, me imagino, hasta que el tiempo borre los nombres y las lomas.</w:t>
+        <w:t>El caso es que ahí sigue la loma, con su nombre. Ya no es solo la Loma del Quitasol para la mayoría. Es La Loma del Muerto. Un pedazo de tierra que guarda la memoria de un soldado desconocido, perdido en una guerra vieja, y que le dio su nombre a un lugar para que nadie olvidara, del todo, que por allí, un día, la muerte puso pie y se quedó, marcada en el paisaje con un nombre que suena a tumba solitaria. Y así será, me imagino, hasta que el tiempo borre los nombres y las lomas.</w:t>
       </w:r>
     </w:p>
     <w:p>
@@ -15849,27 +15795,7 @@
           <w:szCs w:val="24"/>
           <w:lang w:val="es-ES"/>
         </w:rPr>
-        <w:t xml:space="preserve">n el tiempo antiguo, en </w:t>
-      </w:r>
-      <w:proofErr w:type="gramStart"/>
-      <w:r>
-        <w:rPr>
-          <w:rFonts w:ascii="Aptos Serif" w:eastAsia="Bookman Old Style,Times New Rom" w:hAnsi="Aptos Serif" w:cs="Aptos Serif"/>
-          <w:sz w:val="24"/>
-          <w:szCs w:val="24"/>
-          <w:lang w:val="es-ES"/>
-        </w:rPr>
-        <w:t>la el</w:t>
-      </w:r>
-      <w:proofErr w:type="gramEnd"/>
-      <w:r>
-        <w:rPr>
-          <w:rFonts w:ascii="Aptos Serif" w:eastAsia="Bookman Old Style,Times New Rom" w:hAnsi="Aptos Serif" w:cs="Aptos Serif"/>
-          <w:sz w:val="24"/>
-          <w:szCs w:val="24"/>
-          <w:lang w:val="es-ES"/>
-        </w:rPr>
-        <w:t xml:space="preserve"> sitio conocido como Chucunes, vivía una familia de agricultores pobres, una noche se </w:t>
+        <w:t xml:space="preserve">n el tiempo antiguo, en la el sitio conocido como Chucunes, vivía una familia de agricultores pobres, una noche se </w:t>
       </w:r>
       <w:r>
         <w:rPr>
@@ -18523,6 +18449,51 @@
         </w:rPr>
         <w:lastRenderedPageBreak/>
         <w:t>que se cargaban por el cañón y una munición grande como del tamaño de una bola de molino lo sacrificaban y en el sitio lo despostaban cuidando que los demás de la manada no atacasen ya que no dejaban de ser peligrosos.</w:t>
+      </w:r>
+    </w:p>
+    <w:p>
+      <w:pPr>
+        <w:spacing w:line="360" w:lineRule="auto"/>
+        <w:jc w:val="both"/>
+        <w:rPr>
+          <w:rFonts w:ascii="Aptos Serif" w:eastAsia="Bookman Old Style,Times New Rom" w:hAnsi="Aptos Serif" w:cs="Aptos Serif"/>
+          <w:sz w:val="24"/>
+          <w:szCs w:val="24"/>
+          <w:lang w:val="es-ES"/>
+        </w:rPr>
+      </w:pPr>
+    </w:p>
+    <w:p>
+      <w:pPr>
+        <w:spacing w:line="360" w:lineRule="auto"/>
+        <w:jc w:val="both"/>
+        <w:rPr>
+          <w:rFonts w:ascii="Aptos Serif" w:eastAsia="Bookman Old Style,Times New Rom" w:hAnsi="Aptos Serif" w:cs="Aptos Serif"/>
+          <w:sz w:val="24"/>
+          <w:szCs w:val="24"/>
+          <w:lang w:val="es-ES"/>
+        </w:rPr>
+      </w:pPr>
+    </w:p>
+    <w:p>
+      <w:pPr>
+        <w:spacing w:line="360" w:lineRule="auto"/>
+        <w:jc w:val="both"/>
+        <w:rPr>
+          <w:rFonts w:ascii="Aptos Serif" w:eastAsia="Bookman Old Style,Times New Rom" w:hAnsi="Aptos Serif" w:cs="Aptos Serif"/>
+          <w:sz w:val="24"/>
+          <w:szCs w:val="24"/>
+          <w:lang w:val="es-ES"/>
+        </w:rPr>
+      </w:pPr>
+      <w:r>
+        <w:rPr>
+          <w:rFonts w:ascii="Aptos Serif" w:eastAsia="Bookman Old Style,Times New Rom" w:hAnsi="Aptos Serif" w:cs="Aptos Serif"/>
+          <w:sz w:val="24"/>
+          <w:szCs w:val="24"/>
+          <w:lang w:val="es-ES"/>
+        </w:rPr>
+        <w:t>Har un capitulo de las moliendas, cuando el abuelo molía la caña</w:t>
       </w:r>
     </w:p>
     <w:p>
@@ -20142,6 +20113,7 @@
   <w:style w:type="character" w:default="1" w:styleId="Fuentedeprrafopredeter">
     <w:name w:val="Default Paragraph Font"/>
     <w:uiPriority w:val="1"/>
+    <w:semiHidden/>
     <w:unhideWhenUsed/>
   </w:style>
   <w:style w:type="table" w:default="1" w:styleId="Tablanormal">

--- a/Historia escrita por Juan Carlos Reyes Guerrero_sinformato.docx
+++ b/Historia escrita por Juan Carlos Reyes Guerrero_sinformato.docx
@@ -1885,7 +1885,7 @@
               </wp:anchor>
             </w:drawing>
           </mc:Choice>
-          <mc:Fallback xmlns:wp14="http://schemas.microsoft.com/office/word/2010/wordml" xmlns:a="http://schemas.openxmlformats.org/drawingml/2006/main">
+          <mc:Fallback xmlns:a="http://schemas.openxmlformats.org/drawingml/2006/main" xmlns:wp14="http://schemas.microsoft.com/office/word/2010/wordml">
             <w:pict w14:anchorId="75345867">
               <v:rect id="Rectángulo 44" style="position:absolute;margin-left:0;margin-top:-25.9pt;width:99.65pt;height:12.65pt;z-index:251689984;visibility:visible;mso-wrap-style:square;mso-wrap-distance-left:9pt;mso-wrap-distance-top:0;mso-wrap-distance-right:9pt;mso-wrap-distance-bottom:0;mso-position-horizontal:left;mso-position-horizontal-relative:margin;mso-position-vertical:absolute;mso-position-vertical-relative:text;v-text-anchor:middle" o:spid="_x0000_s1026" fillcolor="white [3212]" stroked="f" strokeweight="1pt" w14:anchorId="15DBEFE4" o:gfxdata="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">
                 <w10:wrap anchorx="margin"/>
@@ -18494,6 +18494,27 @@
           <w:lang w:val="es-ES"/>
         </w:rPr>
         <w:t>Har un capitulo de las moliendas, cuando el abuelo molía la caña</w:t>
+      </w:r>
+    </w:p>
+    <w:p>
+      <w:pPr>
+        <w:spacing w:line="360" w:lineRule="auto"/>
+        <w:jc w:val="both"/>
+        <w:rPr>
+          <w:rFonts w:ascii="Aptos Serif" w:eastAsia="Bookman Old Style,Times New Rom" w:hAnsi="Aptos Serif" w:cs="Aptos Serif"/>
+          <w:sz w:val="24"/>
+          <w:szCs w:val="24"/>
+          <w:lang w:val="es-ES"/>
+        </w:rPr>
+      </w:pPr>
+      <w:r>
+        <w:rPr>
+          <w:rFonts w:ascii="Aptos Serif" w:eastAsia="Bookman Old Style,Times New Rom" w:hAnsi="Aptos Serif" w:cs="Aptos Serif"/>
+          <w:sz w:val="24"/>
+          <w:szCs w:val="24"/>
+          <w:lang w:val="es-ES"/>
+        </w:rPr>
+        <w:t>Las cosechas de maiz del alto, las moras de castilla, los motilones, los piojos, los moquillos</w:t>
       </w:r>
     </w:p>
     <w:p>

--- a/Historia escrita por Juan Carlos Reyes Guerrero_sinformato.docx
+++ b/Historia escrita por Juan Carlos Reyes Guerrero_sinformato.docx
@@ -5674,7 +5674,25 @@
                 <w:noProof/>
                 <w:lang w:val="es-ES"/>
               </w:rPr>
-              <w:t>El horno se lo prendía después de tener el primer tanque o bunque de guarapo, para llenar ese bunque se levantaban a las 1 de la mañana o se dejaba moliendo el da anterior para llegar a prender el horno y que rindiera el día.  A la una de la madrugada se escuchaba Ondas del Orteguaza, de las pocas emisoras que se sintonizaba en los radios de pilas multibandas.</w:t>
+              <w:t>El horno se lo prendía después de tener el primer tanque o bunque de guarapo, para llenar ese bunque se levantaban a las 1 de la mañana o se d</w:t>
+            </w:r>
+            <w:r>
+              <w:rPr>
+                <w:rStyle w:val="Hipervnculo"/>
+                <w:rFonts w:ascii="Aptos Serif" w:eastAsia="Bookman Old Style,Times New Rom" w:hAnsi="Aptos Serif" w:cs="Aptos Serif"/>
+                <w:noProof/>
+                <w:lang w:val="es-ES"/>
+              </w:rPr>
+              <w:t>e</w:t>
+            </w:r>
+            <w:r>
+              <w:rPr>
+                <w:rStyle w:val="Hipervnculo"/>
+                <w:rFonts w:ascii="Aptos Serif" w:eastAsia="Bookman Old Style,Times New Rom" w:hAnsi="Aptos Serif" w:cs="Aptos Serif"/>
+                <w:noProof/>
+                <w:lang w:val="es-ES"/>
+              </w:rPr>
+              <w:t>jaba moliendo el da anterior para llegar a prender el horno y que rindiera el día.  A la una de la madrugada se escuchaba Ondas del Orteguaza, de las pocas emisoras que se sintonizaba en los radios de pilas multibandas.</w:t>
             </w:r>
             <w:r>
               <w:rPr>
@@ -7929,27 +7947,7 @@
           <w:szCs w:val="24"/>
           <w:lang w:val="es-ES"/>
         </w:rPr>
-        <w:t xml:space="preserve"> a los comerciantes y habitantes de la región entre las selvas húmedas y tropicales de Barbacoas y los gélidos páramos de </w:t>
-      </w:r>
-      <w:proofErr w:type="spellStart"/>
-      <w:r>
-        <w:rPr>
-          <w:rFonts w:ascii="Aptos Serif" w:eastAsia="Bookman Old Style,Times New Rom" w:hAnsi="Aptos Serif" w:cs="Aptos Serif"/>
-          <w:sz w:val="24"/>
-          <w:szCs w:val="24"/>
-          <w:lang w:val="es-ES"/>
-        </w:rPr>
-        <w:t>Chambú</w:t>
-      </w:r>
-      <w:proofErr w:type="spellEnd"/>
-      <w:r>
-        <w:rPr>
-          <w:rFonts w:ascii="Aptos Serif" w:eastAsia="Bookman Old Style,Times New Rom" w:hAnsi="Aptos Serif" w:cs="Aptos Serif"/>
-          <w:sz w:val="24"/>
-          <w:szCs w:val="24"/>
-          <w:lang w:val="es-ES"/>
-        </w:rPr>
-        <w:t xml:space="preserve">, el ejército siempre </w:t>
+        <w:t xml:space="preserve"> a los comerciantes y habitantes de la región entre las selvas húmedas y tropicales de Barbacoas y los gélidos páramos de Chambú, el ejército siempre </w:t>
       </w:r>
       <w:r>
         <w:rPr>
@@ -7996,27 +7994,7 @@
           <w:szCs w:val="24"/>
           <w:lang w:val="es-ES"/>
         </w:rPr>
-        <w:t xml:space="preserve">Una ocasión, el ejército le preparó una emboscada cerca de </w:t>
-      </w:r>
-      <w:proofErr w:type="spellStart"/>
-      <w:r>
-        <w:rPr>
-          <w:rFonts w:ascii="Aptos Serif" w:eastAsia="Bookman Old Style,Times New Rom" w:hAnsi="Aptos Serif" w:cs="Aptos Serif"/>
-          <w:sz w:val="24"/>
-          <w:szCs w:val="24"/>
-          <w:lang w:val="es-ES"/>
-        </w:rPr>
-        <w:t>Chambú</w:t>
-      </w:r>
-      <w:proofErr w:type="spellEnd"/>
-      <w:r>
-        <w:rPr>
-          <w:rFonts w:ascii="Aptos Serif" w:eastAsia="Bookman Old Style,Times New Rom" w:hAnsi="Aptos Serif" w:cs="Aptos Serif"/>
-          <w:sz w:val="24"/>
-          <w:szCs w:val="24"/>
-          <w:lang w:val="es-ES"/>
-        </w:rPr>
-        <w:t>, no lo capturaron inmediatamente, encontró la forma de engañarlos y salir en fuga junto son sus hombres y “La Maravilla”, los hombres del ejército preparados para lidiar con Collazos no se dejaron amedrentar y lo seguían muy de cerca, como un perro siguiendo a un conejo, Collazos al verse acorralado enterraba sus tesoros en los matorrales del camino para alivianar el peso de sus caballos y así por mucho tiempo durante la persecución. Los hombres y las bestias</w:t>
+        <w:t>Una ocasión, el ejército le preparó una emboscada cerca de Chambú, no lo capturaron inmediatamente, encontró la forma de engañarlos y salir en fuga junto son sus hombres y “La Maravilla”, los hombres del ejército preparados para lidiar con Collazos no se dejaron amedrentar y lo seguían muy de cerca, como un perro siguiendo a un conejo, Collazos al verse acorralado enterraba sus tesoros en los matorrales del camino para alivianar el peso de sus caballos y así por mucho tiempo durante la persecución. Los hombres y las bestias</w:t>
       </w:r>
       <w:r>
         <w:rPr>
@@ -9154,27 +9132,7 @@
           <w:szCs w:val="24"/>
           <w:lang w:val="es-ES"/>
         </w:rPr>
-        <w:t xml:space="preserve">, una virgen de tamaño </w:t>
-      </w:r>
-      <w:proofErr w:type="gramStart"/>
-      <w:r>
-        <w:rPr>
-          <w:rFonts w:ascii="Aptos Serif" w:eastAsia="Bookman Old Style,Times New Rom" w:hAnsi="Aptos Serif" w:cs="Aptos Serif"/>
-          <w:sz w:val="24"/>
-          <w:szCs w:val="24"/>
-          <w:lang w:val="es-ES"/>
-        </w:rPr>
-        <w:t>pequeño</w:t>
-      </w:r>
-      <w:proofErr w:type="gramEnd"/>
-      <w:r>
-        <w:rPr>
-          <w:rFonts w:ascii="Aptos Serif" w:eastAsia="Bookman Old Style,Times New Rom" w:hAnsi="Aptos Serif" w:cs="Aptos Serif"/>
-          <w:sz w:val="24"/>
-          <w:szCs w:val="24"/>
-          <w:lang w:val="es-ES"/>
-        </w:rPr>
-        <w:t xml:space="preserve"> pero de una gran devoción y fe por los habitantes de la vereda.  Según quien fuera el o los fiesteros, quienes se encargarían de todo lo relacionado con la fiesta de ese año, las vísperas se anticipaban uno o dos días, se anunciaba a los cuatro vientos, con anuncios en carros, estallidos de pólvora, orquestas, entonces la gente decía:</w:t>
+        <w:t>, una virgen de tamaño pequeño pero de una gran devoción y fe por los habitantes de la vereda.  Según quien fuera el o los fiesteros, quienes se encargarían de todo lo relacionado con la fiesta de ese año, las vísperas se anticipaban uno o dos días, se anunciaba a los cuatro vientos, con anuncios en carros, estallidos de pólvora, orquestas, entonces la gente decía:</w:t>
       </w:r>
     </w:p>
     <w:p>
@@ -9505,7 +9463,6 @@
         </w:rPr>
         <w:t>“</w:t>
       </w:r>
-      <w:proofErr w:type="gramStart"/>
       <w:r>
         <w:rPr>
           <w:rFonts w:ascii="Aptos Serif" w:eastAsia="Bookman Old Style,Times New Rom" w:hAnsi="Aptos Serif" w:cs="Aptos Serif"/>
@@ -9515,7 +9472,6 @@
         </w:rPr>
         <w:t>Paisa</w:t>
       </w:r>
-      <w:proofErr w:type="gramEnd"/>
       <w:r>
         <w:rPr>
           <w:rFonts w:ascii="Aptos Serif" w:eastAsia="Bookman Old Style,Times New Rom" w:hAnsi="Aptos Serif" w:cs="Aptos Serif"/>
@@ -9543,7 +9499,6 @@
         </w:rPr>
         <w:t>“</w:t>
       </w:r>
-      <w:proofErr w:type="gramStart"/>
       <w:r>
         <w:rPr>
           <w:rFonts w:ascii="Aptos Serif" w:eastAsia="Bookman Old Style,Times New Rom" w:hAnsi="Aptos Serif" w:cs="Aptos Serif"/>
@@ -9553,7 +9508,6 @@
         </w:rPr>
         <w:t>Paisa</w:t>
       </w:r>
-      <w:proofErr w:type="gramEnd"/>
       <w:r>
         <w:rPr>
           <w:rFonts w:ascii="Aptos Serif" w:eastAsia="Bookman Old Style,Times New Rom" w:hAnsi="Aptos Serif" w:cs="Aptos Serif"/>
@@ -9725,7 +9679,6 @@
         </w:rPr>
         <w:t>“</w:t>
       </w:r>
-      <w:proofErr w:type="gramStart"/>
       <w:r>
         <w:rPr>
           <w:rFonts w:ascii="Aptos Serif" w:eastAsia="Bookman Old Style,Times New Rom" w:hAnsi="Aptos Serif" w:cs="Aptos Serif"/>
@@ -9735,7 +9688,6 @@
         </w:rPr>
         <w:t>Paisa</w:t>
       </w:r>
-      <w:proofErr w:type="gramEnd"/>
       <w:r>
         <w:rPr>
           <w:rFonts w:ascii="Aptos Serif" w:eastAsia="Bookman Old Style,Times New Rom" w:hAnsi="Aptos Serif" w:cs="Aptos Serif"/>
@@ -10033,27 +9985,7 @@
           <w:szCs w:val="24"/>
           <w:lang w:val="es-ES"/>
         </w:rPr>
-        <w:t xml:space="preserve"> con tantas vueltas que no se distinguía la </w:t>
-      </w:r>
-      <w:proofErr w:type="gramStart"/>
-      <w:r>
-        <w:rPr>
-          <w:rFonts w:ascii="Aptos Serif" w:eastAsia="Bookman Old Style,Times New Rom" w:hAnsi="Aptos Serif" w:cs="Aptos Serif"/>
-          <w:sz w:val="24"/>
-          <w:szCs w:val="24"/>
-          <w:lang w:val="es-ES"/>
-        </w:rPr>
-        <w:t>piel hecho</w:t>
-      </w:r>
-      <w:proofErr w:type="gramEnd"/>
-      <w:r>
-        <w:rPr>
-          <w:rFonts w:ascii="Aptos Serif" w:eastAsia="Bookman Old Style,Times New Rom" w:hAnsi="Aptos Serif" w:cs="Aptos Serif"/>
-          <w:sz w:val="24"/>
-          <w:szCs w:val="24"/>
-          <w:lang w:val="es-ES"/>
-        </w:rPr>
-        <w:t xml:space="preserve"> de pepas de </w:t>
+        <w:t xml:space="preserve"> con tantas vueltas que no se distinguía la piel hecho de pepas de </w:t>
       </w:r>
       <w:proofErr w:type="spellStart"/>
       <w:r>
@@ -10863,9 +10795,23 @@
           <w:szCs w:val="24"/>
           <w:lang w:val="es-ES"/>
         </w:rPr>
-        <w:t xml:space="preserve">morcilla lo </w:t>
-      </w:r>
-      <w:proofErr w:type="gramStart"/>
+        <w:t>morcilla lo voy hacer</w:t>
+      </w:r>
+    </w:p>
+    <w:p>
+      <w:pPr>
+        <w:widowControl w:val="0"/>
+        <w:spacing w:after="0" w:line="360" w:lineRule="auto"/>
+        <w:ind w:left="2832"/>
+        <w:jc w:val="both"/>
+        <w:rPr>
+          <w:rFonts w:ascii="Aptos Serif" w:eastAsia="Arial Unicode MS" w:hAnsi="Aptos Serif" w:cs="Aptos Serif"/>
+          <w:sz w:val="24"/>
+          <w:szCs w:val="24"/>
+          <w:lang w:val="es-ES"/>
+        </w:rPr>
+      </w:pPr>
+      <w:proofErr w:type="spellStart"/>
       <w:r>
         <w:rPr>
           <w:rFonts w:ascii="Aptos Serif" w:eastAsia="Bookman Old Style,Times New Rom" w:hAnsi="Aptos Serif" w:cs="Aptos Serif"/>
@@ -10875,9 +10821,9 @@
           <w:szCs w:val="24"/>
           <w:lang w:val="es-ES"/>
         </w:rPr>
-        <w:t>voy</w:t>
-      </w:r>
-      <w:proofErr w:type="gramEnd"/>
+        <w:t>chilangua</w:t>
+      </w:r>
+      <w:proofErr w:type="spellEnd"/>
       <w:r>
         <w:rPr>
           <w:rFonts w:ascii="Aptos Serif" w:eastAsia="Bookman Old Style,Times New Rom" w:hAnsi="Aptos Serif" w:cs="Aptos Serif"/>
@@ -10887,44 +10833,6 @@
           <w:szCs w:val="24"/>
           <w:lang w:val="es-ES"/>
         </w:rPr>
-        <w:t xml:space="preserve"> hacer</w:t>
-      </w:r>
-    </w:p>
-    <w:p>
-      <w:pPr>
-        <w:widowControl w:val="0"/>
-        <w:spacing w:after="0" w:line="360" w:lineRule="auto"/>
-        <w:ind w:left="2832"/>
-        <w:jc w:val="both"/>
-        <w:rPr>
-          <w:rFonts w:ascii="Aptos Serif" w:eastAsia="Arial Unicode MS" w:hAnsi="Aptos Serif" w:cs="Aptos Serif"/>
-          <w:sz w:val="24"/>
-          <w:szCs w:val="24"/>
-          <w:lang w:val="es-ES"/>
-        </w:rPr>
-      </w:pPr>
-      <w:proofErr w:type="spellStart"/>
-      <w:r>
-        <w:rPr>
-          <w:rFonts w:ascii="Aptos Serif" w:eastAsia="Bookman Old Style,Times New Rom" w:hAnsi="Aptos Serif" w:cs="Aptos Serif"/>
-          <w:i/>
-          <w:iCs/>
-          <w:sz w:val="24"/>
-          <w:szCs w:val="24"/>
-          <w:lang w:val="es-ES"/>
-        </w:rPr>
-        <w:t>chilangua</w:t>
-      </w:r>
-      <w:proofErr w:type="spellEnd"/>
-      <w:r>
-        <w:rPr>
-          <w:rFonts w:ascii="Aptos Serif" w:eastAsia="Bookman Old Style,Times New Rom" w:hAnsi="Aptos Serif" w:cs="Aptos Serif"/>
-          <w:i/>
-          <w:iCs/>
-          <w:sz w:val="24"/>
-          <w:szCs w:val="24"/>
-          <w:lang w:val="es-ES"/>
-        </w:rPr>
         <w:t xml:space="preserve"> le voy a echar”</w:t>
       </w:r>
     </w:p>
@@ -11063,27 +10971,7 @@
           <w:szCs w:val="24"/>
           <w:lang w:val="es-ES"/>
         </w:rPr>
-        <w:t xml:space="preserve">Para tapar su crimen, metió los restos inertes en un costal y las tiro debajo de una alcantarilla de aguas lluvias, pero como todo entre el cielo y la tierra todo se sabe, los pobladores se enteraron y dieron aviso a la policía, después de ser detenida la llevaban a la cárcel del pueblo de </w:t>
-      </w:r>
-      <w:proofErr w:type="spellStart"/>
-      <w:r>
-        <w:rPr>
-          <w:rFonts w:ascii="Aptos Serif" w:eastAsia="Bookman Old Style,Times New Rom" w:hAnsi="Aptos Serif" w:cs="Aptos Serif"/>
-          <w:sz w:val="24"/>
-          <w:szCs w:val="24"/>
-          <w:lang w:val="es-ES"/>
-        </w:rPr>
-        <w:t>Piedrancha</w:t>
-      </w:r>
-      <w:proofErr w:type="spellEnd"/>
-      <w:r>
-        <w:rPr>
-          <w:rFonts w:ascii="Aptos Serif" w:eastAsia="Bookman Old Style,Times New Rom" w:hAnsi="Aptos Serif" w:cs="Aptos Serif"/>
-          <w:sz w:val="24"/>
-          <w:szCs w:val="24"/>
-          <w:lang w:val="es-ES"/>
-        </w:rPr>
-        <w:t xml:space="preserve"> arrastrando los grilletes que ataban sus manos y tobillos con gruesas cadenas de hierro como reo a su sentencia, delante de ella iba en las mismas condiciones a la chismosa.  En el calabozo se escuchaban quejidos y lamentos lastimeros que los otros reos se acurrucaban y juntaban por el miedo que calaba los huesos y el alma; Así duro durante toda la noche. Al amanecer encontraron muerta a la </w:t>
+        <w:t xml:space="preserve">Para tapar su crimen, metió los restos inertes en un costal y las tiro debajo de una alcantarilla de aguas lluvias, pero como todo entre el cielo y la tierra todo se sabe, los pobladores se enteraron y dieron aviso a la policía, después de ser detenida la llevaban a la cárcel del pueblo de Piedrancha arrastrando los grilletes que ataban sus manos y tobillos con gruesas cadenas de hierro como reo a su sentencia, delante de ella iba en las mismas condiciones a la chismosa.  En el calabozo se escuchaban quejidos y lamentos lastimeros que los otros reos se acurrucaban y juntaban por el miedo que calaba los huesos y el alma; Así duro durante toda la noche. Al amanecer encontraron muerta a la </w:t>
       </w:r>
       <w:proofErr w:type="spellStart"/>
       <w:r>
@@ -11322,56 +11210,16 @@
           <w:szCs w:val="24"/>
           <w:lang w:val="es-ES"/>
         </w:rPr>
-        <w:t xml:space="preserve">una tarde lluviosa, de esas que cae como si el cielo se hubiera roto, contaba la Tía Rosario que cuando tenía más o menos quince años, en </w:t>
-      </w:r>
-      <w:proofErr w:type="spellStart"/>
-      <w:r>
-        <w:rPr>
-          <w:rFonts w:ascii="Aptos Serif" w:eastAsia="Bookman Old Style,Times New Rom" w:hAnsi="Aptos Serif" w:cs="Aptos Serif"/>
-          <w:sz w:val="24"/>
-          <w:szCs w:val="24"/>
-          <w:lang w:val="es-ES"/>
-        </w:rPr>
-        <w:t>Piedrancha</w:t>
-      </w:r>
-      <w:proofErr w:type="spellEnd"/>
-      <w:r>
-        <w:rPr>
-          <w:rFonts w:ascii="Aptos Serif" w:eastAsia="Bookman Old Style,Times New Rom" w:hAnsi="Aptos Serif" w:cs="Aptos Serif"/>
-          <w:sz w:val="24"/>
-          <w:szCs w:val="24"/>
-          <w:lang w:val="es-ES"/>
-        </w:rPr>
-        <w:t xml:space="preserve"> había un cura bonachón, gordo de la buena comida </w:t>
-      </w:r>
-      <w:r>
-        <w:rPr>
-          <w:rFonts w:ascii="Aptos Serif" w:eastAsia="Bookman Old Style,Times New Rom" w:hAnsi="Aptos Serif" w:cs="Aptos Serif"/>
-          <w:sz w:val="24"/>
-          <w:szCs w:val="24"/>
-          <w:lang w:val="es-ES"/>
-        </w:rPr>
-        <w:t xml:space="preserve">que vivía con una sobrina según decía el que era su parentesco, la señora contaba con tres </w:t>
-      </w:r>
-      <w:proofErr w:type="gramStart"/>
-      <w:r>
-        <w:rPr>
-          <w:rFonts w:ascii="Aptos Serif" w:eastAsia="Bookman Old Style,Times New Rom" w:hAnsi="Aptos Serif" w:cs="Aptos Serif"/>
-          <w:sz w:val="24"/>
-          <w:szCs w:val="24"/>
-          <w:lang w:val="es-ES"/>
-        </w:rPr>
-        <w:t>hijos</w:t>
-      </w:r>
-      <w:proofErr w:type="gramEnd"/>
-      <w:r>
-        <w:rPr>
-          <w:rFonts w:ascii="Aptos Serif" w:eastAsia="Bookman Old Style,Times New Rom" w:hAnsi="Aptos Serif" w:cs="Aptos Serif"/>
-          <w:sz w:val="24"/>
-          <w:szCs w:val="24"/>
-          <w:lang w:val="es-ES"/>
-        </w:rPr>
-        <w:t xml:space="preserve"> pero no se le conocía marido alguno como tampoco la visitaba o pretendía ningún hombre. El sacerdote era de buena palabra y sermón, afable con sus feligreses y cuidaba de la iglesia.</w:t>
+        <w:t xml:space="preserve">una tarde lluviosa, de esas que cae como si el cielo se hubiera roto, contaba la Tía Rosario que cuando tenía más o menos quince años, en Piedrancha había un cura bonachón, gordo de la buena comida </w:t>
+      </w:r>
+      <w:r>
+        <w:rPr>
+          <w:rFonts w:ascii="Aptos Serif" w:eastAsia="Bookman Old Style,Times New Rom" w:hAnsi="Aptos Serif" w:cs="Aptos Serif"/>
+          <w:sz w:val="24"/>
+          <w:szCs w:val="24"/>
+          <w:lang w:val="es-ES"/>
+        </w:rPr>
+        <w:t>que vivía con una sobrina según decía el que era su parentesco, la señora contaba con tres hijos pero no se le conocía marido alguno como tampoco la visitaba o pretendía ningún hombre. El sacerdote era de buena palabra y sermón, afable con sus feligreses y cuidaba de la iglesia.</w:t>
       </w:r>
       <w:r>
         <w:rPr>
@@ -11755,27 +11603,7 @@
           <w:szCs w:val="24"/>
           <w:lang w:val="es-ES"/>
         </w:rPr>
-        <w:t xml:space="preserve">Cuando este Cura y su familia pasaba por el sector de </w:t>
-      </w:r>
-      <w:proofErr w:type="spellStart"/>
-      <w:r>
-        <w:rPr>
-          <w:rFonts w:ascii="Aptos Serif" w:eastAsia="Bookman Old Style,Times New Rom" w:hAnsi="Aptos Serif" w:cs="Aptos Serif"/>
-          <w:sz w:val="24"/>
-          <w:szCs w:val="24"/>
-          <w:lang w:val="es-ES"/>
-        </w:rPr>
-        <w:t>Chambú</w:t>
-      </w:r>
-      <w:proofErr w:type="spellEnd"/>
-      <w:r>
-        <w:rPr>
-          <w:rFonts w:ascii="Aptos Serif" w:eastAsia="Bookman Old Style,Times New Rom" w:hAnsi="Aptos Serif" w:cs="Aptos Serif"/>
-          <w:sz w:val="24"/>
-          <w:szCs w:val="24"/>
-          <w:lang w:val="es-ES"/>
-        </w:rPr>
-        <w:t>, hay un punto donde se divisa el cañón del rio Guabo, allí se giró con su cabalgadura y mirando hacia el cañón dijo.</w:t>
+        <w:t>Cuando este Cura y su familia pasaba por el sector de Chambú, hay un punto donde se divisa el cañón del rio Guabo, allí se giró con su cabalgadura y mirando hacia el cañón dijo.</w:t>
       </w:r>
     </w:p>
     <w:p>
@@ -12082,7 +11910,16 @@
           <w:szCs w:val="24"/>
           <w:lang w:val="es-ES"/>
         </w:rPr>
-        <w:t xml:space="preserve">Las familias ante esta situación, al ver que no había comida, los niños desnutridos comenzaron a comercializar con lo poco que tenían hacia el pueblo vecino de </w:t>
+        <w:t>Las familias ante esta situación, al ver que no había comida, los niños desnutridos comenzaron a comercializar con lo poco que tenían hacia el pueblo vecino de Altaquer</w:t>
+      </w:r>
+      <w:r>
+        <w:rPr>
+          <w:rFonts w:ascii="Aptos Serif" w:eastAsia="Bookman Old Style,Times New Rom" w:hAnsi="Aptos Serif" w:cs="Aptos Serif"/>
+          <w:sz w:val="24"/>
+          <w:szCs w:val="24"/>
+          <w:lang w:val="es-ES"/>
+        </w:rPr>
+        <w:t xml:space="preserve"> donde Vivian los indígenas </w:t>
       </w:r>
       <w:proofErr w:type="spellStart"/>
       <w:r>
@@ -12092,7 +11929,7 @@
           <w:szCs w:val="24"/>
           <w:lang w:val="es-ES"/>
         </w:rPr>
-        <w:t>Altaquer</w:t>
+        <w:t>Cuaiqueres</w:t>
       </w:r>
       <w:proofErr w:type="spellEnd"/>
       <w:r>
@@ -12102,7 +11939,7 @@
           <w:szCs w:val="24"/>
           <w:lang w:val="es-ES"/>
         </w:rPr>
-        <w:t xml:space="preserve"> donde Vivian los indígenas </w:t>
+        <w:t xml:space="preserve"> hoy conocidos como la Comunidad Indígena </w:t>
       </w:r>
       <w:proofErr w:type="spellStart"/>
       <w:r>
@@ -12112,6 +11949,119 @@
           <w:szCs w:val="24"/>
           <w:lang w:val="es-ES"/>
         </w:rPr>
+        <w:t>Awa</w:t>
+      </w:r>
+      <w:proofErr w:type="spellEnd"/>
+      <w:r>
+        <w:rPr>
+          <w:rFonts w:ascii="Aptos Serif" w:eastAsia="Bookman Old Style,Times New Rom" w:hAnsi="Aptos Serif" w:cs="Aptos Serif"/>
+          <w:sz w:val="24"/>
+          <w:szCs w:val="24"/>
+          <w:lang w:val="es-ES"/>
+        </w:rPr>
+        <w:t xml:space="preserve">, pueblo ancestral. Ellos sembraban el chiro, una especie de plátano no más de diez centímetros de </w:t>
+      </w:r>
+      <w:r>
+        <w:rPr>
+          <w:rFonts w:ascii="Aptos Serif" w:eastAsia="Bookman Old Style,Times New Rom" w:hAnsi="Aptos Serif" w:cs="Aptos Serif"/>
+          <w:sz w:val="24"/>
+          <w:szCs w:val="24"/>
+          <w:lang w:val="es-ES"/>
+        </w:rPr>
+        <w:t>largo,</w:t>
+      </w:r>
+      <w:r>
+        <w:rPr>
+          <w:rFonts w:ascii="Aptos Serif" w:eastAsia="Bookman Old Style,Times New Rom" w:hAnsi="Aptos Serif" w:cs="Aptos Serif"/>
+          <w:sz w:val="24"/>
+          <w:szCs w:val="24"/>
+          <w:lang w:val="es-ES"/>
+        </w:rPr>
+        <w:t xml:space="preserve"> pero muy abundante en sus chagras, el cual se cosechaba </w:t>
+      </w:r>
+      <w:proofErr w:type="spellStart"/>
+      <w:r>
+        <w:rPr>
+          <w:rFonts w:ascii="Aptos Serif" w:eastAsia="Bookman Old Style,Times New Rom" w:hAnsi="Aptos Serif" w:cs="Aptos Serif"/>
+          <w:sz w:val="24"/>
+          <w:szCs w:val="24"/>
+          <w:lang w:val="es-ES"/>
+        </w:rPr>
+        <w:t>jecho</w:t>
+      </w:r>
+      <w:proofErr w:type="spellEnd"/>
+      <w:r>
+        <w:rPr>
+          <w:rFonts w:ascii="Aptos Serif" w:eastAsia="Bookman Old Style,Times New Rom" w:hAnsi="Aptos Serif" w:cs="Aptos Serif"/>
+          <w:sz w:val="24"/>
+          <w:szCs w:val="24"/>
+          <w:lang w:val="es-ES"/>
+        </w:rPr>
+        <w:t>, lo cocinaban para luego molerlo en piedras talladas destinadas para este fin y luego lo comían con carne de animales cazados en el monte.</w:t>
+      </w:r>
+    </w:p>
+    <w:p>
+      <w:pPr>
+        <w:widowControl w:val="0"/>
+        <w:spacing w:after="0" w:line="360" w:lineRule="auto"/>
+        <w:jc w:val="both"/>
+        <w:rPr>
+          <w:rFonts w:ascii="Aptos Serif" w:eastAsia="Bookman Old Style,Times New Rom" w:hAnsi="Aptos Serif" w:cs="Aptos Serif"/>
+          <w:sz w:val="24"/>
+          <w:szCs w:val="24"/>
+          <w:lang w:val="es-ES"/>
+        </w:rPr>
+      </w:pPr>
+    </w:p>
+    <w:p>
+      <w:pPr>
+        <w:widowControl w:val="0"/>
+        <w:spacing w:after="0" w:line="360" w:lineRule="auto"/>
+        <w:jc w:val="both"/>
+        <w:rPr>
+          <w:rFonts w:ascii="Aptos Serif" w:eastAsia="Bookman Old Style,Times New Rom" w:hAnsi="Aptos Serif" w:cs="Aptos Serif"/>
+          <w:sz w:val="24"/>
+          <w:szCs w:val="24"/>
+          <w:lang w:val="es-ES"/>
+        </w:rPr>
+      </w:pPr>
+      <w:r>
+        <w:rPr>
+          <w:rFonts w:ascii="Aptos Serif" w:eastAsia="Bookman Old Style,Times New Rom" w:hAnsi="Aptos Serif" w:cs="Aptos Serif"/>
+          <w:sz w:val="24"/>
+          <w:szCs w:val="24"/>
+          <w:lang w:val="es-ES"/>
+        </w:rPr>
+        <w:t xml:space="preserve">Los habitantes del </w:t>
+      </w:r>
+      <w:proofErr w:type="spellStart"/>
+      <w:r>
+        <w:rPr>
+          <w:rFonts w:ascii="Aptos Serif" w:eastAsia="Bookman Old Style,Times New Rom" w:hAnsi="Aptos Serif" w:cs="Aptos Serif"/>
+          <w:sz w:val="24"/>
+          <w:szCs w:val="24"/>
+          <w:lang w:val="es-ES"/>
+        </w:rPr>
+        <w:t>güaico</w:t>
+      </w:r>
+      <w:proofErr w:type="spellEnd"/>
+      <w:r>
+        <w:rPr>
+          <w:rFonts w:ascii="Aptos Serif" w:eastAsia="Bookman Old Style,Times New Rom" w:hAnsi="Aptos Serif" w:cs="Aptos Serif"/>
+          <w:sz w:val="24"/>
+          <w:szCs w:val="24"/>
+          <w:lang w:val="es-ES"/>
+        </w:rPr>
+        <w:t xml:space="preserve"> compraban chiro, yuca a los </w:t>
+      </w:r>
+      <w:proofErr w:type="spellStart"/>
+      <w:r>
+        <w:rPr>
+          <w:rFonts w:ascii="Aptos Serif" w:eastAsia="Bookman Old Style,Times New Rom" w:hAnsi="Aptos Serif" w:cs="Aptos Serif"/>
+          <w:sz w:val="24"/>
+          <w:szCs w:val="24"/>
+          <w:lang w:val="es-ES"/>
+        </w:rPr>
         <w:t>Cuaiqueres</w:t>
       </w:r>
       <w:proofErr w:type="spellEnd"/>
@@ -12122,139 +12072,6 @@
           <w:szCs w:val="24"/>
           <w:lang w:val="es-ES"/>
         </w:rPr>
-        <w:t xml:space="preserve"> hoy conocidos como la Comunidad Indígena </w:t>
-      </w:r>
-      <w:proofErr w:type="spellStart"/>
-      <w:r>
-        <w:rPr>
-          <w:rFonts w:ascii="Aptos Serif" w:eastAsia="Bookman Old Style,Times New Rom" w:hAnsi="Aptos Serif" w:cs="Aptos Serif"/>
-          <w:sz w:val="24"/>
-          <w:szCs w:val="24"/>
-          <w:lang w:val="es-ES"/>
-        </w:rPr>
-        <w:t>Awa</w:t>
-      </w:r>
-      <w:proofErr w:type="spellEnd"/>
-      <w:r>
-        <w:rPr>
-          <w:rFonts w:ascii="Aptos Serif" w:eastAsia="Bookman Old Style,Times New Rom" w:hAnsi="Aptos Serif" w:cs="Aptos Serif"/>
-          <w:sz w:val="24"/>
-          <w:szCs w:val="24"/>
-          <w:lang w:val="es-ES"/>
-        </w:rPr>
-        <w:t xml:space="preserve">, pueblo ancestral. Ellos sembraban el chiro, una especie de plátano no más de diez centímetros de </w:t>
-      </w:r>
-      <w:r>
-        <w:rPr>
-          <w:rFonts w:ascii="Aptos Serif" w:eastAsia="Bookman Old Style,Times New Rom" w:hAnsi="Aptos Serif" w:cs="Aptos Serif"/>
-          <w:sz w:val="24"/>
-          <w:szCs w:val="24"/>
-          <w:lang w:val="es-ES"/>
-        </w:rPr>
-        <w:t>largo,</w:t>
-      </w:r>
-      <w:r>
-        <w:rPr>
-          <w:rFonts w:ascii="Aptos Serif" w:eastAsia="Bookman Old Style,Times New Rom" w:hAnsi="Aptos Serif" w:cs="Aptos Serif"/>
-          <w:sz w:val="24"/>
-          <w:szCs w:val="24"/>
-          <w:lang w:val="es-ES"/>
-        </w:rPr>
-        <w:t xml:space="preserve"> pero muy abundante en sus chagras, el cual se cosechaba </w:t>
-      </w:r>
-      <w:proofErr w:type="spellStart"/>
-      <w:r>
-        <w:rPr>
-          <w:rFonts w:ascii="Aptos Serif" w:eastAsia="Bookman Old Style,Times New Rom" w:hAnsi="Aptos Serif" w:cs="Aptos Serif"/>
-          <w:sz w:val="24"/>
-          <w:szCs w:val="24"/>
-          <w:lang w:val="es-ES"/>
-        </w:rPr>
-        <w:t>jecho</w:t>
-      </w:r>
-      <w:proofErr w:type="spellEnd"/>
-      <w:r>
-        <w:rPr>
-          <w:rFonts w:ascii="Aptos Serif" w:eastAsia="Bookman Old Style,Times New Rom" w:hAnsi="Aptos Serif" w:cs="Aptos Serif"/>
-          <w:sz w:val="24"/>
-          <w:szCs w:val="24"/>
-          <w:lang w:val="es-ES"/>
-        </w:rPr>
-        <w:t>, lo cocinaban para luego molerlo en piedras talladas destinadas para este fin y luego lo comían con carne de animales cazados en el monte.</w:t>
-      </w:r>
-    </w:p>
-    <w:p>
-      <w:pPr>
-        <w:widowControl w:val="0"/>
-        <w:spacing w:after="0" w:line="360" w:lineRule="auto"/>
-        <w:jc w:val="both"/>
-        <w:rPr>
-          <w:rFonts w:ascii="Aptos Serif" w:eastAsia="Bookman Old Style,Times New Rom" w:hAnsi="Aptos Serif" w:cs="Aptos Serif"/>
-          <w:sz w:val="24"/>
-          <w:szCs w:val="24"/>
-          <w:lang w:val="es-ES"/>
-        </w:rPr>
-      </w:pPr>
-    </w:p>
-    <w:p>
-      <w:pPr>
-        <w:widowControl w:val="0"/>
-        <w:spacing w:after="0" w:line="360" w:lineRule="auto"/>
-        <w:jc w:val="both"/>
-        <w:rPr>
-          <w:rFonts w:ascii="Aptos Serif" w:eastAsia="Bookman Old Style,Times New Rom" w:hAnsi="Aptos Serif" w:cs="Aptos Serif"/>
-          <w:sz w:val="24"/>
-          <w:szCs w:val="24"/>
-          <w:lang w:val="es-ES"/>
-        </w:rPr>
-      </w:pPr>
-      <w:r>
-        <w:rPr>
-          <w:rFonts w:ascii="Aptos Serif" w:eastAsia="Bookman Old Style,Times New Rom" w:hAnsi="Aptos Serif" w:cs="Aptos Serif"/>
-          <w:sz w:val="24"/>
-          <w:szCs w:val="24"/>
-          <w:lang w:val="es-ES"/>
-        </w:rPr>
-        <w:t xml:space="preserve">Los habitantes del </w:t>
-      </w:r>
-      <w:proofErr w:type="spellStart"/>
-      <w:r>
-        <w:rPr>
-          <w:rFonts w:ascii="Aptos Serif" w:eastAsia="Bookman Old Style,Times New Rom" w:hAnsi="Aptos Serif" w:cs="Aptos Serif"/>
-          <w:sz w:val="24"/>
-          <w:szCs w:val="24"/>
-          <w:lang w:val="es-ES"/>
-        </w:rPr>
-        <w:t>güaico</w:t>
-      </w:r>
-      <w:proofErr w:type="spellEnd"/>
-      <w:r>
-        <w:rPr>
-          <w:rFonts w:ascii="Aptos Serif" w:eastAsia="Bookman Old Style,Times New Rom" w:hAnsi="Aptos Serif" w:cs="Aptos Serif"/>
-          <w:sz w:val="24"/>
-          <w:szCs w:val="24"/>
-          <w:lang w:val="es-ES"/>
-        </w:rPr>
-        <w:t xml:space="preserve"> compraban chiro, yuca a los </w:t>
-      </w:r>
-      <w:proofErr w:type="spellStart"/>
-      <w:r>
-        <w:rPr>
-          <w:rFonts w:ascii="Aptos Serif" w:eastAsia="Bookman Old Style,Times New Rom" w:hAnsi="Aptos Serif" w:cs="Aptos Serif"/>
-          <w:sz w:val="24"/>
-          <w:szCs w:val="24"/>
-          <w:lang w:val="es-ES"/>
-        </w:rPr>
-        <w:t>Cuaiqueres</w:t>
-      </w:r>
-      <w:proofErr w:type="spellEnd"/>
-      <w:r>
-        <w:rPr>
-          <w:rFonts w:ascii="Aptos Serif" w:eastAsia="Bookman Old Style,Times New Rom" w:hAnsi="Aptos Serif" w:cs="Aptos Serif"/>
-          <w:sz w:val="24"/>
-          <w:szCs w:val="24"/>
-          <w:lang w:val="es-ES"/>
-        </w:rPr>
         <w:t xml:space="preserve"> o lo cambiaban por algún artículo que ellos necesitaban.  De esta manera transcurrían los meses y años con la hambruna a cuestas.</w:t>
       </w:r>
     </w:p>
@@ -12378,27 +12195,7 @@
           <w:szCs w:val="24"/>
           <w:lang w:val="es-ES"/>
         </w:rPr>
-        <w:t xml:space="preserve">Los habitantes de </w:t>
-      </w:r>
-      <w:proofErr w:type="spellStart"/>
-      <w:r>
-        <w:rPr>
-          <w:rFonts w:ascii="Aptos Serif" w:eastAsia="Bookman Old Style,Times New Rom" w:hAnsi="Aptos Serif" w:cs="Aptos Serif"/>
-          <w:sz w:val="24"/>
-          <w:szCs w:val="24"/>
-          <w:lang w:val="es-ES"/>
-        </w:rPr>
-        <w:t>Piedrancha</w:t>
-      </w:r>
-      <w:proofErr w:type="spellEnd"/>
-      <w:r>
-        <w:rPr>
-          <w:rFonts w:ascii="Aptos Serif" w:eastAsia="Bookman Old Style,Times New Rom" w:hAnsi="Aptos Serif" w:cs="Aptos Serif"/>
-          <w:sz w:val="24"/>
-          <w:szCs w:val="24"/>
-          <w:lang w:val="es-ES"/>
-        </w:rPr>
-        <w:t xml:space="preserve"> lo acogieron muy bien, lo invitaron a comer, le alistaron una habitación muy cómoda puesto que la noche se </w:t>
+        <w:t xml:space="preserve">Los habitantes de Piedrancha lo acogieron muy bien, lo invitaron a comer, le alistaron una habitación muy cómoda puesto que la noche se </w:t>
       </w:r>
       <w:r>
         <w:rPr>
@@ -13787,27 +13584,7 @@
           <w:szCs w:val="24"/>
           <w:lang w:val="es-ES"/>
         </w:rPr>
-        <w:t xml:space="preserve">, mandó muchos agradecimientos por ese detalle y bondad, además de Barbacoas antes de irse mando a regalar al Santísimo de </w:t>
-      </w:r>
-      <w:proofErr w:type="spellStart"/>
-      <w:r>
-        <w:rPr>
-          <w:rFonts w:ascii="Aptos Serif" w:eastAsia="Bookman Old Style,Times New Rom" w:hAnsi="Aptos Serif" w:cs="Aptos Serif"/>
-          <w:sz w:val="24"/>
-          <w:szCs w:val="24"/>
-          <w:lang w:val="es-ES"/>
-        </w:rPr>
-        <w:t>Piedrancha</w:t>
-      </w:r>
-      <w:proofErr w:type="spellEnd"/>
-      <w:r>
-        <w:rPr>
-          <w:rFonts w:ascii="Aptos Serif" w:eastAsia="Bookman Old Style,Times New Rom" w:hAnsi="Aptos Serif" w:cs="Aptos Serif"/>
-          <w:sz w:val="24"/>
-          <w:szCs w:val="24"/>
-          <w:lang w:val="es-ES"/>
-        </w:rPr>
-        <w:t xml:space="preserve"> una lámpara de aceite, duro muchos años, pero al quebrarse durante una caída cuando la limpiaban, recogieron los pedazos, los guardaron en una urna y los guardaban como reliquias.</w:t>
+        <w:t>, mandó muchos agradecimientos por ese detalle y bondad, además de Barbacoas antes de irse mando a regalar al Santísimo de Piedrancha una lámpara de aceite, duro muchos años, pero al quebrarse durante una caída cuando la limpiaban, recogieron los pedazos, los guardaron en una urna y los guardaban como reliquias.</w:t>
       </w:r>
     </w:p>
     <w:p>
@@ -14197,7 +13974,6 @@
         </w:rPr>
         <w:t xml:space="preserve">frente de la casa de mis Abuelos, pasando la carretera que va de Pasto a Tumaco hay una loma con un plan o meseta que se encuentra cubierta de vegetación espesa y </w:t>
       </w:r>
-      <w:proofErr w:type="gramStart"/>
       <w:r>
         <w:rPr>
           <w:rFonts w:ascii="Aptos Serif" w:eastAsia="Bookman Old Style,Times New Rom" w:hAnsi="Aptos Serif" w:cs="Aptos Serif"/>
@@ -14207,27 +13983,15 @@
         </w:rPr>
         <w:t>árboles;  a</w:t>
       </w:r>
-      <w:proofErr w:type="gramEnd"/>
-      <w:r>
-        <w:rPr>
-          <w:rFonts w:ascii="Aptos Serif" w:eastAsia="Bookman Old Style,Times New Rom" w:hAnsi="Aptos Serif" w:cs="Aptos Serif"/>
-          <w:sz w:val="24"/>
-          <w:szCs w:val="24"/>
-          <w:lang w:val="es-ES"/>
-        </w:rPr>
-        <w:t xml:space="preserve"> un lado hay </w:t>
-      </w:r>
-      <w:proofErr w:type="gramStart"/>
-      <w:r>
-        <w:rPr>
-          <w:rFonts w:ascii="Aptos Serif" w:eastAsia="Bookman Old Style,Times New Rom" w:hAnsi="Aptos Serif" w:cs="Aptos Serif"/>
-          <w:sz w:val="24"/>
-          <w:szCs w:val="24"/>
-          <w:lang w:val="es-ES"/>
-        </w:rPr>
-        <w:t>un hondonada</w:t>
-      </w:r>
-      <w:proofErr w:type="gramEnd"/>
+      <w:r>
+        <w:rPr>
+          <w:rFonts w:ascii="Aptos Serif" w:eastAsia="Bookman Old Style,Times New Rom" w:hAnsi="Aptos Serif" w:cs="Aptos Serif"/>
+          <w:sz w:val="24"/>
+          <w:szCs w:val="24"/>
+          <w:lang w:val="es-ES"/>
+        </w:rPr>
+        <w:t xml:space="preserve"> un lado hay un hondonada</w:t>
+      </w:r>
       <w:r>
         <w:rPr>
           <w:rFonts w:ascii="Aptos Serif" w:eastAsia="Bookman Old Style,Times New Rom" w:hAnsi="Aptos Serif" w:cs="Aptos Serif"/>
@@ -15938,7 +15702,6 @@
         </w:rPr>
         <w:t xml:space="preserve">po de la carretera destapada salía un chivo en la noche, </w:t>
       </w:r>
-      <w:proofErr w:type="gramStart"/>
       <w:r>
         <w:rPr>
           <w:rFonts w:ascii="Aptos Serif" w:eastAsia="Bookman Old Style,Times New Rom" w:hAnsi="Aptos Serif" w:cs="Aptos Serif"/>
@@ -15955,17 +15718,7 @@
           <w:szCs w:val="24"/>
           <w:lang w:val="es-ES"/>
         </w:rPr>
-        <w:t xml:space="preserve"> en ese entonces caminaba</w:t>
-      </w:r>
-      <w:proofErr w:type="gramEnd"/>
-      <w:r>
-        <w:rPr>
-          <w:rFonts w:ascii="Aptos Serif" w:eastAsia="Bookman Old Style,Times New Rom" w:hAnsi="Aptos Serif" w:cs="Aptos Serif"/>
-          <w:sz w:val="24"/>
-          <w:szCs w:val="24"/>
-          <w:lang w:val="es-ES"/>
-        </w:rPr>
-        <w:t xml:space="preserve"> sin zapatos a pie limpio y cuando pasaban por allí, sentían que algo les lamia los pies se sobresaltaban y </w:t>
+        <w:t xml:space="preserve"> en ese entonces caminaba sin zapatos a pie limpio y cuando pasaban por allí, sentían que algo les lamia los pies se sobresaltaban y </w:t>
       </w:r>
       <w:r>
         <w:rPr>
@@ -16067,27 +15820,7 @@
           <w:szCs w:val="24"/>
           <w:lang w:val="es-ES"/>
         </w:rPr>
-        <w:t xml:space="preserve">, bajaban de un viernes Santo desde </w:t>
-      </w:r>
-      <w:proofErr w:type="spellStart"/>
-      <w:r>
-        <w:rPr>
-          <w:rFonts w:ascii="Aptos Serif" w:eastAsia="Bookman Old Style,Times New Rom" w:hAnsi="Aptos Serif" w:cs="Aptos Serif"/>
-          <w:sz w:val="24"/>
-          <w:szCs w:val="24"/>
-          <w:lang w:val="es-ES"/>
-        </w:rPr>
-        <w:t>Piedrancha</w:t>
-      </w:r>
-      <w:proofErr w:type="spellEnd"/>
-      <w:r>
-        <w:rPr>
-          <w:rFonts w:ascii="Aptos Serif" w:eastAsia="Bookman Old Style,Times New Rom" w:hAnsi="Aptos Serif" w:cs="Aptos Serif"/>
-          <w:sz w:val="24"/>
-          <w:szCs w:val="24"/>
-          <w:lang w:val="es-ES"/>
-        </w:rPr>
-        <w:t xml:space="preserve"> ya entrada la noche cuando escucharon un grito </w:t>
+        <w:t xml:space="preserve">, bajaban de un viernes Santo desde Piedrancha ya entrada la noche cuando escucharon un grito </w:t>
       </w:r>
       <w:r>
         <w:rPr>
@@ -17039,27 +16772,7 @@
           <w:szCs w:val="24"/>
           <w:lang w:val="es-ES"/>
         </w:rPr>
-        <w:t xml:space="preserve"> tiempo antiguo no había sal como ahora, en paquetes y lista en la tienda, sino que </w:t>
-      </w:r>
-      <w:proofErr w:type="gramStart"/>
-      <w:r>
-        <w:rPr>
-          <w:rFonts w:ascii="Aptos Serif" w:eastAsia="Bookman Old Style,Times New Rom" w:hAnsi="Aptos Serif" w:cs="Aptos Serif"/>
-          <w:sz w:val="24"/>
-          <w:szCs w:val="24"/>
-          <w:lang w:val="es-ES"/>
-        </w:rPr>
-        <w:t>cada quien</w:t>
-      </w:r>
-      <w:proofErr w:type="gramEnd"/>
-      <w:r>
-        <w:rPr>
-          <w:rFonts w:ascii="Aptos Serif" w:eastAsia="Bookman Old Style,Times New Rom" w:hAnsi="Aptos Serif" w:cs="Aptos Serif"/>
-          <w:sz w:val="24"/>
-          <w:szCs w:val="24"/>
-          <w:lang w:val="es-ES"/>
-        </w:rPr>
-        <w:t xml:space="preserve"> cocinaba el agua sal para extraerla. Para obtenerla se iba a los salados que quedaban en San Miguel</w:t>
+        <w:t xml:space="preserve"> tiempo antiguo no había sal como ahora, en paquetes y lista en la tienda, sino que cada quien cocinaba el agua sal para extraerla. Para obtenerla se iba a los salados que quedaban en San Miguel</w:t>
       </w:r>
       <w:r>
         <w:rPr>
@@ -17303,27 +17016,7 @@
           <w:szCs w:val="24"/>
           <w:lang w:val="es-ES"/>
         </w:rPr>
-        <w:t xml:space="preserve"> tiempos del camino de a pie a Barbacoas llamados “Angosturas”, ya que solo cabía un hombre a pie y de tanto caminar ya se había hecho zanjas, un señor de la sociedad de Barbacoas que comercializaba con oro salía hacia la ciudad de Quito, en el sector de Junín cuando pernoctaba soñaba una casa de </w:t>
-      </w:r>
-      <w:proofErr w:type="gramStart"/>
-      <w:r>
-        <w:rPr>
-          <w:rFonts w:ascii="Aptos Serif" w:eastAsia="Bookman Old Style,Times New Rom" w:hAnsi="Aptos Serif" w:cs="Aptos Serif"/>
-          <w:sz w:val="24"/>
-          <w:szCs w:val="24"/>
-          <w:lang w:val="es-ES"/>
-        </w:rPr>
-        <w:t>una señor</w:t>
-      </w:r>
-      <w:proofErr w:type="gramEnd"/>
-      <w:r>
-        <w:rPr>
-          <w:rFonts w:ascii="Aptos Serif" w:eastAsia="Bookman Old Style,Times New Rom" w:hAnsi="Aptos Serif" w:cs="Aptos Serif"/>
-          <w:sz w:val="24"/>
-          <w:szCs w:val="24"/>
-          <w:lang w:val="es-ES"/>
-        </w:rPr>
-        <w:t xml:space="preserve"> </w:t>
+        <w:t xml:space="preserve"> tiempos del camino de a pie a Barbacoas llamados “Angosturas”, ya que solo cabía un hombre a pie y de tanto caminar ya se había hecho zanjas, un señor de la sociedad de Barbacoas que comercializaba con oro salía hacia la ciudad de Quito, en el sector de Junín cuando pernoctaba soñaba una casa de una señor </w:t>
       </w:r>
       <w:r>
         <w:rPr>
@@ -18215,17 +17908,15 @@
         </w:rPr>
         <w:t xml:space="preserve">, llego de la ciudad de Pasto un </w:t>
       </w:r>
-      <w:proofErr w:type="gramStart"/>
-      <w:r>
-        <w:rPr>
-          <w:rFonts w:ascii="Aptos Serif" w:eastAsia="Bookman Old Style,Times New Rom" w:hAnsi="Aptos Serif" w:cs="Aptos Serif"/>
-          <w:sz w:val="24"/>
-          <w:szCs w:val="24"/>
-          <w:lang w:val="es-ES"/>
-        </w:rPr>
-        <w:t>Alemán</w:t>
-      </w:r>
-      <w:proofErr w:type="gramEnd"/>
+      <w:r>
+        <w:rPr>
+          <w:rFonts w:ascii="Aptos Serif" w:eastAsia="Bookman Old Style,Times New Rom" w:hAnsi="Aptos Serif" w:cs="Aptos Serif"/>
+          <w:sz w:val="24"/>
+          <w:szCs w:val="24"/>
+          <w:lang w:val="es-ES"/>
+        </w:rPr>
+        <w:t>alemán</w:t>
+      </w:r>
       <w:r>
         <w:rPr>
           <w:rFonts w:ascii="Aptos Serif" w:eastAsia="Bookman Old Style,Times New Rom" w:hAnsi="Aptos Serif" w:cs="Aptos Serif"/>
@@ -18235,17 +17926,15 @@
         </w:rPr>
         <w:t xml:space="preserve"> huyendo de la guerra, porque por orden del gobierno de Colombia, era deportados a </w:t>
       </w:r>
-      <w:proofErr w:type="gramStart"/>
-      <w:r>
-        <w:rPr>
-          <w:rFonts w:ascii="Aptos Serif" w:eastAsia="Bookman Old Style,Times New Rom" w:hAnsi="Aptos Serif" w:cs="Aptos Serif"/>
-          <w:sz w:val="24"/>
-          <w:szCs w:val="24"/>
-          <w:lang w:val="es-ES"/>
-        </w:rPr>
-        <w:t>todas la personas</w:t>
-      </w:r>
-      <w:proofErr w:type="gramEnd"/>
+      <w:r>
+        <w:rPr>
+          <w:rFonts w:ascii="Aptos Serif" w:eastAsia="Bookman Old Style,Times New Rom" w:hAnsi="Aptos Serif" w:cs="Aptos Serif"/>
+          <w:sz w:val="24"/>
+          <w:szCs w:val="24"/>
+          <w:lang w:val="es-ES"/>
+        </w:rPr>
+        <w:t>todas las personas</w:t>
+      </w:r>
       <w:r>
         <w:rPr>
           <w:rFonts w:ascii="Aptos Serif" w:eastAsia="Bookman Old Style,Times New Rom" w:hAnsi="Aptos Serif" w:cs="Aptos Serif"/>
@@ -18255,25 +17944,23 @@
         </w:rPr>
         <w:t xml:space="preserve"> de origen </w:t>
       </w:r>
-      <w:proofErr w:type="gramStart"/>
-      <w:r>
-        <w:rPr>
-          <w:rFonts w:ascii="Aptos Serif" w:eastAsia="Bookman Old Style,Times New Rom" w:hAnsi="Aptos Serif" w:cs="Aptos Serif"/>
-          <w:sz w:val="24"/>
-          <w:szCs w:val="24"/>
-          <w:lang w:val="es-ES"/>
-        </w:rPr>
-        <w:t>Alemán</w:t>
-      </w:r>
-      <w:proofErr w:type="gramEnd"/>
-      <w:r>
-        <w:rPr>
-          <w:rFonts w:ascii="Aptos Serif" w:eastAsia="Bookman Old Style,Times New Rom" w:hAnsi="Aptos Serif" w:cs="Aptos Serif"/>
-          <w:sz w:val="24"/>
-          <w:szCs w:val="24"/>
-          <w:lang w:val="es-ES"/>
-        </w:rPr>
-        <w:t>.</w:t>
+      <w:r>
+        <w:rPr>
+          <w:rFonts w:ascii="Aptos Serif" w:eastAsia="Bookman Old Style,Times New Rom" w:hAnsi="Aptos Serif" w:cs="Aptos Serif"/>
+          <w:sz w:val="24"/>
+          <w:szCs w:val="24"/>
+          <w:lang w:val="es-ES"/>
+        </w:rPr>
+        <w:t>a</w:t>
+      </w:r>
+      <w:r>
+        <w:rPr>
+          <w:rFonts w:ascii="Aptos Serif" w:eastAsia="Bookman Old Style,Times New Rom" w:hAnsi="Aptos Serif" w:cs="Aptos Serif"/>
+          <w:sz w:val="24"/>
+          <w:szCs w:val="24"/>
+          <w:lang w:val="es-ES"/>
+        </w:rPr>
+        <w:t>lemán.</w:t>
       </w:r>
     </w:p>
     <w:p>
@@ -18294,47 +17981,7 @@
           <w:szCs w:val="24"/>
           <w:lang w:val="es-ES"/>
         </w:rPr>
-        <w:t xml:space="preserve">Míster Run llego con tres hijos pequeños y una sirvienta, sin esposa y se estableció en el sector llamado El Carmelo, cerca de </w:t>
-      </w:r>
-      <w:proofErr w:type="spellStart"/>
-      <w:r>
-        <w:rPr>
-          <w:rFonts w:ascii="Aptos Serif" w:eastAsia="Bookman Old Style,Times New Rom" w:hAnsi="Aptos Serif" w:cs="Aptos Serif"/>
-          <w:sz w:val="24"/>
-          <w:szCs w:val="24"/>
-          <w:lang w:val="es-ES"/>
-        </w:rPr>
-        <w:t>Piedrancha</w:t>
-      </w:r>
-      <w:proofErr w:type="spellEnd"/>
-      <w:r>
-        <w:rPr>
-          <w:rFonts w:ascii="Aptos Serif" w:eastAsia="Bookman Old Style,Times New Rom" w:hAnsi="Aptos Serif" w:cs="Aptos Serif"/>
-          <w:sz w:val="24"/>
-          <w:szCs w:val="24"/>
-          <w:lang w:val="es-ES"/>
-        </w:rPr>
-        <w:t xml:space="preserve">, en una finca llamada El Arracachal, venia en un </w:t>
-      </w:r>
-      <w:proofErr w:type="gramStart"/>
-      <w:r>
-        <w:rPr>
-          <w:rFonts w:ascii="Aptos Serif" w:eastAsia="Bookman Old Style,Times New Rom" w:hAnsi="Aptos Serif" w:cs="Aptos Serif"/>
-          <w:sz w:val="24"/>
-          <w:szCs w:val="24"/>
-          <w:lang w:val="es-ES"/>
-        </w:rPr>
-        <w:t>jeep</w:t>
-      </w:r>
-      <w:proofErr w:type="gramEnd"/>
-      <w:r>
-        <w:rPr>
-          <w:rFonts w:ascii="Aptos Serif" w:eastAsia="Bookman Old Style,Times New Rom" w:hAnsi="Aptos Serif" w:cs="Aptos Serif"/>
-          <w:sz w:val="24"/>
-          <w:szCs w:val="24"/>
-          <w:lang w:val="es-ES"/>
-        </w:rPr>
-        <w:t xml:space="preserve"> de color verde militar o verde oliva, construyo una casa y en ella instalo un dinamo</w:t>
+        <w:t>Míster Run llego con tres hijos pequeños y una sirvienta, sin esposa y se estableció en el sector llamado El Carmelo, cerca de Piedrancha, en una finca llamada El Arracachal, venia en un jeep de color verde militar o verde oliva, construyo una casa y en ella instalo un dinamo</w:t>
       </w:r>
       <w:r>
         <w:rPr>
@@ -20148,27 +19795,7 @@
           <w:szCs w:val="24"/>
           <w:lang w:val="es-ES"/>
         </w:rPr>
-        <w:t xml:space="preserve">La carne se salaba con sal de grano o nitro, esta se guardaba en caparazones de coco, tenía un color amarillo quemado por estar cerca del humo de las tulpas, pero se lavaba y quedaba lista para su uso al tiempo que por la humedad de la región se le echaba agua y se servía a la mesa como </w:t>
-      </w:r>
-      <w:proofErr w:type="gramStart"/>
-      <w:r>
-        <w:rPr>
-          <w:rFonts w:ascii="Aptos Serif" w:eastAsia="Bookman Old Style,Times New Rom" w:hAnsi="Aptos Serif" w:cs="Aptos Serif"/>
-          <w:sz w:val="24"/>
-          <w:szCs w:val="24"/>
-          <w:lang w:val="es-ES"/>
-        </w:rPr>
-        <w:t>agua sal</w:t>
-      </w:r>
-      <w:proofErr w:type="gramEnd"/>
-      <w:r>
-        <w:rPr>
-          <w:rFonts w:ascii="Aptos Serif" w:eastAsia="Bookman Old Style,Times New Rom" w:hAnsi="Aptos Serif" w:cs="Aptos Serif"/>
-          <w:sz w:val="24"/>
-          <w:szCs w:val="24"/>
-          <w:lang w:val="es-ES"/>
-        </w:rPr>
-        <w:t>. Una vez que se salaba la carne</w:t>
+        <w:t>La carne se salaba con sal de grano o nitro, esta se guardaba en caparazones de coco, tenía un color amarillo quemado por estar cerca del humo de las tulpas, pero se lavaba y quedaba lista para su uso al tiempo que por la humedad de la región se le echaba agua y se servía a la mesa como agua sal. Una vez que se salaba la carne</w:t>
       </w:r>
       <w:r>
         <w:rPr>
@@ -21315,47 +20942,203 @@
     </w:p>
     <w:p>
       <w:pPr>
-        <w:spacing w:line="360" w:lineRule="auto"/>
-        <w:jc w:val="both"/>
-        <w:rPr>
-          <w:rFonts w:ascii="Aptos Serif" w:eastAsia="Bookman Old Style,Times New Rom" w:hAnsi="Aptos Serif" w:cs="Aptos Serif"/>
-          <w:sz w:val="24"/>
-          <w:szCs w:val="24"/>
-          <w:lang w:val="es-ES"/>
-        </w:rPr>
-      </w:pPr>
-    </w:p>
-    <w:p>
-      <w:pPr>
-        <w:pStyle w:val="Ttulo1"/>
-        <w:shd w:val="clear" w:color="auto" w:fill="FFFFFF"/>
-        <w:spacing w:before="0" w:line="360" w:lineRule="auto"/>
-        <w:jc w:val="both"/>
-        <w:rPr>
-          <w:rFonts w:ascii="Aptos Serif" w:eastAsia="Bookman Old Style,Times New Rom" w:hAnsi="Aptos Serif" w:cs="Aptos Serif"/>
-          <w:color w:val="auto"/>
+        <w:rPr>
+          <w:rFonts w:ascii="Aptos Serif" w:eastAsia="Bookman Old Style,Times New Rom" w:hAnsi="Aptos Serif" w:cs="Aptos Serif"/>
           <w:sz w:val="24"/>
           <w:szCs w:val="24"/>
           <w:lang w:val="es-ES"/>
         </w:rPr>
       </w:pPr>
       <w:bookmarkStart w:id="46" w:name="_Toc213533566"/>
-      <w:r>
-        <w:rPr>
-          <w:rFonts w:ascii="Aptos Serif" w:eastAsia="Bookman Old Style,Times New Rom" w:hAnsi="Aptos Serif" w:cs="Aptos Serif"/>
-          <w:color w:val="auto"/>
+    </w:p>
+    <w:p>
+      <w:pPr>
+        <w:spacing w:after="0" w:line="360" w:lineRule="auto"/>
+        <w:rPr>
+          <w:rFonts w:ascii="Aptos Serif" w:eastAsia="Bookman Old Style,Times New Rom" w:hAnsi="Aptos Serif" w:cs="Aptos Serif"/>
+          <w:sz w:val="24"/>
+          <w:szCs w:val="24"/>
+          <w:lang w:val="es-ES"/>
+        </w:rPr>
+      </w:pPr>
+      <w:r>
+        <w:rPr>
+          <w:rFonts w:ascii="Aptos Serif" w:eastAsia="Bookman Old Style,Times New Rom" w:hAnsi="Aptos Serif" w:cs="Aptos Serif"/>
+          <w:sz w:val="24"/>
+          <w:szCs w:val="24"/>
+          <w:lang w:val="es-ES"/>
+        </w:rPr>
+        <w:t xml:space="preserve">El horno se lo prendía después de tener el primer tanque o </w:t>
+      </w:r>
+      <w:proofErr w:type="spellStart"/>
+      <w:r>
+        <w:rPr>
+          <w:rFonts w:ascii="Aptos Serif" w:eastAsia="Bookman Old Style,Times New Rom" w:hAnsi="Aptos Serif" w:cs="Aptos Serif"/>
+          <w:sz w:val="24"/>
+          <w:szCs w:val="24"/>
+          <w:lang w:val="es-ES"/>
+        </w:rPr>
+        <w:t>bunque</w:t>
+      </w:r>
+      <w:proofErr w:type="spellEnd"/>
+      <w:r>
+        <w:rPr>
+          <w:rFonts w:ascii="Aptos Serif" w:eastAsia="Bookman Old Style,Times New Rom" w:hAnsi="Aptos Serif" w:cs="Aptos Serif"/>
+          <w:sz w:val="24"/>
+          <w:szCs w:val="24"/>
+          <w:lang w:val="es-ES"/>
+        </w:rPr>
+        <w:t xml:space="preserve"> de guarapo, para llenar ese </w:t>
+      </w:r>
+      <w:proofErr w:type="spellStart"/>
+      <w:r>
+        <w:rPr>
+          <w:rFonts w:ascii="Aptos Serif" w:eastAsia="Bookman Old Style,Times New Rom" w:hAnsi="Aptos Serif" w:cs="Aptos Serif"/>
+          <w:sz w:val="24"/>
+          <w:szCs w:val="24"/>
+          <w:lang w:val="es-ES"/>
+        </w:rPr>
+        <w:t>bunque</w:t>
+      </w:r>
+      <w:proofErr w:type="spellEnd"/>
+      <w:r>
+        <w:rPr>
+          <w:rFonts w:ascii="Aptos Serif" w:eastAsia="Bookman Old Style,Times New Rom" w:hAnsi="Aptos Serif" w:cs="Aptos Serif"/>
+          <w:sz w:val="24"/>
+          <w:szCs w:val="24"/>
+          <w:lang w:val="es-ES"/>
+        </w:rPr>
+        <w:t xml:space="preserve"> se levantaban a las 1 de la mañana o se dejaba moliendo el da anterior para llegar a prender el horno y que rindiera el día.  A la una de la </w:t>
+      </w:r>
+      <w:r>
+        <w:rPr>
+          <w:rFonts w:ascii="Aptos Serif" w:eastAsia="Bookman Old Style,Times New Rom" w:hAnsi="Aptos Serif" w:cs="Aptos Serif"/>
           <w:sz w:val="24"/>
           <w:szCs w:val="24"/>
           <w:lang w:val="es-ES"/>
         </w:rPr>
         <w:lastRenderedPageBreak/>
-        <w:t xml:space="preserve">El horno se lo prendía después de tener el primer tanque o </w:t>
+        <w:t xml:space="preserve">madrugada se escuchaba Ondas del </w:t>
       </w:r>
       <w:proofErr w:type="spellStart"/>
       <w:r>
         <w:rPr>
           <w:rFonts w:ascii="Aptos Serif" w:eastAsia="Bookman Old Style,Times New Rom" w:hAnsi="Aptos Serif" w:cs="Aptos Serif"/>
-          <w:color w:val="auto"/>
+          <w:sz w:val="24"/>
+          <w:szCs w:val="24"/>
+          <w:lang w:val="es-ES"/>
+        </w:rPr>
+        <w:t>Orteguaza</w:t>
+      </w:r>
+      <w:proofErr w:type="spellEnd"/>
+      <w:r>
+        <w:rPr>
+          <w:rFonts w:ascii="Aptos Serif" w:eastAsia="Bookman Old Style,Times New Rom" w:hAnsi="Aptos Serif" w:cs="Aptos Serif"/>
+          <w:sz w:val="24"/>
+          <w:szCs w:val="24"/>
+          <w:lang w:val="es-ES"/>
+        </w:rPr>
+        <w:t xml:space="preserve">, de las pocas emisoras que se </w:t>
+      </w:r>
+      <w:r>
+        <w:rPr>
+          <w:rFonts w:ascii="Aptos Serif" w:eastAsia="Bookman Old Style,Times New Rom" w:hAnsi="Aptos Serif" w:cs="Aptos Serif"/>
+          <w:sz w:val="24"/>
+          <w:szCs w:val="24"/>
+          <w:lang w:val="es-ES"/>
+        </w:rPr>
+        <w:t>sintonizaba</w:t>
+      </w:r>
+      <w:r>
+        <w:rPr>
+          <w:rFonts w:ascii="Aptos Serif" w:eastAsia="Bookman Old Style,Times New Rom" w:hAnsi="Aptos Serif" w:cs="Aptos Serif"/>
+          <w:sz w:val="24"/>
+          <w:szCs w:val="24"/>
+          <w:lang w:val="es-ES"/>
+        </w:rPr>
+        <w:t xml:space="preserve"> en los radios de pilas multibandas.</w:t>
+      </w:r>
+      <w:bookmarkEnd w:id="46"/>
+    </w:p>
+    <w:p>
+      <w:pPr>
+        <w:rPr>
+          <w:rFonts w:ascii="Aptos Serif" w:eastAsia="Bookman Old Style,Times New Rom" w:hAnsi="Aptos Serif" w:cs="Aptos Serif"/>
+          <w:sz w:val="24"/>
+          <w:szCs w:val="24"/>
+          <w:lang w:val="es-ES"/>
+        </w:rPr>
+      </w:pPr>
+    </w:p>
+    <w:p>
+      <w:pPr>
+        <w:spacing w:after="0" w:line="360" w:lineRule="auto"/>
+        <w:jc w:val="both"/>
+        <w:rPr>
+          <w:rFonts w:ascii="Aptos Serif" w:eastAsia="Bookman Old Style,Times New Rom" w:hAnsi="Aptos Serif" w:cs="Aptos Serif"/>
+          <w:sz w:val="24"/>
+          <w:szCs w:val="24"/>
+          <w:lang w:val="es-ES"/>
+        </w:rPr>
+      </w:pPr>
+      <w:r>
+        <w:rPr>
+          <w:rFonts w:ascii="Aptos Serif" w:eastAsia="Bookman Old Style,Times New Rom" w:hAnsi="Aptos Serif" w:cs="Aptos Serif"/>
+          <w:sz w:val="24"/>
+          <w:szCs w:val="24"/>
+          <w:lang w:val="es-ES"/>
+        </w:rPr>
+        <w:t xml:space="preserve">Al tener el melado en la paila grande, </w:t>
+      </w:r>
+      <w:r>
+        <w:rPr>
+          <w:rFonts w:ascii="Aptos Serif" w:eastAsia="Bookman Old Style,Times New Rom" w:hAnsi="Aptos Serif" w:cs="Aptos Serif"/>
+          <w:sz w:val="24"/>
+          <w:szCs w:val="24"/>
+          <w:lang w:val="es-ES"/>
+        </w:rPr>
+        <w:t xml:space="preserve">este se pasaba a la siguiente paila que era de aluminio, el melado ya había mermado y con ello daba lugar a que la paila grande quedara libre para la siguiente cochada. Al mermar la segunda paila se pasaba a la tercera donde ya comenzaba a espesar el melado, </w:t>
+      </w:r>
+      <w:r>
+        <w:rPr>
+          <w:rFonts w:ascii="Aptos Serif" w:eastAsia="Bookman Old Style,Times New Rom" w:hAnsi="Aptos Serif" w:cs="Aptos Serif"/>
+          <w:sz w:val="24"/>
+          <w:szCs w:val="24"/>
+          <w:lang w:val="es-ES"/>
+        </w:rPr>
+        <w:t xml:space="preserve">después de espesado y mermado el agua se pasaba a la cuarta paila que era de cobre, en ella burbujeaba o zapateaba el dulce y daba el punto y para </w:t>
+      </w:r>
+      <w:r>
+        <w:rPr>
+          <w:rFonts w:ascii="Aptos Serif" w:eastAsia="Bookman Old Style,Times New Rom" w:hAnsi="Aptos Serif" w:cs="Aptos Serif"/>
+          <w:sz w:val="24"/>
+          <w:szCs w:val="24"/>
+          <w:lang w:val="es-ES"/>
+        </w:rPr>
+        <w:t>ayudarse</w:t>
+      </w:r>
+      <w:r>
+        <w:rPr>
+          <w:rFonts w:ascii="Aptos Serif" w:eastAsia="Bookman Old Style,Times New Rom" w:hAnsi="Aptos Serif" w:cs="Aptos Serif"/>
+          <w:sz w:val="24"/>
+          <w:szCs w:val="24"/>
+          <w:lang w:val="es-ES"/>
+        </w:rPr>
+        <w:t xml:space="preserve"> y que no se queme, se le echaba un pedazo de cera de laurel, y cuando se encrespaba el dulce se lo reba</w:t>
+      </w:r>
+      <w:r>
+        <w:rPr>
+          <w:rFonts w:ascii="Aptos Serif" w:eastAsia="Bookman Old Style,Times New Rom" w:hAnsi="Aptos Serif" w:cs="Aptos Serif"/>
+          <w:sz w:val="24"/>
+          <w:szCs w:val="24"/>
+          <w:lang w:val="es-ES"/>
+        </w:rPr>
+        <w:t xml:space="preserve">ja esparciendo unas gotas de agua. Para saber si ya había punto se cogía un mate con agua, se mojaba los dedos y se sacaba una porción de dulce caliente, si se hacía una bolita, el dulce ya estaba en su punto y se sacaba a un </w:t>
+      </w:r>
+      <w:proofErr w:type="spellStart"/>
+      <w:r>
+        <w:rPr>
+          <w:rFonts w:ascii="Aptos Serif" w:eastAsia="Bookman Old Style,Times New Rom" w:hAnsi="Aptos Serif" w:cs="Aptos Serif"/>
           <w:sz w:val="24"/>
           <w:szCs w:val="24"/>
           <w:lang w:val="es-ES"/>
@@ -21366,220 +21149,6 @@
       <w:r>
         <w:rPr>
           <w:rFonts w:ascii="Aptos Serif" w:eastAsia="Bookman Old Style,Times New Rom" w:hAnsi="Aptos Serif" w:cs="Aptos Serif"/>
-          <w:color w:val="auto"/>
-          <w:sz w:val="24"/>
-          <w:szCs w:val="24"/>
-          <w:lang w:val="es-ES"/>
-        </w:rPr>
-        <w:t xml:space="preserve"> de guarapo, para llenar ese </w:t>
-      </w:r>
-      <w:proofErr w:type="spellStart"/>
-      <w:r>
-        <w:rPr>
-          <w:rFonts w:ascii="Aptos Serif" w:eastAsia="Bookman Old Style,Times New Rom" w:hAnsi="Aptos Serif" w:cs="Aptos Serif"/>
-          <w:color w:val="auto"/>
-          <w:sz w:val="24"/>
-          <w:szCs w:val="24"/>
-          <w:lang w:val="es-ES"/>
-        </w:rPr>
-        <w:t>bunque</w:t>
-      </w:r>
-      <w:proofErr w:type="spellEnd"/>
-      <w:r>
-        <w:rPr>
-          <w:rFonts w:ascii="Aptos Serif" w:eastAsia="Bookman Old Style,Times New Rom" w:hAnsi="Aptos Serif" w:cs="Aptos Serif"/>
-          <w:color w:val="auto"/>
-          <w:sz w:val="24"/>
-          <w:szCs w:val="24"/>
-          <w:lang w:val="es-ES"/>
-        </w:rPr>
-        <w:t xml:space="preserve"> se levantaban a las 1 de la mañana o se dejaba moliendo el da anterior para llegar a prender el horno y que rindiera</w:t>
-      </w:r>
-      <w:r>
-        <w:rPr>
-          <w:rFonts w:ascii="Aptos Serif" w:eastAsia="Bookman Old Style,Times New Rom" w:hAnsi="Aptos Serif" w:cs="Aptos Serif"/>
-          <w:color w:val="auto"/>
-          <w:sz w:val="24"/>
-          <w:szCs w:val="24"/>
-          <w:lang w:val="es-ES"/>
-        </w:rPr>
-        <w:t xml:space="preserve"> el día</w:t>
-      </w:r>
-      <w:r>
-        <w:rPr>
-          <w:rFonts w:ascii="Aptos Serif" w:eastAsia="Bookman Old Style,Times New Rom" w:hAnsi="Aptos Serif" w:cs="Aptos Serif"/>
-          <w:color w:val="auto"/>
-          <w:sz w:val="24"/>
-          <w:szCs w:val="24"/>
-          <w:lang w:val="es-ES"/>
-        </w:rPr>
-        <w:t xml:space="preserve">.  A </w:t>
-      </w:r>
-      <w:r>
-        <w:rPr>
-          <w:rFonts w:ascii="Aptos Serif" w:eastAsia="Bookman Old Style,Times New Rom" w:hAnsi="Aptos Serif" w:cs="Aptos Serif"/>
-          <w:color w:val="auto"/>
-          <w:sz w:val="24"/>
-          <w:szCs w:val="24"/>
-          <w:lang w:val="es-ES"/>
-        </w:rPr>
-        <w:t>la una de la madrugada</w:t>
-      </w:r>
-      <w:r>
-        <w:rPr>
-          <w:rFonts w:ascii="Aptos Serif" w:eastAsia="Bookman Old Style,Times New Rom" w:hAnsi="Aptos Serif" w:cs="Aptos Serif"/>
-          <w:color w:val="auto"/>
-          <w:sz w:val="24"/>
-          <w:szCs w:val="24"/>
-          <w:lang w:val="es-ES"/>
-        </w:rPr>
-        <w:t xml:space="preserve"> se escuchaba </w:t>
-      </w:r>
-      <w:r>
-        <w:rPr>
-          <w:rFonts w:ascii="Aptos Serif" w:eastAsia="Bookman Old Style,Times New Rom" w:hAnsi="Aptos Serif" w:cs="Aptos Serif"/>
-          <w:color w:val="auto"/>
-          <w:sz w:val="24"/>
-          <w:szCs w:val="24"/>
-          <w:lang w:val="es-ES"/>
-        </w:rPr>
-        <w:t xml:space="preserve">Ondas del </w:t>
-      </w:r>
-      <w:proofErr w:type="spellStart"/>
-      <w:r>
-        <w:rPr>
-          <w:rFonts w:ascii="Aptos Serif" w:eastAsia="Bookman Old Style,Times New Rom" w:hAnsi="Aptos Serif" w:cs="Aptos Serif"/>
-          <w:color w:val="auto"/>
-          <w:sz w:val="24"/>
-          <w:szCs w:val="24"/>
-          <w:lang w:val="es-ES"/>
-        </w:rPr>
-        <w:t>Orteguaza</w:t>
-      </w:r>
-      <w:proofErr w:type="spellEnd"/>
-      <w:r>
-        <w:rPr>
-          <w:rFonts w:ascii="Aptos Serif" w:eastAsia="Bookman Old Style,Times New Rom" w:hAnsi="Aptos Serif" w:cs="Aptos Serif"/>
-          <w:color w:val="auto"/>
-          <w:sz w:val="24"/>
-          <w:szCs w:val="24"/>
-          <w:lang w:val="es-ES"/>
-        </w:rPr>
-        <w:t xml:space="preserve">, de las pocas emisoras que se </w:t>
-      </w:r>
-      <w:r>
-        <w:rPr>
-          <w:rFonts w:ascii="Aptos Serif" w:eastAsia="Bookman Old Style,Times New Rom" w:hAnsi="Aptos Serif" w:cs="Aptos Serif"/>
-          <w:color w:val="auto"/>
-          <w:sz w:val="24"/>
-          <w:szCs w:val="24"/>
-          <w:lang w:val="es-ES"/>
-        </w:rPr>
-        <w:t>sintonizaba</w:t>
-      </w:r>
-      <w:r>
-        <w:rPr>
-          <w:rFonts w:ascii="Aptos Serif" w:eastAsia="Bookman Old Style,Times New Rom" w:hAnsi="Aptos Serif" w:cs="Aptos Serif"/>
-          <w:color w:val="auto"/>
-          <w:sz w:val="24"/>
-          <w:szCs w:val="24"/>
-          <w:lang w:val="es-ES"/>
-        </w:rPr>
-        <w:t xml:space="preserve"> en los radios de pilas multibandas.</w:t>
-      </w:r>
-      <w:bookmarkEnd w:id="46"/>
-    </w:p>
-    <w:p>
-      <w:pPr>
-        <w:spacing w:after="0" w:line="360" w:lineRule="auto"/>
-        <w:jc w:val="both"/>
-        <w:rPr>
-          <w:rFonts w:ascii="Aptos Serif" w:eastAsia="Bookman Old Style,Times New Rom" w:hAnsi="Aptos Serif" w:cs="Aptos Serif"/>
-          <w:sz w:val="24"/>
-          <w:szCs w:val="24"/>
-          <w:lang w:val="es-ES"/>
-        </w:rPr>
-      </w:pPr>
-    </w:p>
-    <w:p>
-      <w:pPr>
-        <w:spacing w:after="0" w:line="360" w:lineRule="auto"/>
-        <w:jc w:val="both"/>
-        <w:rPr>
-          <w:rFonts w:ascii="Aptos Serif" w:eastAsia="Bookman Old Style,Times New Rom" w:hAnsi="Aptos Serif" w:cs="Aptos Serif"/>
-          <w:sz w:val="24"/>
-          <w:szCs w:val="24"/>
-          <w:lang w:val="es-ES"/>
-        </w:rPr>
-      </w:pPr>
-      <w:r>
-        <w:rPr>
-          <w:rFonts w:ascii="Aptos Serif" w:eastAsia="Bookman Old Style,Times New Rom" w:hAnsi="Aptos Serif" w:cs="Aptos Serif"/>
-          <w:sz w:val="24"/>
-          <w:szCs w:val="24"/>
-          <w:lang w:val="es-ES"/>
-        </w:rPr>
-        <w:t xml:space="preserve">Al tener el melado en la paila grande, </w:t>
-      </w:r>
-      <w:r>
-        <w:rPr>
-          <w:rFonts w:ascii="Aptos Serif" w:eastAsia="Bookman Old Style,Times New Rom" w:hAnsi="Aptos Serif" w:cs="Aptos Serif"/>
-          <w:sz w:val="24"/>
-          <w:szCs w:val="24"/>
-          <w:lang w:val="es-ES"/>
-        </w:rPr>
-        <w:t xml:space="preserve">este se pasaba a la siguiente paila que era de aluminio, el melado ya había mermado y con ello daba lugar a que la paila grande quedara libre para la siguiente cochada. Al mermar la segunda paila se pasaba a la tercera donde ya comenzaba a espesar el melado, </w:t>
-      </w:r>
-      <w:r>
-        <w:rPr>
-          <w:rFonts w:ascii="Aptos Serif" w:eastAsia="Bookman Old Style,Times New Rom" w:hAnsi="Aptos Serif" w:cs="Aptos Serif"/>
-          <w:sz w:val="24"/>
-          <w:szCs w:val="24"/>
-          <w:lang w:val="es-ES"/>
-        </w:rPr>
-        <w:t xml:space="preserve">después de espesado y mermado el agua se pasaba a la cuarta paila que era de cobre, en ella burbujeaba o zapateaba el dulce y daba el punto y para </w:t>
-      </w:r>
-      <w:r>
-        <w:rPr>
-          <w:rFonts w:ascii="Aptos Serif" w:eastAsia="Bookman Old Style,Times New Rom" w:hAnsi="Aptos Serif" w:cs="Aptos Serif"/>
-          <w:sz w:val="24"/>
-          <w:szCs w:val="24"/>
-          <w:lang w:val="es-ES"/>
-        </w:rPr>
-        <w:t>ayudarse</w:t>
-      </w:r>
-      <w:r>
-        <w:rPr>
-          <w:rFonts w:ascii="Aptos Serif" w:eastAsia="Bookman Old Style,Times New Rom" w:hAnsi="Aptos Serif" w:cs="Aptos Serif"/>
-          <w:sz w:val="24"/>
-          <w:szCs w:val="24"/>
-          <w:lang w:val="es-ES"/>
-        </w:rPr>
-        <w:t xml:space="preserve"> y que no se queme, se le echaba un pedazo de cera de laurel, y cuando se encrespaba el dulce se lo reba</w:t>
-      </w:r>
-      <w:r>
-        <w:rPr>
-          <w:rFonts w:ascii="Aptos Serif" w:eastAsia="Bookman Old Style,Times New Rom" w:hAnsi="Aptos Serif" w:cs="Aptos Serif"/>
-          <w:sz w:val="24"/>
-          <w:szCs w:val="24"/>
-          <w:lang w:val="es-ES"/>
-        </w:rPr>
-        <w:t xml:space="preserve">ja esparciendo unas gotas de agua. Para saber si ya había punto se cogía un mate con agua, se mojaba los dedos y se sacaba una porción de dulce caliente, si se hacía una bolita, el dulce ya estaba en su punto y se sacaba a un </w:t>
-      </w:r>
-      <w:proofErr w:type="spellStart"/>
-      <w:r>
-        <w:rPr>
-          <w:rFonts w:ascii="Aptos Serif" w:eastAsia="Bookman Old Style,Times New Rom" w:hAnsi="Aptos Serif" w:cs="Aptos Serif"/>
-          <w:sz w:val="24"/>
-          <w:szCs w:val="24"/>
-          <w:lang w:val="es-ES"/>
-        </w:rPr>
-        <w:t>bunque</w:t>
-      </w:r>
-      <w:proofErr w:type="spellEnd"/>
-      <w:r>
-        <w:rPr>
-          <w:rFonts w:ascii="Aptos Serif" w:eastAsia="Bookman Old Style,Times New Rom" w:hAnsi="Aptos Serif" w:cs="Aptos Serif"/>
           <w:sz w:val="24"/>
           <w:szCs w:val="24"/>
           <w:lang w:val="es-ES"/>
@@ -21653,7 +21222,17 @@
           <w:szCs w:val="24"/>
           <w:lang w:val="es-ES"/>
         </w:rPr>
-        <w:t xml:space="preserve">sa era una semana muy pesada para mi abuela y mamá, el abuelo llegaba cansado y se dormía a las cinco de la tarde, decía que tocaba madrugar para que el día rindiera, era una semana muy dura, de la casa se llevaba en viandas el almuerzo para el abuelo y los peones, mientras se dejaba descansar a los animales o también al terminar una cochada de guarapo. Loa animales para que jalaran la mijarra que iba atada al yugo si eran la yunta de bueyes o al pecho de las albardas si eran caballos, los arriaba Santiago, ya que mi abuelo era muy estricto de quien metía la caña al trapiche o manejaba las pailas, él decía que era muy peligros y no nos dejaba acercar a esas partes, entonces nosotros jugábamos en los montones de bagazo o después de la molienda, metíamos cañas pequeñitas y nosotros mismos hacíamos girar el trapiche para sacar un poco de guarapo que lo llevábamos para hacer todo el poseso en hornos hechos en la tierra, por lo general llagábamos a descachar la ollita sacada de la cocina de mi Mamá, pero luego el humo, la tierra que caía, o la leña que no quemaba, desistíamos de seguir con el intento de sacar dulce. O sino jugábamos a acarrear caña y nuestro caballo era el perrito blanco de raza criolla que tenía Jairo que se llamaba Regalo, </w:t>
+        <w:t xml:space="preserve">sa era una semana muy pesada para mi abuela y mamá, el abuelo llegaba cansado y se dormía a las cinco de la tarde, decía que tocaba madrugar para que el día </w:t>
+      </w:r>
+      <w:r>
+        <w:rPr>
+          <w:rFonts w:ascii="Aptos Serif" w:eastAsia="Bookman Old Style,Times New Rom" w:hAnsi="Aptos Serif" w:cs="Aptos Serif"/>
+          <w:sz w:val="24"/>
+          <w:szCs w:val="24"/>
+          <w:lang w:val="es-ES"/>
+        </w:rPr>
+        <w:lastRenderedPageBreak/>
+        <w:t xml:space="preserve">rindiera, era una semana muy dura, de la casa se llevaba en viandas el almuerzo para el abuelo y los peones, mientras se dejaba descansar a los animales o también al terminar una cochada de guarapo. Loa animales para que jalaran la mijarra que iba atada al yugo si eran la yunta de bueyes o al pecho de las albardas si eran caballos, los arriaba Santiago, ya que mi abuelo era muy estricto de quien metía la caña al trapiche o manejaba las pailas, él decía que era muy peligros y no nos dejaba acercar a esas partes, entonces nosotros jugábamos en los montones de bagazo o después de la molienda, metíamos cañas pequeñitas y nosotros mismos hacíamos girar el trapiche para sacar un poco de guarapo que lo llevábamos para hacer todo el poseso en hornos hechos en la tierra, por lo general llagábamos a descachar la ollita sacada de la cocina de mi Mamá, pero luego el humo, la tierra que caía, o la leña que no quemaba, desistíamos de seguir con el intento de sacar dulce. O sino jugábamos a acarrear caña y nuestro caballo era el perrito blanco de raza criolla que tenía Jairo que se llamaba Regalo, </w:t>
       </w:r>
       <w:proofErr w:type="spellStart"/>
       <w:r>
@@ -21790,8 +21369,180 @@
           <w:szCs w:val="52"/>
           <w:lang w:val="es-ES"/>
         </w:rPr>
-        <w:t xml:space="preserve">s </w:t>
-      </w:r>
+        <w:t>s cosechas de maíz en el alto</w:t>
+      </w:r>
+      <w:bookmarkEnd w:id="48"/>
+    </w:p>
+    <w:p>
+      <w:pPr>
+        <w:widowControl w:val="0"/>
+        <w:spacing w:after="0" w:line="360" w:lineRule="auto"/>
+        <w:jc w:val="center"/>
+        <w:rPr>
+          <w:rFonts w:ascii="Aptos Serif" w:eastAsia="Arial Unicode MS" w:hAnsi="Aptos Serif" w:cs="Aptos Serif"/>
+          <w:b/>
+          <w:sz w:val="28"/>
+          <w:szCs w:val="28"/>
+          <w:lang w:val="es-ES"/>
+        </w:rPr>
+      </w:pPr>
+    </w:p>
+    <w:p>
+      <w:pPr>
+        <w:spacing w:line="360" w:lineRule="auto"/>
+        <w:ind w:firstLine="708"/>
+        <w:jc w:val="both"/>
+        <w:rPr>
+          <w:rFonts w:ascii="Aptos Serif" w:eastAsia="Bookman Old Style,Times New Rom" w:hAnsi="Aptos Serif" w:cs="Aptos Serif"/>
+          <w:sz w:val="24"/>
+          <w:szCs w:val="24"/>
+          <w:lang w:val="es-ES"/>
+        </w:rPr>
+      </w:pPr>
+      <w:r>
+        <w:rPr>
+          <w:rFonts w:ascii="Aptos Serif" w:eastAsia="Bookman Old Style,Times New Rom" w:hAnsi="Aptos Serif" w:cs="Aptos Serif"/>
+          <w:sz w:val="24"/>
+          <w:szCs w:val="24"/>
+          <w:lang w:val="es-ES"/>
+        </w:rPr>
+        <w:t>Las cosechas de maíz del alto, las moras de castilla, los motilones, los piojos, los moquillos</w:t>
+      </w:r>
+    </w:p>
+    <w:p>
+      <w:pPr>
+        <w:spacing w:line="360" w:lineRule="auto"/>
+        <w:ind w:firstLine="708"/>
+        <w:jc w:val="both"/>
+        <w:rPr>
+          <w:rFonts w:ascii="Aptos Serif" w:eastAsia="Bookman Old Style,Times New Rom" w:hAnsi="Aptos Serif" w:cs="Aptos Serif"/>
+          <w:sz w:val="24"/>
+          <w:szCs w:val="24"/>
+          <w:lang w:val="es-ES"/>
+        </w:rPr>
+      </w:pPr>
+    </w:p>
+    <w:p>
+      <w:pPr>
+        <w:widowControl w:val="0"/>
+        <w:spacing w:after="0" w:line="360" w:lineRule="auto"/>
+        <w:jc w:val="center"/>
+        <w:rPr>
+          <w:rFonts w:ascii="Aptos Serif" w:eastAsia="Arial Unicode MS" w:hAnsi="Aptos Serif" w:cs="Aptos Serif"/>
+          <w:b/>
+          <w:sz w:val="28"/>
+          <w:szCs w:val="28"/>
+          <w:lang w:val="es-ES"/>
+        </w:rPr>
+      </w:pPr>
+    </w:p>
+    <w:p>
+      <w:pPr>
+        <w:rPr>
+          <w:rFonts w:ascii="Aptos Serif" w:eastAsia="Arial Unicode MS" w:hAnsi="Aptos Serif" w:cs="Aptos Serif"/>
+          <w:b/>
+          <w:sz w:val="28"/>
+          <w:szCs w:val="28"/>
+          <w:lang w:val="es-ES"/>
+        </w:rPr>
+      </w:pPr>
+      <w:r>
+        <w:rPr>
+          <w:rFonts w:ascii="Aptos Serif" w:eastAsia="Arial Unicode MS" w:hAnsi="Aptos Serif" w:cs="Aptos Serif"/>
+          <w:b/>
+          <w:sz w:val="28"/>
+          <w:szCs w:val="28"/>
+          <w:lang w:val="es-ES"/>
+        </w:rPr>
+        <w:br w:type="page"/>
+      </w:r>
+    </w:p>
+    <w:p>
+      <w:pPr>
+        <w:pStyle w:val="Ttulo1"/>
+        <w:keepNext w:val="0"/>
+        <w:keepLines w:val="0"/>
+        <w:widowControl w:val="0"/>
+        <w:spacing w:line="360" w:lineRule="auto"/>
+        <w:jc w:val="center"/>
+        <w:rPr>
+          <w:rFonts w:ascii="Aptos Serif" w:eastAsia="Bookman Old Style,Times New Rom" w:hAnsi="Aptos Serif" w:cs="Aptos Serif"/>
+          <w:color w:val="auto"/>
+        </w:rPr>
+      </w:pPr>
+    </w:p>
+    <w:p>
+      <w:pPr>
+        <w:pStyle w:val="Ttulo1"/>
+        <w:keepNext w:val="0"/>
+        <w:keepLines w:val="0"/>
+        <w:widowControl w:val="0"/>
+        <w:spacing w:line="360" w:lineRule="auto"/>
+        <w:jc w:val="center"/>
+        <w:rPr>
+          <w:rFonts w:ascii="Aptos Serif" w:eastAsia="Bookman Old Style,Times New Rom" w:hAnsi="Aptos Serif" w:cs="Aptos Serif"/>
+          <w:color w:val="auto"/>
+        </w:rPr>
+      </w:pPr>
+    </w:p>
+    <w:p>
+      <w:pPr>
+        <w:pStyle w:val="Ttulo1"/>
+        <w:keepNext w:val="0"/>
+        <w:keepLines w:val="0"/>
+        <w:widowControl w:val="0"/>
+        <w:spacing w:line="360" w:lineRule="auto"/>
+        <w:jc w:val="center"/>
+        <w:rPr>
+          <w:rFonts w:ascii="Aptos Serif" w:eastAsia="Arial Unicode MS" w:hAnsi="Aptos Serif" w:cs="Aptos Serif"/>
+          <w:color w:val="auto"/>
+          <w:lang w:val="es-ES"/>
+        </w:rPr>
+      </w:pPr>
+      <w:bookmarkStart w:id="49" w:name="_Toc213533569"/>
+      <w:r>
+        <w:rPr>
+          <w:rFonts w:ascii="Aptos Serif" w:eastAsia="Bookman Old Style,Times New Rom" w:hAnsi="Aptos Serif" w:cs="Aptos Serif"/>
+          <w:color w:val="auto"/>
+        </w:rPr>
+        <w:t>Capítulo</w:t>
+      </w:r>
+      <w:r>
+        <w:rPr>
+          <w:rFonts w:ascii="Aptos Serif" w:eastAsia="Bookman Old Style,Times New Rom" w:hAnsi="Aptos Serif" w:cs="Aptos Serif"/>
+          <w:color w:val="auto"/>
+          <w:lang w:val="es-ES"/>
+        </w:rPr>
+        <w:t xml:space="preserve"> 2</w:t>
+      </w:r>
+      <w:r>
+        <w:rPr>
+          <w:rFonts w:ascii="Aptos Serif" w:eastAsia="Bookman Old Style,Times New Rom" w:hAnsi="Aptos Serif" w:cs="Aptos Serif"/>
+          <w:color w:val="auto"/>
+          <w:lang w:val="es-ES"/>
+        </w:rPr>
+        <w:t>5</w:t>
+      </w:r>
+      <w:bookmarkEnd w:id="49"/>
+    </w:p>
+    <w:p>
+      <w:pPr>
+        <w:pStyle w:val="Ttulo1"/>
+        <w:keepNext w:val="0"/>
+        <w:keepLines w:val="0"/>
+        <w:widowControl w:val="0"/>
+        <w:spacing w:line="360" w:lineRule="auto"/>
+        <w:jc w:val="center"/>
+        <w:rPr>
+          <w:rFonts w:ascii="Aptos Serif" w:eastAsia="Arial Unicode MS" w:hAnsi="Aptos Serif" w:cs="Aptos Serif"/>
+          <w:i/>
+          <w:color w:val="auto"/>
+          <w:sz w:val="52"/>
+          <w:szCs w:val="52"/>
+          <w:lang w:val="es-ES"/>
+        </w:rPr>
+      </w:pPr>
+      <w:bookmarkStart w:id="50" w:name="_Toc213533570"/>
       <w:r>
         <w:rPr>
           <w:rFonts w:ascii="Aptos Serif" w:eastAsia="Bookman Old Style,Times New Rom" w:hAnsi="Aptos Serif" w:cs="Aptos Serif"/>
@@ -21802,180 +21553,8 @@
           <w:szCs w:val="52"/>
           <w:lang w:val="es-ES"/>
         </w:rPr>
-        <w:t>cosechas de maíz en el alto</w:t>
-      </w:r>
-      <w:bookmarkEnd w:id="48"/>
-    </w:p>
-    <w:p>
-      <w:pPr>
-        <w:widowControl w:val="0"/>
-        <w:spacing w:after="0" w:line="360" w:lineRule="auto"/>
-        <w:jc w:val="center"/>
-        <w:rPr>
-          <w:rFonts w:ascii="Aptos Serif" w:eastAsia="Arial Unicode MS" w:hAnsi="Aptos Serif" w:cs="Aptos Serif"/>
-          <w:b/>
-          <w:sz w:val="28"/>
-          <w:szCs w:val="28"/>
-          <w:lang w:val="es-ES"/>
-        </w:rPr>
-      </w:pPr>
-    </w:p>
-    <w:p>
-      <w:pPr>
-        <w:spacing w:line="360" w:lineRule="auto"/>
-        <w:ind w:firstLine="708"/>
-        <w:jc w:val="both"/>
-        <w:rPr>
-          <w:rFonts w:ascii="Aptos Serif" w:eastAsia="Bookman Old Style,Times New Rom" w:hAnsi="Aptos Serif" w:cs="Aptos Serif"/>
-          <w:sz w:val="24"/>
-          <w:szCs w:val="24"/>
-          <w:lang w:val="es-ES"/>
-        </w:rPr>
-      </w:pPr>
-      <w:r>
-        <w:rPr>
-          <w:rFonts w:ascii="Aptos Serif" w:eastAsia="Bookman Old Style,Times New Rom" w:hAnsi="Aptos Serif" w:cs="Aptos Serif"/>
-          <w:sz w:val="24"/>
-          <w:szCs w:val="24"/>
-          <w:lang w:val="es-ES"/>
-        </w:rPr>
-        <w:t>Las cosechas de maíz del alto, las moras de castilla, los motilones, los piojos, los moquillos</w:t>
-      </w:r>
-    </w:p>
-    <w:p>
-      <w:pPr>
-        <w:spacing w:line="360" w:lineRule="auto"/>
-        <w:ind w:firstLine="708"/>
-        <w:jc w:val="both"/>
-        <w:rPr>
-          <w:rFonts w:ascii="Aptos Serif" w:eastAsia="Bookman Old Style,Times New Rom" w:hAnsi="Aptos Serif" w:cs="Aptos Serif"/>
-          <w:sz w:val="24"/>
-          <w:szCs w:val="24"/>
-          <w:lang w:val="es-ES"/>
-        </w:rPr>
-      </w:pPr>
-    </w:p>
-    <w:p>
-      <w:pPr>
-        <w:widowControl w:val="0"/>
-        <w:spacing w:after="0" w:line="360" w:lineRule="auto"/>
-        <w:jc w:val="center"/>
-        <w:rPr>
-          <w:rFonts w:ascii="Aptos Serif" w:eastAsia="Arial Unicode MS" w:hAnsi="Aptos Serif" w:cs="Aptos Serif"/>
-          <w:b/>
-          <w:sz w:val="28"/>
-          <w:szCs w:val="28"/>
-          <w:lang w:val="es-ES"/>
-        </w:rPr>
-      </w:pPr>
-    </w:p>
-    <w:p>
-      <w:pPr>
-        <w:rPr>
-          <w:rFonts w:ascii="Aptos Serif" w:eastAsia="Arial Unicode MS" w:hAnsi="Aptos Serif" w:cs="Aptos Serif"/>
-          <w:b/>
-          <w:sz w:val="28"/>
-          <w:szCs w:val="28"/>
-          <w:lang w:val="es-ES"/>
-        </w:rPr>
-      </w:pPr>
-      <w:r>
-        <w:rPr>
-          <w:rFonts w:ascii="Aptos Serif" w:eastAsia="Arial Unicode MS" w:hAnsi="Aptos Serif" w:cs="Aptos Serif"/>
-          <w:b/>
-          <w:sz w:val="28"/>
-          <w:szCs w:val="28"/>
-          <w:lang w:val="es-ES"/>
-        </w:rPr>
-        <w:br w:type="page"/>
-      </w:r>
-    </w:p>
-    <w:p>
-      <w:pPr>
-        <w:pStyle w:val="Ttulo1"/>
-        <w:keepNext w:val="0"/>
-        <w:keepLines w:val="0"/>
-        <w:widowControl w:val="0"/>
-        <w:spacing w:line="360" w:lineRule="auto"/>
-        <w:jc w:val="center"/>
-        <w:rPr>
-          <w:rFonts w:ascii="Aptos Serif" w:eastAsia="Bookman Old Style,Times New Rom" w:hAnsi="Aptos Serif" w:cs="Aptos Serif"/>
-          <w:color w:val="auto"/>
-        </w:rPr>
-      </w:pPr>
-    </w:p>
-    <w:p>
-      <w:pPr>
-        <w:pStyle w:val="Ttulo1"/>
-        <w:keepNext w:val="0"/>
-        <w:keepLines w:val="0"/>
-        <w:widowControl w:val="0"/>
-        <w:spacing w:line="360" w:lineRule="auto"/>
-        <w:jc w:val="center"/>
-        <w:rPr>
-          <w:rFonts w:ascii="Aptos Serif" w:eastAsia="Bookman Old Style,Times New Rom" w:hAnsi="Aptos Serif" w:cs="Aptos Serif"/>
-          <w:color w:val="auto"/>
-        </w:rPr>
-      </w:pPr>
-    </w:p>
-    <w:p>
-      <w:pPr>
-        <w:pStyle w:val="Ttulo1"/>
-        <w:keepNext w:val="0"/>
-        <w:keepLines w:val="0"/>
-        <w:widowControl w:val="0"/>
-        <w:spacing w:line="360" w:lineRule="auto"/>
-        <w:jc w:val="center"/>
-        <w:rPr>
-          <w:rFonts w:ascii="Aptos Serif" w:eastAsia="Arial Unicode MS" w:hAnsi="Aptos Serif" w:cs="Aptos Serif"/>
-          <w:color w:val="auto"/>
-          <w:lang w:val="es-ES"/>
-        </w:rPr>
-      </w:pPr>
-      <w:bookmarkStart w:id="49" w:name="_Toc213533569"/>
-      <w:r>
-        <w:rPr>
-          <w:rFonts w:ascii="Aptos Serif" w:eastAsia="Bookman Old Style,Times New Rom" w:hAnsi="Aptos Serif" w:cs="Aptos Serif"/>
-          <w:color w:val="auto"/>
-        </w:rPr>
-        <w:t>Capítulo</w:t>
-      </w:r>
-      <w:r>
-        <w:rPr>
-          <w:rFonts w:ascii="Aptos Serif" w:eastAsia="Bookman Old Style,Times New Rom" w:hAnsi="Aptos Serif" w:cs="Aptos Serif"/>
-          <w:color w:val="auto"/>
-          <w:lang w:val="es-ES"/>
-        </w:rPr>
-        <w:t xml:space="preserve"> 2</w:t>
-      </w:r>
-      <w:r>
-        <w:rPr>
-          <w:rFonts w:ascii="Aptos Serif" w:eastAsia="Bookman Old Style,Times New Rom" w:hAnsi="Aptos Serif" w:cs="Aptos Serif"/>
-          <w:color w:val="auto"/>
-          <w:lang w:val="es-ES"/>
-        </w:rPr>
-        <w:t>5</w:t>
-      </w:r>
-      <w:bookmarkEnd w:id="49"/>
-    </w:p>
-    <w:p>
-      <w:pPr>
-        <w:pStyle w:val="Ttulo1"/>
-        <w:keepNext w:val="0"/>
-        <w:keepLines w:val="0"/>
-        <w:widowControl w:val="0"/>
-        <w:spacing w:line="360" w:lineRule="auto"/>
-        <w:jc w:val="center"/>
-        <w:rPr>
-          <w:rFonts w:ascii="Aptos Serif" w:eastAsia="Arial Unicode MS" w:hAnsi="Aptos Serif" w:cs="Aptos Serif"/>
-          <w:i/>
-          <w:color w:val="auto"/>
-          <w:sz w:val="52"/>
-          <w:szCs w:val="52"/>
-          <w:lang w:val="es-ES"/>
-        </w:rPr>
-      </w:pPr>
-      <w:bookmarkStart w:id="50" w:name="_Toc213533570"/>
+        <w:t>La</w:t>
+      </w:r>
       <w:r>
         <w:rPr>
           <w:rFonts w:ascii="Aptos Serif" w:eastAsia="Bookman Old Style,Times New Rom" w:hAnsi="Aptos Serif" w:cs="Aptos Serif"/>
@@ -21986,31 +21565,7 @@
           <w:szCs w:val="52"/>
           <w:lang w:val="es-ES"/>
         </w:rPr>
-        <w:t>La</w:t>
-      </w:r>
-      <w:r>
-        <w:rPr>
-          <w:rFonts w:ascii="Aptos Serif" w:eastAsia="Bookman Old Style,Times New Rom" w:hAnsi="Aptos Serif" w:cs="Aptos Serif"/>
-          <w:i/>
-          <w:iCs/>
-          <w:color w:val="auto"/>
-          <w:sz w:val="52"/>
-          <w:szCs w:val="52"/>
-          <w:lang w:val="es-ES"/>
-        </w:rPr>
-        <w:t xml:space="preserve"> </w:t>
-      </w:r>
-      <w:r>
-        <w:rPr>
-          <w:rFonts w:ascii="Aptos Serif" w:eastAsia="Bookman Old Style,Times New Rom" w:hAnsi="Aptos Serif" w:cs="Aptos Serif"/>
-          <w:i/>
-          <w:iCs/>
-          <w:color w:val="auto"/>
-          <w:sz w:val="52"/>
-          <w:szCs w:val="52"/>
-          <w:lang w:val="es-ES"/>
-        </w:rPr>
-        <w:t>recolección de café</w:t>
+        <w:t xml:space="preserve"> recolección de café</w:t>
       </w:r>
       <w:bookmarkEnd w:id="50"/>
     </w:p>
@@ -22511,10 +22066,7 @@
         <w:footnoteRef/>
       </w:r>
       <w:r>
-        <w:t xml:space="preserve"> </w:t>
-      </w:r>
-      <w:r>
-        <w:t>Bestias: Caballos</w:t>
+        <w:t xml:space="preserve"> Bestias: Caballos</w:t>
       </w:r>
     </w:p>
   </w:footnote>
@@ -22596,10 +22148,7 @@
         <w:footnoteRef/>
       </w:r>
       <w:r>
-        <w:t xml:space="preserve"> </w:t>
-      </w:r>
-      <w:r>
-        <w:t>Zarigüeyas</w:t>
+        <w:t xml:space="preserve"> Zarigüeyas</w:t>
       </w:r>
     </w:p>
   </w:footnote>
@@ -22615,10 +22164,7 @@
         <w:footnoteRef/>
       </w:r>
       <w:r>
-        <w:t xml:space="preserve"> </w:t>
-      </w:r>
-      <w:r>
-        <w:t>Comadrejas</w:t>
+        <w:t xml:space="preserve"> Comadrejas</w:t>
       </w:r>
     </w:p>
   </w:footnote>
@@ -22634,10 +22180,7 @@
         <w:footnoteRef/>
       </w:r>
       <w:r>
-        <w:t xml:space="preserve"> </w:t>
-      </w:r>
-      <w:r>
-        <w:t>Variedad de pasto que crece en las laderas de la carretera</w:t>
+        <w:t xml:space="preserve"> Variedad de pasto que crece en las laderas de la carretera</w:t>
       </w:r>
     </w:p>
   </w:footnote>
@@ -22653,10 +22196,7 @@
         <w:footnoteRef/>
       </w:r>
       <w:r>
-        <w:t xml:space="preserve"> </w:t>
-      </w:r>
-      <w:r>
-        <w:t>Maletas de cuero</w:t>
+        <w:t xml:space="preserve"> Maletas de cuero</w:t>
       </w:r>
     </w:p>
   </w:footnote>

--- a/Historia escrita por Juan Carlos Reyes Guerrero_sinformato.docx
+++ b/Historia escrita por Juan Carlos Reyes Guerrero_sinformato.docx
@@ -1930,7 +1930,7 @@
               <w:kern w:val="2"/>
               <w:sz w:val="24"/>
               <w:szCs w:val="24"/>
-              <w:lang w:eastAsia="es-MX"/>
+              <w:lang w:eastAsia="es-CO"/>
               <w14:ligatures w14:val="standardContextual"/>
             </w:rPr>
           </w:pPr>
@@ -1958,7 +1958,7 @@
             </w:rPr>
             <w:fldChar w:fldCharType="separate"/>
           </w:r>
-          <w:hyperlink w:anchor="_Toc213533520" w:history="1">
+          <w:hyperlink w:anchor="_Toc213859958" w:history="1">
             <w:r>
               <w:rPr>
                 <w:rStyle w:val="Hipervnculo"/>
@@ -1995,7 +1995,7 @@
                 <w:noProof/>
                 <w:webHidden/>
               </w:rPr>
-              <w:instrText xml:space="preserve"> PAGEREF _Toc213533520 \h </w:instrText>
+              <w:instrText xml:space="preserve"> PAGEREF _Toc213859958 \h </w:instrText>
             </w:r>
             <w:r>
               <w:rPr>
@@ -2015,7 +2015,7 @@
                 <w:noProof/>
                 <w:webHidden/>
               </w:rPr>
-              <w:t>11</w:t>
+              <w:t>10</w:t>
             </w:r>
             <w:r>
               <w:rPr>
@@ -2038,11 +2038,11 @@
               <w:kern w:val="2"/>
               <w:sz w:val="24"/>
               <w:szCs w:val="24"/>
-              <w:lang w:eastAsia="es-MX"/>
+              <w:lang w:eastAsia="es-CO"/>
               <w14:ligatures w14:val="standardContextual"/>
             </w:rPr>
           </w:pPr>
-          <w:hyperlink w:anchor="_Toc213533521" w:history="1">
+          <w:hyperlink w:anchor="_Toc213859959" w:history="1">
             <w:r>
               <w:rPr>
                 <w:rStyle w:val="Hipervnculo"/>
@@ -2072,7 +2072,7 @@
                 <w:noProof/>
                 <w:webHidden/>
               </w:rPr>
-              <w:instrText xml:space="preserve"> PAGEREF _Toc213533521 \h </w:instrText>
+              <w:instrText xml:space="preserve"> PAGEREF _Toc213859959 \h </w:instrText>
             </w:r>
             <w:r>
               <w:rPr>
@@ -2092,7 +2092,7 @@
                 <w:noProof/>
                 <w:webHidden/>
               </w:rPr>
-              <w:t>11</w:t>
+              <w:t>10</w:t>
             </w:r>
             <w:r>
               <w:rPr>
@@ -2115,11 +2115,11 @@
               <w:kern w:val="2"/>
               <w:sz w:val="24"/>
               <w:szCs w:val="24"/>
-              <w:lang w:eastAsia="es-MX"/>
+              <w:lang w:eastAsia="es-CO"/>
               <w14:ligatures w14:val="standardContextual"/>
             </w:rPr>
           </w:pPr>
-          <w:hyperlink w:anchor="_Toc213533522" w:history="1">
+          <w:hyperlink w:anchor="_Toc213859960" w:history="1">
             <w:r>
               <w:rPr>
                 <w:rStyle w:val="Hipervnculo"/>
@@ -2156,7 +2156,7 @@
                 <w:noProof/>
                 <w:webHidden/>
               </w:rPr>
-              <w:instrText xml:space="preserve"> PAGEREF _Toc213533522 \h </w:instrText>
+              <w:instrText xml:space="preserve"> PAGEREF _Toc213859960 \h </w:instrText>
             </w:r>
             <w:r>
               <w:rPr>
@@ -2176,7 +2176,7 @@
                 <w:noProof/>
                 <w:webHidden/>
               </w:rPr>
-              <w:t>13</w:t>
+              <w:t>12</w:t>
             </w:r>
             <w:r>
               <w:rPr>
@@ -2199,11 +2199,11 @@
               <w:kern w:val="2"/>
               <w:sz w:val="24"/>
               <w:szCs w:val="24"/>
-              <w:lang w:eastAsia="es-MX"/>
+              <w:lang w:eastAsia="es-CO"/>
               <w14:ligatures w14:val="standardContextual"/>
             </w:rPr>
           </w:pPr>
-          <w:hyperlink w:anchor="_Toc213533523" w:history="1">
+          <w:hyperlink w:anchor="_Toc213859961" w:history="1">
             <w:r>
               <w:rPr>
                 <w:rStyle w:val="Hipervnculo"/>
@@ -2233,7 +2233,7 @@
                 <w:noProof/>
                 <w:webHidden/>
               </w:rPr>
-              <w:instrText xml:space="preserve"> PAGEREF _Toc213533523 \h </w:instrText>
+              <w:instrText xml:space="preserve"> PAGEREF _Toc213859961 \h </w:instrText>
             </w:r>
             <w:r>
               <w:rPr>
@@ -2253,7 +2253,7 @@
                 <w:noProof/>
                 <w:webHidden/>
               </w:rPr>
-              <w:t>13</w:t>
+              <w:t>12</w:t>
             </w:r>
             <w:r>
               <w:rPr>
@@ -2276,11 +2276,11 @@
               <w:kern w:val="2"/>
               <w:sz w:val="24"/>
               <w:szCs w:val="24"/>
-              <w:lang w:eastAsia="es-MX"/>
+              <w:lang w:eastAsia="es-CO"/>
               <w14:ligatures w14:val="standardContextual"/>
             </w:rPr>
           </w:pPr>
-          <w:hyperlink w:anchor="_Toc213533524" w:history="1">
+          <w:hyperlink w:anchor="_Toc213859962" w:history="1">
             <w:r>
               <w:rPr>
                 <w:rStyle w:val="Hipervnculo"/>
@@ -2319,7 +2319,7 @@
                 <w:noProof/>
                 <w:webHidden/>
               </w:rPr>
-              <w:instrText xml:space="preserve"> PAGEREF _Toc213533524 \h </w:instrText>
+              <w:instrText xml:space="preserve"> PAGEREF _Toc213859962 \h </w:instrText>
             </w:r>
             <w:r>
               <w:rPr>
@@ -2339,7 +2339,7 @@
                 <w:noProof/>
                 <w:webHidden/>
               </w:rPr>
-              <w:t>17</w:t>
+              <w:t>16</w:t>
             </w:r>
             <w:r>
               <w:rPr>
@@ -2362,11 +2362,11 @@
               <w:kern w:val="2"/>
               <w:sz w:val="24"/>
               <w:szCs w:val="24"/>
-              <w:lang w:eastAsia="es-MX"/>
+              <w:lang w:eastAsia="es-CO"/>
               <w14:ligatures w14:val="standardContextual"/>
             </w:rPr>
           </w:pPr>
-          <w:hyperlink w:anchor="_Toc213533525" w:history="1">
+          <w:hyperlink w:anchor="_Toc213859963" w:history="1">
             <w:r>
               <w:rPr>
                 <w:rStyle w:val="Hipervnculo"/>
@@ -2396,7 +2396,7 @@
                 <w:noProof/>
                 <w:webHidden/>
               </w:rPr>
-              <w:instrText xml:space="preserve"> PAGEREF _Toc213533525 \h </w:instrText>
+              <w:instrText xml:space="preserve"> PAGEREF _Toc213859963 \h </w:instrText>
             </w:r>
             <w:r>
               <w:rPr>
@@ -2416,7 +2416,7 @@
                 <w:noProof/>
                 <w:webHidden/>
               </w:rPr>
-              <w:t>17</w:t>
+              <w:t>16</w:t>
             </w:r>
             <w:r>
               <w:rPr>
@@ -2439,11 +2439,11 @@
               <w:kern w:val="2"/>
               <w:sz w:val="24"/>
               <w:szCs w:val="24"/>
-              <w:lang w:eastAsia="es-MX"/>
+              <w:lang w:eastAsia="es-CO"/>
               <w14:ligatures w14:val="standardContextual"/>
             </w:rPr>
           </w:pPr>
-          <w:hyperlink w:anchor="_Toc213533526" w:history="1">
+          <w:hyperlink w:anchor="_Toc213859964" w:history="1">
             <w:r>
               <w:rPr>
                 <w:rStyle w:val="Hipervnculo"/>
@@ -2472,7 +2472,7 @@
                 <w:noProof/>
                 <w:webHidden/>
               </w:rPr>
-              <w:instrText xml:space="preserve"> PAGEREF _Toc213533526 \h </w:instrText>
+              <w:instrText xml:space="preserve"> PAGEREF _Toc213859964 \h </w:instrText>
             </w:r>
             <w:r>
               <w:rPr>
@@ -2492,7 +2492,7 @@
                 <w:noProof/>
                 <w:webHidden/>
               </w:rPr>
-              <w:t>19</w:t>
+              <w:t>18</w:t>
             </w:r>
             <w:r>
               <w:rPr>
@@ -2515,11 +2515,11 @@
               <w:kern w:val="2"/>
               <w:sz w:val="24"/>
               <w:szCs w:val="24"/>
-              <w:lang w:eastAsia="es-MX"/>
+              <w:lang w:eastAsia="es-CO"/>
               <w14:ligatures w14:val="standardContextual"/>
             </w:rPr>
           </w:pPr>
-          <w:hyperlink w:anchor="_Toc213533527" w:history="1">
+          <w:hyperlink w:anchor="_Toc213859965" w:history="1">
             <w:r>
               <w:rPr>
                 <w:rStyle w:val="Hipervnculo"/>
@@ -2550,7 +2550,7 @@
                 <w:noProof/>
                 <w:webHidden/>
               </w:rPr>
-              <w:instrText xml:space="preserve"> PAGEREF _Toc213533527 \h </w:instrText>
+              <w:instrText xml:space="preserve"> PAGEREF _Toc213859965 \h </w:instrText>
             </w:r>
             <w:r>
               <w:rPr>
@@ -2570,7 +2570,7 @@
                 <w:noProof/>
                 <w:webHidden/>
               </w:rPr>
-              <w:t>19</w:t>
+              <w:t>18</w:t>
             </w:r>
             <w:r>
               <w:rPr>
@@ -2593,11 +2593,11 @@
               <w:kern w:val="2"/>
               <w:sz w:val="24"/>
               <w:szCs w:val="24"/>
-              <w:lang w:eastAsia="es-MX"/>
+              <w:lang w:eastAsia="es-CO"/>
               <w14:ligatures w14:val="standardContextual"/>
             </w:rPr>
           </w:pPr>
-          <w:hyperlink w:anchor="_Toc213533528" w:history="1">
+          <w:hyperlink w:anchor="_Toc213859966" w:history="1">
             <w:r>
               <w:rPr>
                 <w:rStyle w:val="Hipervnculo"/>
@@ -2634,7 +2634,7 @@
                 <w:noProof/>
                 <w:webHidden/>
               </w:rPr>
-              <w:instrText xml:space="preserve"> PAGEREF _Toc213533528 \h </w:instrText>
+              <w:instrText xml:space="preserve"> PAGEREF _Toc213859966 \h </w:instrText>
             </w:r>
             <w:r>
               <w:rPr>
@@ -2654,7 +2654,7 @@
                 <w:noProof/>
                 <w:webHidden/>
               </w:rPr>
-              <w:t>22</w:t>
+              <w:t>21</w:t>
             </w:r>
             <w:r>
               <w:rPr>
@@ -2677,11 +2677,11 @@
               <w:kern w:val="2"/>
               <w:sz w:val="24"/>
               <w:szCs w:val="24"/>
-              <w:lang w:eastAsia="es-MX"/>
+              <w:lang w:eastAsia="es-CO"/>
               <w14:ligatures w14:val="standardContextual"/>
             </w:rPr>
           </w:pPr>
-          <w:hyperlink w:anchor="_Toc213533529" w:history="1">
+          <w:hyperlink w:anchor="_Toc213859967" w:history="1">
             <w:r>
               <w:rPr>
                 <w:rStyle w:val="Hipervnculo"/>
@@ -2712,7 +2712,7 @@
                 <w:noProof/>
                 <w:webHidden/>
               </w:rPr>
-              <w:instrText xml:space="preserve"> PAGEREF _Toc213533529 \h </w:instrText>
+              <w:instrText xml:space="preserve"> PAGEREF _Toc213859967 \h </w:instrText>
             </w:r>
             <w:r>
               <w:rPr>
@@ -2732,7 +2732,7 @@
                 <w:noProof/>
                 <w:webHidden/>
               </w:rPr>
-              <w:t>22</w:t>
+              <w:t>21</w:t>
             </w:r>
             <w:r>
               <w:rPr>
@@ -2755,11 +2755,11 @@
               <w:kern w:val="2"/>
               <w:sz w:val="24"/>
               <w:szCs w:val="24"/>
-              <w:lang w:eastAsia="es-MX"/>
+              <w:lang w:eastAsia="es-CO"/>
               <w14:ligatures w14:val="standardContextual"/>
             </w:rPr>
           </w:pPr>
-          <w:hyperlink w:anchor="_Toc213533530" w:history="1">
+          <w:hyperlink w:anchor="_Toc213859968" w:history="1">
             <w:r>
               <w:rPr>
                 <w:rStyle w:val="Hipervnculo"/>
@@ -2796,7 +2796,7 @@
                 <w:noProof/>
                 <w:webHidden/>
               </w:rPr>
-              <w:instrText xml:space="preserve"> PAGEREF _Toc213533530 \h </w:instrText>
+              <w:instrText xml:space="preserve"> PAGEREF _Toc213859968 \h </w:instrText>
             </w:r>
             <w:r>
               <w:rPr>
@@ -2816,7 +2816,7 @@
                 <w:noProof/>
                 <w:webHidden/>
               </w:rPr>
-              <w:t>26</w:t>
+              <w:t>25</w:t>
             </w:r>
             <w:r>
               <w:rPr>
@@ -2839,11 +2839,11 @@
               <w:kern w:val="2"/>
               <w:sz w:val="24"/>
               <w:szCs w:val="24"/>
-              <w:lang w:eastAsia="es-MX"/>
+              <w:lang w:eastAsia="es-CO"/>
               <w14:ligatures w14:val="standardContextual"/>
             </w:rPr>
           </w:pPr>
-          <w:hyperlink w:anchor="_Toc213533531" w:history="1">
+          <w:hyperlink w:anchor="_Toc213859969" w:history="1">
             <w:r>
               <w:rPr>
                 <w:rStyle w:val="Hipervnculo"/>
@@ -2874,7 +2874,7 @@
                 <w:noProof/>
                 <w:webHidden/>
               </w:rPr>
-              <w:instrText xml:space="preserve"> PAGEREF _Toc213533531 \h </w:instrText>
+              <w:instrText xml:space="preserve"> PAGEREF _Toc213859969 \h </w:instrText>
             </w:r>
             <w:r>
               <w:rPr>
@@ -2894,7 +2894,7 @@
                 <w:noProof/>
                 <w:webHidden/>
               </w:rPr>
-              <w:t>26</w:t>
+              <w:t>25</w:t>
             </w:r>
             <w:r>
               <w:rPr>
@@ -2917,11 +2917,11 @@
               <w:kern w:val="2"/>
               <w:sz w:val="24"/>
               <w:szCs w:val="24"/>
-              <w:lang w:eastAsia="es-MX"/>
+              <w:lang w:eastAsia="es-CO"/>
               <w14:ligatures w14:val="standardContextual"/>
             </w:rPr>
           </w:pPr>
-          <w:hyperlink w:anchor="_Toc213533532" w:history="1">
+          <w:hyperlink w:anchor="_Toc213859970" w:history="1">
             <w:r>
               <w:rPr>
                 <w:rStyle w:val="Hipervnculo"/>
@@ -2958,7 +2958,7 @@
                 <w:noProof/>
                 <w:webHidden/>
               </w:rPr>
-              <w:instrText xml:space="preserve"> PAGEREF _Toc213533532 \h </w:instrText>
+              <w:instrText xml:space="preserve"> PAGEREF _Toc213859970 \h </w:instrText>
             </w:r>
             <w:r>
               <w:rPr>
@@ -2978,7 +2978,7 @@
                 <w:noProof/>
                 <w:webHidden/>
               </w:rPr>
-              <w:t>28</w:t>
+              <w:t>27</w:t>
             </w:r>
             <w:r>
               <w:rPr>
@@ -3001,11 +3001,11 @@
               <w:kern w:val="2"/>
               <w:sz w:val="24"/>
               <w:szCs w:val="24"/>
-              <w:lang w:eastAsia="es-MX"/>
+              <w:lang w:eastAsia="es-CO"/>
               <w14:ligatures w14:val="standardContextual"/>
             </w:rPr>
           </w:pPr>
-          <w:hyperlink w:anchor="_Toc213533533" w:history="1">
+          <w:hyperlink w:anchor="_Toc213859971" w:history="1">
             <w:r>
               <w:rPr>
                 <w:rStyle w:val="Hipervnculo"/>
@@ -3036,7 +3036,7 @@
                 <w:noProof/>
                 <w:webHidden/>
               </w:rPr>
-              <w:instrText xml:space="preserve"> PAGEREF _Toc213533533 \h </w:instrText>
+              <w:instrText xml:space="preserve"> PAGEREF _Toc213859971 \h </w:instrText>
             </w:r>
             <w:r>
               <w:rPr>
@@ -3056,7 +3056,7 @@
                 <w:noProof/>
                 <w:webHidden/>
               </w:rPr>
-              <w:t>28</w:t>
+              <w:t>27</w:t>
             </w:r>
             <w:r>
               <w:rPr>
@@ -3079,11 +3079,11 @@
               <w:kern w:val="2"/>
               <w:sz w:val="24"/>
               <w:szCs w:val="24"/>
-              <w:lang w:eastAsia="es-MX"/>
+              <w:lang w:eastAsia="es-CO"/>
               <w14:ligatures w14:val="standardContextual"/>
             </w:rPr>
           </w:pPr>
-          <w:hyperlink w:anchor="_Toc213533534" w:history="1">
+          <w:hyperlink w:anchor="_Toc213859972" w:history="1">
             <w:r>
               <w:rPr>
                 <w:rStyle w:val="Hipervnculo"/>
@@ -3120,7 +3120,7 @@
                 <w:noProof/>
                 <w:webHidden/>
               </w:rPr>
-              <w:instrText xml:space="preserve"> PAGEREF _Toc213533534 \h </w:instrText>
+              <w:instrText xml:space="preserve"> PAGEREF _Toc213859972 \h </w:instrText>
             </w:r>
             <w:r>
               <w:rPr>
@@ -3140,7 +3140,7 @@
                 <w:noProof/>
                 <w:webHidden/>
               </w:rPr>
-              <w:t>31</w:t>
+              <w:t>30</w:t>
             </w:r>
             <w:r>
               <w:rPr>
@@ -3163,11 +3163,11 @@
               <w:kern w:val="2"/>
               <w:sz w:val="24"/>
               <w:szCs w:val="24"/>
-              <w:lang w:eastAsia="es-MX"/>
+              <w:lang w:eastAsia="es-CO"/>
               <w14:ligatures w14:val="standardContextual"/>
             </w:rPr>
           </w:pPr>
-          <w:hyperlink w:anchor="_Toc213533535" w:history="1">
+          <w:hyperlink w:anchor="_Toc213859973" w:history="1">
             <w:r>
               <w:rPr>
                 <w:rStyle w:val="Hipervnculo"/>
@@ -3198,7 +3198,7 @@
                 <w:noProof/>
                 <w:webHidden/>
               </w:rPr>
-              <w:instrText xml:space="preserve"> PAGEREF _Toc213533535 \h </w:instrText>
+              <w:instrText xml:space="preserve"> PAGEREF _Toc213859973 \h </w:instrText>
             </w:r>
             <w:r>
               <w:rPr>
@@ -3218,7 +3218,7 @@
                 <w:noProof/>
                 <w:webHidden/>
               </w:rPr>
-              <w:t>31</w:t>
+              <w:t>30</w:t>
             </w:r>
             <w:r>
               <w:rPr>
@@ -3241,11 +3241,11 @@
               <w:kern w:val="2"/>
               <w:sz w:val="24"/>
               <w:szCs w:val="24"/>
-              <w:lang w:eastAsia="es-MX"/>
+              <w:lang w:eastAsia="es-CO"/>
               <w14:ligatures w14:val="standardContextual"/>
             </w:rPr>
           </w:pPr>
-          <w:hyperlink w:anchor="_Toc213533536" w:history="1">
+          <w:hyperlink w:anchor="_Toc213859974" w:history="1">
             <w:r>
               <w:rPr>
                 <w:rStyle w:val="Hipervnculo"/>
@@ -3282,7 +3282,7 @@
                 <w:noProof/>
                 <w:webHidden/>
               </w:rPr>
-              <w:instrText xml:space="preserve"> PAGEREF _Toc213533536 \h </w:instrText>
+              <w:instrText xml:space="preserve"> PAGEREF _Toc213859974 \h </w:instrText>
             </w:r>
             <w:r>
               <w:rPr>
@@ -3302,7 +3302,7 @@
                 <w:noProof/>
                 <w:webHidden/>
               </w:rPr>
-              <w:t>40</w:t>
+              <w:t>39</w:t>
             </w:r>
             <w:r>
               <w:rPr>
@@ -3325,11 +3325,11 @@
               <w:kern w:val="2"/>
               <w:sz w:val="24"/>
               <w:szCs w:val="24"/>
-              <w:lang w:eastAsia="es-MX"/>
+              <w:lang w:eastAsia="es-CO"/>
               <w14:ligatures w14:val="standardContextual"/>
             </w:rPr>
           </w:pPr>
-          <w:hyperlink w:anchor="_Toc213533537" w:history="1">
+          <w:hyperlink w:anchor="_Toc213859975" w:history="1">
             <w:r>
               <w:rPr>
                 <w:rStyle w:val="Hipervnculo"/>
@@ -3360,7 +3360,7 @@
                 <w:noProof/>
                 <w:webHidden/>
               </w:rPr>
-              <w:instrText xml:space="preserve"> PAGEREF _Toc213533537 \h </w:instrText>
+              <w:instrText xml:space="preserve"> PAGEREF _Toc213859975 \h </w:instrText>
             </w:r>
             <w:r>
               <w:rPr>
@@ -3380,7 +3380,7 @@
                 <w:noProof/>
                 <w:webHidden/>
               </w:rPr>
-              <w:t>40</w:t>
+              <w:t>39</w:t>
             </w:r>
             <w:r>
               <w:rPr>
@@ -3403,11 +3403,11 @@
               <w:kern w:val="2"/>
               <w:sz w:val="24"/>
               <w:szCs w:val="24"/>
-              <w:lang w:eastAsia="es-MX"/>
+              <w:lang w:eastAsia="es-CO"/>
               <w14:ligatures w14:val="standardContextual"/>
             </w:rPr>
           </w:pPr>
-          <w:hyperlink w:anchor="_Toc213533538" w:history="1">
+          <w:hyperlink w:anchor="_Toc213859976" w:history="1">
             <w:r>
               <w:rPr>
                 <w:rStyle w:val="Hipervnculo"/>
@@ -3444,7 +3444,7 @@
                 <w:noProof/>
                 <w:webHidden/>
               </w:rPr>
-              <w:instrText xml:space="preserve"> PAGEREF _Toc213533538 \h </w:instrText>
+              <w:instrText xml:space="preserve"> PAGEREF _Toc213859976 \h </w:instrText>
             </w:r>
             <w:r>
               <w:rPr>
@@ -3464,7 +3464,7 @@
                 <w:noProof/>
                 <w:webHidden/>
               </w:rPr>
-              <w:t>43</w:t>
+              <w:t>42</w:t>
             </w:r>
             <w:r>
               <w:rPr>
@@ -3487,11 +3487,11 @@
               <w:kern w:val="2"/>
               <w:sz w:val="24"/>
               <w:szCs w:val="24"/>
-              <w:lang w:eastAsia="es-MX"/>
+              <w:lang w:eastAsia="es-CO"/>
               <w14:ligatures w14:val="standardContextual"/>
             </w:rPr>
           </w:pPr>
-          <w:hyperlink w:anchor="_Toc213533539" w:history="1">
+          <w:hyperlink w:anchor="_Toc213859977" w:history="1">
             <w:r>
               <w:rPr>
                 <w:rStyle w:val="Hipervnculo"/>
@@ -3522,7 +3522,7 @@
                 <w:noProof/>
                 <w:webHidden/>
               </w:rPr>
-              <w:instrText xml:space="preserve"> PAGEREF _Toc213533539 \h </w:instrText>
+              <w:instrText xml:space="preserve"> PAGEREF _Toc213859977 \h </w:instrText>
             </w:r>
             <w:r>
               <w:rPr>
@@ -3542,7 +3542,7 @@
                 <w:noProof/>
                 <w:webHidden/>
               </w:rPr>
-              <w:t>43</w:t>
+              <w:t>42</w:t>
             </w:r>
             <w:r>
               <w:rPr>
@@ -3565,11 +3565,11 @@
               <w:kern w:val="2"/>
               <w:sz w:val="24"/>
               <w:szCs w:val="24"/>
-              <w:lang w:eastAsia="es-MX"/>
+              <w:lang w:eastAsia="es-CO"/>
               <w14:ligatures w14:val="standardContextual"/>
             </w:rPr>
           </w:pPr>
-          <w:hyperlink w:anchor="_Toc213533540" w:history="1">
+          <w:hyperlink w:anchor="_Toc213859978" w:history="1">
             <w:r>
               <w:rPr>
                 <w:rStyle w:val="Hipervnculo"/>
@@ -3606,7 +3606,7 @@
                 <w:noProof/>
                 <w:webHidden/>
               </w:rPr>
-              <w:instrText xml:space="preserve"> PAGEREF _Toc213533540 \h </w:instrText>
+              <w:instrText xml:space="preserve"> PAGEREF _Toc213859978 \h </w:instrText>
             </w:r>
             <w:r>
               <w:rPr>
@@ -3626,7 +3626,7 @@
                 <w:noProof/>
                 <w:webHidden/>
               </w:rPr>
-              <w:t>46</w:t>
+              <w:t>45</w:t>
             </w:r>
             <w:r>
               <w:rPr>
@@ -3649,11 +3649,11 @@
               <w:kern w:val="2"/>
               <w:sz w:val="24"/>
               <w:szCs w:val="24"/>
-              <w:lang w:eastAsia="es-MX"/>
+              <w:lang w:eastAsia="es-CO"/>
               <w14:ligatures w14:val="standardContextual"/>
             </w:rPr>
           </w:pPr>
-          <w:hyperlink w:anchor="_Toc213533541" w:history="1">
+          <w:hyperlink w:anchor="_Toc213859979" w:history="1">
             <w:r>
               <w:rPr>
                 <w:rStyle w:val="Hipervnculo"/>
@@ -3684,7 +3684,7 @@
                 <w:noProof/>
                 <w:webHidden/>
               </w:rPr>
-              <w:instrText xml:space="preserve"> PAGEREF _Toc213533541 \h </w:instrText>
+              <w:instrText xml:space="preserve"> PAGEREF _Toc213859979 \h </w:instrText>
             </w:r>
             <w:r>
               <w:rPr>
@@ -3704,7 +3704,7 @@
                 <w:noProof/>
                 <w:webHidden/>
               </w:rPr>
-              <w:t>46</w:t>
+              <w:t>45</w:t>
             </w:r>
             <w:r>
               <w:rPr>
@@ -3727,11 +3727,11 @@
               <w:kern w:val="2"/>
               <w:sz w:val="24"/>
               <w:szCs w:val="24"/>
-              <w:lang w:eastAsia="es-MX"/>
+              <w:lang w:eastAsia="es-CO"/>
               <w14:ligatures w14:val="standardContextual"/>
             </w:rPr>
           </w:pPr>
-          <w:hyperlink w:anchor="_Toc213533542" w:history="1">
+          <w:hyperlink w:anchor="_Toc213859980" w:history="1">
             <w:r>
               <w:rPr>
                 <w:rStyle w:val="Hipervnculo"/>
@@ -3768,7 +3768,7 @@
                 <w:noProof/>
                 <w:webHidden/>
               </w:rPr>
-              <w:instrText xml:space="preserve"> PAGEREF _Toc213533542 \h </w:instrText>
+              <w:instrText xml:space="preserve"> PAGEREF _Toc213859980 \h </w:instrText>
             </w:r>
             <w:r>
               <w:rPr>
@@ -3788,7 +3788,7 @@
                 <w:noProof/>
                 <w:webHidden/>
               </w:rPr>
-              <w:t>47</w:t>
+              <w:t>46</w:t>
             </w:r>
             <w:r>
               <w:rPr>
@@ -3811,11 +3811,11 @@
               <w:kern w:val="2"/>
               <w:sz w:val="24"/>
               <w:szCs w:val="24"/>
-              <w:lang w:eastAsia="es-MX"/>
+              <w:lang w:eastAsia="es-CO"/>
               <w14:ligatures w14:val="standardContextual"/>
             </w:rPr>
           </w:pPr>
-          <w:hyperlink w:anchor="_Toc213533543" w:history="1">
+          <w:hyperlink w:anchor="_Toc213859981" w:history="1">
             <w:r>
               <w:rPr>
                 <w:rStyle w:val="Hipervnculo"/>
@@ -3846,7 +3846,7 @@
                 <w:noProof/>
                 <w:webHidden/>
               </w:rPr>
-              <w:instrText xml:space="preserve"> PAGEREF _Toc213533543 \h </w:instrText>
+              <w:instrText xml:space="preserve"> PAGEREF _Toc213859981 \h </w:instrText>
             </w:r>
             <w:r>
               <w:rPr>
@@ -3866,7 +3866,7 @@
                 <w:noProof/>
                 <w:webHidden/>
               </w:rPr>
-              <w:t>47</w:t>
+              <w:t>46</w:t>
             </w:r>
             <w:r>
               <w:rPr>
@@ -3889,11 +3889,11 @@
               <w:kern w:val="2"/>
               <w:sz w:val="24"/>
               <w:szCs w:val="24"/>
-              <w:lang w:eastAsia="es-MX"/>
+              <w:lang w:eastAsia="es-CO"/>
               <w14:ligatures w14:val="standardContextual"/>
             </w:rPr>
           </w:pPr>
-          <w:hyperlink w:anchor="_Toc213533544" w:history="1">
+          <w:hyperlink w:anchor="_Toc213859982" w:history="1">
             <w:r>
               <w:rPr>
                 <w:rStyle w:val="Hipervnculo"/>
@@ -3930,7 +3930,7 @@
                 <w:noProof/>
                 <w:webHidden/>
               </w:rPr>
-              <w:instrText xml:space="preserve"> PAGEREF _Toc213533544 \h </w:instrText>
+              <w:instrText xml:space="preserve"> PAGEREF _Toc213859982 \h </w:instrText>
             </w:r>
             <w:r>
               <w:rPr>
@@ -3950,7 +3950,7 @@
                 <w:noProof/>
                 <w:webHidden/>
               </w:rPr>
-              <w:t>48</w:t>
+              <w:t>47</w:t>
             </w:r>
             <w:r>
               <w:rPr>
@@ -3973,11 +3973,11 @@
               <w:kern w:val="2"/>
               <w:sz w:val="24"/>
               <w:szCs w:val="24"/>
-              <w:lang w:eastAsia="es-MX"/>
+              <w:lang w:eastAsia="es-CO"/>
               <w14:ligatures w14:val="standardContextual"/>
             </w:rPr>
           </w:pPr>
-          <w:hyperlink w:anchor="_Toc213533545" w:history="1">
+          <w:hyperlink w:anchor="_Toc213859983" w:history="1">
             <w:r>
               <w:rPr>
                 <w:rStyle w:val="Hipervnculo"/>
@@ -4008,7 +4008,7 @@
                 <w:noProof/>
                 <w:webHidden/>
               </w:rPr>
-              <w:instrText xml:space="preserve"> PAGEREF _Toc213533545 \h </w:instrText>
+              <w:instrText xml:space="preserve"> PAGEREF _Toc213859983 \h </w:instrText>
             </w:r>
             <w:r>
               <w:rPr>
@@ -4028,7 +4028,7 @@
                 <w:noProof/>
                 <w:webHidden/>
               </w:rPr>
-              <w:t>48</w:t>
+              <w:t>47</w:t>
             </w:r>
             <w:r>
               <w:rPr>
@@ -4051,11 +4051,11 @@
               <w:kern w:val="2"/>
               <w:sz w:val="24"/>
               <w:szCs w:val="24"/>
-              <w:lang w:eastAsia="es-MX"/>
+              <w:lang w:eastAsia="es-CO"/>
               <w14:ligatures w14:val="standardContextual"/>
             </w:rPr>
           </w:pPr>
-          <w:hyperlink w:anchor="_Toc213533546" w:history="1">
+          <w:hyperlink w:anchor="_Toc213859984" w:history="1">
             <w:r>
               <w:rPr>
                 <w:rStyle w:val="Hipervnculo"/>
@@ -4092,7 +4092,7 @@
                 <w:noProof/>
                 <w:webHidden/>
               </w:rPr>
-              <w:instrText xml:space="preserve"> PAGEREF _Toc213533546 \h </w:instrText>
+              <w:instrText xml:space="preserve"> PAGEREF _Toc213859984 \h </w:instrText>
             </w:r>
             <w:r>
               <w:rPr>
@@ -4112,7 +4112,7 @@
                 <w:noProof/>
                 <w:webHidden/>
               </w:rPr>
-              <w:t>50</w:t>
+              <w:t>49</w:t>
             </w:r>
             <w:r>
               <w:rPr>
@@ -4135,11 +4135,11 @@
               <w:kern w:val="2"/>
               <w:sz w:val="24"/>
               <w:szCs w:val="24"/>
-              <w:lang w:eastAsia="es-MX"/>
+              <w:lang w:eastAsia="es-CO"/>
               <w14:ligatures w14:val="standardContextual"/>
             </w:rPr>
           </w:pPr>
-          <w:hyperlink w:anchor="_Toc213533547" w:history="1">
+          <w:hyperlink w:anchor="_Toc213859985" w:history="1">
             <w:r>
               <w:rPr>
                 <w:rStyle w:val="Hipervnculo"/>
@@ -4170,7 +4170,7 @@
                 <w:noProof/>
                 <w:webHidden/>
               </w:rPr>
-              <w:instrText xml:space="preserve"> PAGEREF _Toc213533547 \h </w:instrText>
+              <w:instrText xml:space="preserve"> PAGEREF _Toc213859985 \h </w:instrText>
             </w:r>
             <w:r>
               <w:rPr>
@@ -4190,7 +4190,7 @@
                 <w:noProof/>
                 <w:webHidden/>
               </w:rPr>
-              <w:t>50</w:t>
+              <w:t>49</w:t>
             </w:r>
             <w:r>
               <w:rPr>
@@ -4213,11 +4213,11 @@
               <w:kern w:val="2"/>
               <w:sz w:val="24"/>
               <w:szCs w:val="24"/>
-              <w:lang w:eastAsia="es-MX"/>
+              <w:lang w:eastAsia="es-CO"/>
               <w14:ligatures w14:val="standardContextual"/>
             </w:rPr>
           </w:pPr>
-          <w:hyperlink w:anchor="_Toc213533548" w:history="1">
+          <w:hyperlink w:anchor="_Toc213859986" w:history="1">
             <w:r>
               <w:rPr>
                 <w:rStyle w:val="Hipervnculo"/>
@@ -4254,7 +4254,7 @@
                 <w:noProof/>
                 <w:webHidden/>
               </w:rPr>
-              <w:instrText xml:space="preserve"> PAGEREF _Toc213533548 \h </w:instrText>
+              <w:instrText xml:space="preserve"> PAGEREF _Toc213859986 \h </w:instrText>
             </w:r>
             <w:r>
               <w:rPr>
@@ -4274,7 +4274,7 @@
                 <w:noProof/>
                 <w:webHidden/>
               </w:rPr>
-              <w:t>51</w:t>
+              <w:t>50</w:t>
             </w:r>
             <w:r>
               <w:rPr>
@@ -4297,11 +4297,11 @@
               <w:kern w:val="2"/>
               <w:sz w:val="24"/>
               <w:szCs w:val="24"/>
-              <w:lang w:eastAsia="es-MX"/>
+              <w:lang w:eastAsia="es-CO"/>
               <w14:ligatures w14:val="standardContextual"/>
             </w:rPr>
           </w:pPr>
-          <w:hyperlink w:anchor="_Toc213533549" w:history="1">
+          <w:hyperlink w:anchor="_Toc213859987" w:history="1">
             <w:r>
               <w:rPr>
                 <w:rStyle w:val="Hipervnculo"/>
@@ -4332,7 +4332,7 @@
                 <w:noProof/>
                 <w:webHidden/>
               </w:rPr>
-              <w:instrText xml:space="preserve"> PAGEREF _Toc213533549 \h </w:instrText>
+              <w:instrText xml:space="preserve"> PAGEREF _Toc213859987 \h </w:instrText>
             </w:r>
             <w:r>
               <w:rPr>
@@ -4352,7 +4352,7 @@
                 <w:noProof/>
                 <w:webHidden/>
               </w:rPr>
-              <w:t>51</w:t>
+              <w:t>50</w:t>
             </w:r>
             <w:r>
               <w:rPr>
@@ -4375,11 +4375,11 @@
               <w:kern w:val="2"/>
               <w:sz w:val="24"/>
               <w:szCs w:val="24"/>
-              <w:lang w:eastAsia="es-MX"/>
+              <w:lang w:eastAsia="es-CO"/>
               <w14:ligatures w14:val="standardContextual"/>
             </w:rPr>
           </w:pPr>
-          <w:hyperlink w:anchor="_Toc213533550" w:history="1">
+          <w:hyperlink w:anchor="_Toc213859988" w:history="1">
             <w:r>
               <w:rPr>
                 <w:rStyle w:val="Hipervnculo"/>
@@ -4407,7 +4407,7 @@
                 <w:noProof/>
                 <w:webHidden/>
               </w:rPr>
-              <w:instrText xml:space="preserve"> PAGEREF _Toc213533550 \h </w:instrText>
+              <w:instrText xml:space="preserve"> PAGEREF _Toc213859988 \h </w:instrText>
             </w:r>
             <w:r>
               <w:rPr>
@@ -4427,7 +4427,7 @@
                 <w:noProof/>
                 <w:webHidden/>
               </w:rPr>
-              <w:t>52</w:t>
+              <w:t>51</w:t>
             </w:r>
             <w:r>
               <w:rPr>
@@ -4450,11 +4450,11 @@
               <w:kern w:val="2"/>
               <w:sz w:val="24"/>
               <w:szCs w:val="24"/>
-              <w:lang w:eastAsia="es-MX"/>
+              <w:lang w:eastAsia="es-CO"/>
               <w14:ligatures w14:val="standardContextual"/>
             </w:rPr>
           </w:pPr>
-          <w:hyperlink w:anchor="_Toc213533551" w:history="1">
+          <w:hyperlink w:anchor="_Toc213859989" w:history="1">
             <w:r>
               <w:rPr>
                 <w:rStyle w:val="Hipervnculo"/>
@@ -4485,7 +4485,7 @@
                 <w:noProof/>
                 <w:webHidden/>
               </w:rPr>
-              <w:instrText xml:space="preserve"> PAGEREF _Toc213533551 \h </w:instrText>
+              <w:instrText xml:space="preserve"> PAGEREF _Toc213859989 \h </w:instrText>
             </w:r>
             <w:r>
               <w:rPr>
@@ -4505,7 +4505,7 @@
                 <w:noProof/>
                 <w:webHidden/>
               </w:rPr>
-              <w:t>52</w:t>
+              <w:t>51</w:t>
             </w:r>
             <w:r>
               <w:rPr>
@@ -4528,11 +4528,11 @@
               <w:kern w:val="2"/>
               <w:sz w:val="24"/>
               <w:szCs w:val="24"/>
-              <w:lang w:eastAsia="es-MX"/>
+              <w:lang w:eastAsia="es-CO"/>
               <w14:ligatures w14:val="standardContextual"/>
             </w:rPr>
           </w:pPr>
-          <w:hyperlink w:anchor="_Toc213533552" w:history="1">
+          <w:hyperlink w:anchor="_Toc213859990" w:history="1">
             <w:r>
               <w:rPr>
                 <w:rStyle w:val="Hipervnculo"/>
@@ -4569,7 +4569,7 @@
                 <w:noProof/>
                 <w:webHidden/>
               </w:rPr>
-              <w:instrText xml:space="preserve"> PAGEREF _Toc213533552 \h </w:instrText>
+              <w:instrText xml:space="preserve"> PAGEREF _Toc213859990 \h </w:instrText>
             </w:r>
             <w:r>
               <w:rPr>
@@ -4589,7 +4589,7 @@
                 <w:noProof/>
                 <w:webHidden/>
               </w:rPr>
-              <w:t>53</w:t>
+              <w:t>52</w:t>
             </w:r>
             <w:r>
               <w:rPr>
@@ -4612,11 +4612,11 @@
               <w:kern w:val="2"/>
               <w:sz w:val="24"/>
               <w:szCs w:val="24"/>
-              <w:lang w:eastAsia="es-MX"/>
+              <w:lang w:eastAsia="es-CO"/>
               <w14:ligatures w14:val="standardContextual"/>
             </w:rPr>
           </w:pPr>
-          <w:hyperlink w:anchor="_Toc213533553" w:history="1">
+          <w:hyperlink w:anchor="_Toc213859991" w:history="1">
             <w:r>
               <w:rPr>
                 <w:rStyle w:val="Hipervnculo"/>
@@ -4647,7 +4647,7 @@
                 <w:noProof/>
                 <w:webHidden/>
               </w:rPr>
-              <w:instrText xml:space="preserve"> PAGEREF _Toc213533553 \h </w:instrText>
+              <w:instrText xml:space="preserve"> PAGEREF _Toc213859991 \h </w:instrText>
             </w:r>
             <w:r>
               <w:rPr>
@@ -4667,7 +4667,7 @@
                 <w:noProof/>
                 <w:webHidden/>
               </w:rPr>
-              <w:t>53</w:t>
+              <w:t>52</w:t>
             </w:r>
             <w:r>
               <w:rPr>
@@ -4690,11 +4690,11 @@
               <w:kern w:val="2"/>
               <w:sz w:val="24"/>
               <w:szCs w:val="24"/>
-              <w:lang w:eastAsia="es-MX"/>
+              <w:lang w:eastAsia="es-CO"/>
               <w14:ligatures w14:val="standardContextual"/>
             </w:rPr>
           </w:pPr>
-          <w:hyperlink w:anchor="_Toc213533554" w:history="1">
+          <w:hyperlink w:anchor="_Toc213859992" w:history="1">
             <w:r>
               <w:rPr>
                 <w:rStyle w:val="Hipervnculo"/>
@@ -4731,7 +4731,7 @@
                 <w:noProof/>
                 <w:webHidden/>
               </w:rPr>
-              <w:instrText xml:space="preserve"> PAGEREF _Toc213533554 \h </w:instrText>
+              <w:instrText xml:space="preserve"> PAGEREF _Toc213859992 \h </w:instrText>
             </w:r>
             <w:r>
               <w:rPr>
@@ -4751,7 +4751,7 @@
                 <w:noProof/>
                 <w:webHidden/>
               </w:rPr>
-              <w:t>54</w:t>
+              <w:t>53</w:t>
             </w:r>
             <w:r>
               <w:rPr>
@@ -4774,11 +4774,11 @@
               <w:kern w:val="2"/>
               <w:sz w:val="24"/>
               <w:szCs w:val="24"/>
-              <w:lang w:eastAsia="es-MX"/>
+              <w:lang w:eastAsia="es-CO"/>
               <w14:ligatures w14:val="standardContextual"/>
             </w:rPr>
           </w:pPr>
-          <w:hyperlink w:anchor="_Toc213533555" w:history="1">
+          <w:hyperlink w:anchor="_Toc213859993" w:history="1">
             <w:r>
               <w:rPr>
                 <w:rStyle w:val="Hipervnculo"/>
@@ -4809,7 +4809,7 @@
                 <w:noProof/>
                 <w:webHidden/>
               </w:rPr>
-              <w:instrText xml:space="preserve"> PAGEREF _Toc213533555 \h </w:instrText>
+              <w:instrText xml:space="preserve"> PAGEREF _Toc213859993 \h </w:instrText>
             </w:r>
             <w:r>
               <w:rPr>
@@ -4829,7 +4829,7 @@
                 <w:noProof/>
                 <w:webHidden/>
               </w:rPr>
-              <w:t>54</w:t>
+              <w:t>53</w:t>
             </w:r>
             <w:r>
               <w:rPr>
@@ -4852,11 +4852,11 @@
               <w:kern w:val="2"/>
               <w:sz w:val="24"/>
               <w:szCs w:val="24"/>
-              <w:lang w:eastAsia="es-MX"/>
+              <w:lang w:eastAsia="es-CO"/>
               <w14:ligatures w14:val="standardContextual"/>
             </w:rPr>
           </w:pPr>
-          <w:hyperlink w:anchor="_Toc213533556" w:history="1">
+          <w:hyperlink w:anchor="_Toc213859994" w:history="1">
             <w:r>
               <w:rPr>
                 <w:rStyle w:val="Hipervnculo"/>
@@ -4893,7 +4893,7 @@
                 <w:noProof/>
                 <w:webHidden/>
               </w:rPr>
-              <w:instrText xml:space="preserve"> PAGEREF _Toc213533556 \h </w:instrText>
+              <w:instrText xml:space="preserve"> PAGEREF _Toc213859994 \h </w:instrText>
             </w:r>
             <w:r>
               <w:rPr>
@@ -4913,7 +4913,7 @@
                 <w:noProof/>
                 <w:webHidden/>
               </w:rPr>
-              <w:t>55</w:t>
+              <w:t>54</w:t>
             </w:r>
             <w:r>
               <w:rPr>
@@ -4936,11 +4936,11 @@
               <w:kern w:val="2"/>
               <w:sz w:val="24"/>
               <w:szCs w:val="24"/>
-              <w:lang w:eastAsia="es-MX"/>
+              <w:lang w:eastAsia="es-CO"/>
               <w14:ligatures w14:val="standardContextual"/>
             </w:rPr>
           </w:pPr>
-          <w:hyperlink w:anchor="_Toc213533557" w:history="1">
+          <w:hyperlink w:anchor="_Toc213859995" w:history="1">
             <w:r>
               <w:rPr>
                 <w:rStyle w:val="Hipervnculo"/>
@@ -4971,7 +4971,7 @@
                 <w:noProof/>
                 <w:webHidden/>
               </w:rPr>
-              <w:instrText xml:space="preserve"> PAGEREF _Toc213533557 \h </w:instrText>
+              <w:instrText xml:space="preserve"> PAGEREF _Toc213859995 \h </w:instrText>
             </w:r>
             <w:r>
               <w:rPr>
@@ -4991,7 +4991,7 @@
                 <w:noProof/>
                 <w:webHidden/>
               </w:rPr>
-              <w:t>55</w:t>
+              <w:t>54</w:t>
             </w:r>
             <w:r>
               <w:rPr>
@@ -5014,11 +5014,11 @@
               <w:kern w:val="2"/>
               <w:sz w:val="24"/>
               <w:szCs w:val="24"/>
-              <w:lang w:eastAsia="es-MX"/>
+              <w:lang w:eastAsia="es-CO"/>
               <w14:ligatures w14:val="standardContextual"/>
             </w:rPr>
           </w:pPr>
-          <w:hyperlink w:anchor="_Toc213533558" w:history="1">
+          <w:hyperlink w:anchor="_Toc213859996" w:history="1">
             <w:r>
               <w:rPr>
                 <w:rStyle w:val="Hipervnculo"/>
@@ -5055,7 +5055,7 @@
                 <w:noProof/>
                 <w:webHidden/>
               </w:rPr>
-              <w:instrText xml:space="preserve"> PAGEREF _Toc213533558 \h </w:instrText>
+              <w:instrText xml:space="preserve"> PAGEREF _Toc213859996 \h </w:instrText>
             </w:r>
             <w:r>
               <w:rPr>
@@ -5075,7 +5075,7 @@
                 <w:noProof/>
                 <w:webHidden/>
               </w:rPr>
-              <w:t>56</w:t>
+              <w:t>55</w:t>
             </w:r>
             <w:r>
               <w:rPr>
@@ -5098,11 +5098,11 @@
               <w:kern w:val="2"/>
               <w:sz w:val="24"/>
               <w:szCs w:val="24"/>
-              <w:lang w:eastAsia="es-MX"/>
+              <w:lang w:eastAsia="es-CO"/>
               <w14:ligatures w14:val="standardContextual"/>
             </w:rPr>
           </w:pPr>
-          <w:hyperlink w:anchor="_Toc213533559" w:history="1">
+          <w:hyperlink w:anchor="_Toc213859997" w:history="1">
             <w:r>
               <w:rPr>
                 <w:rStyle w:val="Hipervnculo"/>
@@ -5133,7 +5133,7 @@
                 <w:noProof/>
                 <w:webHidden/>
               </w:rPr>
-              <w:instrText xml:space="preserve"> PAGEREF _Toc213533559 \h </w:instrText>
+              <w:instrText xml:space="preserve"> PAGEREF _Toc213859997 \h </w:instrText>
             </w:r>
             <w:r>
               <w:rPr>
@@ -5153,7 +5153,7 @@
                 <w:noProof/>
                 <w:webHidden/>
               </w:rPr>
-              <w:t>56</w:t>
+              <w:t>55</w:t>
             </w:r>
             <w:r>
               <w:rPr>
@@ -5176,11 +5176,11 @@
               <w:kern w:val="2"/>
               <w:sz w:val="24"/>
               <w:szCs w:val="24"/>
-              <w:lang w:eastAsia="es-MX"/>
+              <w:lang w:eastAsia="es-CO"/>
               <w14:ligatures w14:val="standardContextual"/>
             </w:rPr>
           </w:pPr>
-          <w:hyperlink w:anchor="_Toc213533560" w:history="1">
+          <w:hyperlink w:anchor="_Toc213859998" w:history="1">
             <w:r>
               <w:rPr>
                 <w:rStyle w:val="Hipervnculo"/>
@@ -5217,7 +5217,7 @@
                 <w:noProof/>
                 <w:webHidden/>
               </w:rPr>
-              <w:instrText xml:space="preserve"> PAGEREF _Toc213533560 \h </w:instrText>
+              <w:instrText xml:space="preserve"> PAGEREF _Toc213859998 \h </w:instrText>
             </w:r>
             <w:r>
               <w:rPr>
@@ -5237,7 +5237,7 @@
                 <w:noProof/>
                 <w:webHidden/>
               </w:rPr>
-              <w:t>58</w:t>
+              <w:t>57</w:t>
             </w:r>
             <w:r>
               <w:rPr>
@@ -5260,11 +5260,11 @@
               <w:kern w:val="2"/>
               <w:sz w:val="24"/>
               <w:szCs w:val="24"/>
-              <w:lang w:eastAsia="es-MX"/>
+              <w:lang w:eastAsia="es-CO"/>
               <w14:ligatures w14:val="standardContextual"/>
             </w:rPr>
           </w:pPr>
-          <w:hyperlink w:anchor="_Toc213533561" w:history="1">
+          <w:hyperlink w:anchor="_Toc213859999" w:history="1">
             <w:r>
               <w:rPr>
                 <w:rStyle w:val="Hipervnculo"/>
@@ -5295,7 +5295,7 @@
                 <w:noProof/>
                 <w:webHidden/>
               </w:rPr>
-              <w:instrText xml:space="preserve"> PAGEREF _Toc213533561 \h </w:instrText>
+              <w:instrText xml:space="preserve"> PAGEREF _Toc213859999 \h </w:instrText>
             </w:r>
             <w:r>
               <w:rPr>
@@ -5315,7 +5315,7 @@
                 <w:noProof/>
                 <w:webHidden/>
               </w:rPr>
-              <w:t>58</w:t>
+              <w:t>57</w:t>
             </w:r>
             <w:r>
               <w:rPr>
@@ -5338,11 +5338,11 @@
               <w:kern w:val="2"/>
               <w:sz w:val="24"/>
               <w:szCs w:val="24"/>
-              <w:lang w:eastAsia="es-MX"/>
+              <w:lang w:eastAsia="es-CO"/>
               <w14:ligatures w14:val="standardContextual"/>
             </w:rPr>
           </w:pPr>
-          <w:hyperlink w:anchor="_Toc213533562" w:history="1">
+          <w:hyperlink w:anchor="_Toc213860000" w:history="1">
             <w:r>
               <w:rPr>
                 <w:rStyle w:val="Hipervnculo"/>
@@ -5379,7 +5379,7 @@
                 <w:noProof/>
                 <w:webHidden/>
               </w:rPr>
-              <w:instrText xml:space="preserve"> PAGEREF _Toc213533562 \h </w:instrText>
+              <w:instrText xml:space="preserve"> PAGEREF _Toc213860000 \h </w:instrText>
             </w:r>
             <w:r>
               <w:rPr>
@@ -5399,7 +5399,7 @@
                 <w:noProof/>
                 <w:webHidden/>
               </w:rPr>
-              <w:t>59</w:t>
+              <w:t>58</w:t>
             </w:r>
             <w:r>
               <w:rPr>
@@ -5422,11 +5422,11 @@
               <w:kern w:val="2"/>
               <w:sz w:val="24"/>
               <w:szCs w:val="24"/>
-              <w:lang w:eastAsia="es-MX"/>
+              <w:lang w:eastAsia="es-CO"/>
               <w14:ligatures w14:val="standardContextual"/>
             </w:rPr>
           </w:pPr>
-          <w:hyperlink w:anchor="_Toc213533563" w:history="1">
+          <w:hyperlink w:anchor="_Toc213860001" w:history="1">
             <w:r>
               <w:rPr>
                 <w:rStyle w:val="Hipervnculo"/>
@@ -5457,7 +5457,7 @@
                 <w:noProof/>
                 <w:webHidden/>
               </w:rPr>
-              <w:instrText xml:space="preserve"> PAGEREF _Toc213533563 \h </w:instrText>
+              <w:instrText xml:space="preserve"> PAGEREF _Toc213860001 \h </w:instrText>
             </w:r>
             <w:r>
               <w:rPr>
@@ -5477,7 +5477,7 @@
                 <w:noProof/>
                 <w:webHidden/>
               </w:rPr>
-              <w:t>59</w:t>
+              <w:t>58</w:t>
             </w:r>
             <w:r>
               <w:rPr>
@@ -5500,11 +5500,11 @@
               <w:kern w:val="2"/>
               <w:sz w:val="24"/>
               <w:szCs w:val="24"/>
-              <w:lang w:eastAsia="es-MX"/>
+              <w:lang w:eastAsia="es-CO"/>
               <w14:ligatures w14:val="standardContextual"/>
             </w:rPr>
           </w:pPr>
-          <w:hyperlink w:anchor="_Toc213533564" w:history="1">
+          <w:hyperlink w:anchor="_Toc213860002" w:history="1">
             <w:r>
               <w:rPr>
                 <w:rStyle w:val="Hipervnculo"/>
@@ -5541,7 +5541,7 @@
                 <w:noProof/>
                 <w:webHidden/>
               </w:rPr>
-              <w:instrText xml:space="preserve"> PAGEREF _Toc213533564 \h </w:instrText>
+              <w:instrText xml:space="preserve"> PAGEREF _Toc213860002 \h </w:instrText>
             </w:r>
             <w:r>
               <w:rPr>
@@ -5561,7 +5561,7 @@
                 <w:noProof/>
                 <w:webHidden/>
               </w:rPr>
-              <w:t>63</w:t>
+              <w:t>62</w:t>
             </w:r>
             <w:r>
               <w:rPr>
@@ -5584,11 +5584,11 @@
               <w:kern w:val="2"/>
               <w:sz w:val="24"/>
               <w:szCs w:val="24"/>
-              <w:lang w:eastAsia="es-MX"/>
+              <w:lang w:eastAsia="es-CO"/>
               <w14:ligatures w14:val="standardContextual"/>
             </w:rPr>
           </w:pPr>
-          <w:hyperlink w:anchor="_Toc213533565" w:history="1">
+          <w:hyperlink w:anchor="_Toc213860003" w:history="1">
             <w:r>
               <w:rPr>
                 <w:rStyle w:val="Hipervnculo"/>
@@ -5619,7 +5619,7 @@
                 <w:noProof/>
                 <w:webHidden/>
               </w:rPr>
-              <w:instrText xml:space="preserve"> PAGEREF _Toc213533565 \h </w:instrText>
+              <w:instrText xml:space="preserve"> PAGEREF _Toc213860003 \h </w:instrText>
             </w:r>
             <w:r>
               <w:rPr>
@@ -5639,7 +5639,7 @@
                 <w:noProof/>
                 <w:webHidden/>
               </w:rPr>
-              <w:t>63</w:t>
+              <w:t>62</w:t>
             </w:r>
             <w:r>
               <w:rPr>
@@ -5662,19 +5662,18 @@
               <w:kern w:val="2"/>
               <w:sz w:val="24"/>
               <w:szCs w:val="24"/>
-              <w:lang w:eastAsia="es-MX"/>
+              <w:lang w:eastAsia="es-CO"/>
               <w14:ligatures w14:val="standardContextual"/>
             </w:rPr>
           </w:pPr>
-          <w:hyperlink w:anchor="_Toc213533566" w:history="1">
+          <w:hyperlink w:anchor="_Toc213860004" w:history="1">
             <w:r>
               <w:rPr>
                 <w:rStyle w:val="Hipervnculo"/>
                 <w:rFonts w:ascii="Aptos Serif" w:eastAsia="Bookman Old Style,Times New Rom" w:hAnsi="Aptos Serif" w:cs="Aptos Serif"/>
                 <w:noProof/>
-                <w:lang w:val="es-ES"/>
-              </w:rPr>
-              <w:t>El horno se lo prendía después de tener el primer tanque o bunque de guarapo, para llenar ese bunque se levantaban a las 1 de la mañana o se d</w:t>
+              </w:rPr>
+              <w:t>Capítulo</w:t>
             </w:r>
             <w:r>
               <w:rPr>
@@ -5683,16 +5682,7 @@
                 <w:noProof/>
                 <w:lang w:val="es-ES"/>
               </w:rPr>
-              <w:t>e</w:t>
-            </w:r>
-            <w:r>
-              <w:rPr>
-                <w:rStyle w:val="Hipervnculo"/>
-                <w:rFonts w:ascii="Aptos Serif" w:eastAsia="Bookman Old Style,Times New Rom" w:hAnsi="Aptos Serif" w:cs="Aptos Serif"/>
-                <w:noProof/>
-                <w:lang w:val="es-ES"/>
-              </w:rPr>
-              <w:t>jaba moliendo el da anterior para llegar a prender el horno y que rindiera el día.  A la una de la madrugada se escuchaba Ondas del Orteguaza, de las pocas emisoras que se sintonizaba en los radios de pilas multibandas.</w:t>
+              <w:t xml:space="preserve"> 24</w:t>
             </w:r>
             <w:r>
               <w:rPr>
@@ -5713,7 +5703,7 @@
                 <w:noProof/>
                 <w:webHidden/>
               </w:rPr>
-              <w:instrText xml:space="preserve"> PAGEREF _Toc213533566 \h </w:instrText>
+              <w:instrText xml:space="preserve"> PAGEREF _Toc213860004 \h </w:instrText>
             </w:r>
             <w:r>
               <w:rPr>
@@ -5733,7 +5723,7 @@
                 <w:noProof/>
                 <w:webHidden/>
               </w:rPr>
-              <w:t>65</w:t>
+              <w:t>66</w:t>
             </w:r>
             <w:r>
               <w:rPr>
@@ -5756,27 +5746,21 @@
               <w:kern w:val="2"/>
               <w:sz w:val="24"/>
               <w:szCs w:val="24"/>
-              <w:lang w:eastAsia="es-MX"/>
+              <w:lang w:eastAsia="es-CO"/>
               <w14:ligatures w14:val="standardContextual"/>
             </w:rPr>
           </w:pPr>
-          <w:hyperlink w:anchor="_Toc213533567" w:history="1">
+          <w:hyperlink w:anchor="_Toc213860005" w:history="1">
             <w:r>
               <w:rPr>
                 <w:rStyle w:val="Hipervnculo"/>
                 <w:rFonts w:ascii="Aptos Serif" w:eastAsia="Bookman Old Style,Times New Rom" w:hAnsi="Aptos Serif" w:cs="Aptos Serif"/>
-                <w:noProof/>
-              </w:rPr>
-              <w:t>Capítulo</w:t>
-            </w:r>
-            <w:r>
-              <w:rPr>
-                <w:rStyle w:val="Hipervnculo"/>
-                <w:rFonts w:ascii="Aptos Serif" w:eastAsia="Bookman Old Style,Times New Rom" w:hAnsi="Aptos Serif" w:cs="Aptos Serif"/>
+                <w:i/>
+                <w:iCs/>
                 <w:noProof/>
                 <w:lang w:val="es-ES"/>
               </w:rPr>
-              <w:t xml:space="preserve"> 24</w:t>
+              <w:t>Las cosechas de maíz en el alto</w:t>
             </w:r>
             <w:r>
               <w:rPr>
@@ -5797,7 +5781,7 @@
                 <w:noProof/>
                 <w:webHidden/>
               </w:rPr>
-              <w:instrText xml:space="preserve"> PAGEREF _Toc213533567 \h </w:instrText>
+              <w:instrText xml:space="preserve"> PAGEREF _Toc213860005 \h </w:instrText>
             </w:r>
             <w:r>
               <w:rPr>
@@ -5817,7 +5801,7 @@
                 <w:noProof/>
                 <w:webHidden/>
               </w:rPr>
-              <w:t>67</w:t>
+              <w:t>66</w:t>
             </w:r>
             <w:r>
               <w:rPr>
@@ -5840,21 +5824,27 @@
               <w:kern w:val="2"/>
               <w:sz w:val="24"/>
               <w:szCs w:val="24"/>
-              <w:lang w:eastAsia="es-MX"/>
+              <w:lang w:eastAsia="es-CO"/>
               <w14:ligatures w14:val="standardContextual"/>
             </w:rPr>
           </w:pPr>
-          <w:hyperlink w:anchor="_Toc213533568" w:history="1">
+          <w:hyperlink w:anchor="_Toc213860006" w:history="1">
             <w:r>
               <w:rPr>
                 <w:rStyle w:val="Hipervnculo"/>
                 <w:rFonts w:ascii="Aptos Serif" w:eastAsia="Bookman Old Style,Times New Rom" w:hAnsi="Aptos Serif" w:cs="Aptos Serif"/>
-                <w:i/>
-                <w:iCs/>
+                <w:noProof/>
+              </w:rPr>
+              <w:t>Capítulo</w:t>
+            </w:r>
+            <w:r>
+              <w:rPr>
+                <w:rStyle w:val="Hipervnculo"/>
+                <w:rFonts w:ascii="Aptos Serif" w:eastAsia="Bookman Old Style,Times New Rom" w:hAnsi="Aptos Serif" w:cs="Aptos Serif"/>
                 <w:noProof/>
                 <w:lang w:val="es-ES"/>
               </w:rPr>
-              <w:t>Las cosechas de maíz en el alto</w:t>
+              <w:t xml:space="preserve"> 25</w:t>
             </w:r>
             <w:r>
               <w:rPr>
@@ -5875,7 +5865,7 @@
                 <w:noProof/>
                 <w:webHidden/>
               </w:rPr>
-              <w:instrText xml:space="preserve"> PAGEREF _Toc213533568 \h </w:instrText>
+              <w:instrText xml:space="preserve"> PAGEREF _Toc213860006 \h </w:instrText>
             </w:r>
             <w:r>
               <w:rPr>
@@ -5918,27 +5908,21 @@
               <w:kern w:val="2"/>
               <w:sz w:val="24"/>
               <w:szCs w:val="24"/>
-              <w:lang w:eastAsia="es-MX"/>
+              <w:lang w:eastAsia="es-CO"/>
               <w14:ligatures w14:val="standardContextual"/>
             </w:rPr>
           </w:pPr>
-          <w:hyperlink w:anchor="_Toc213533569" w:history="1">
+          <w:hyperlink w:anchor="_Toc213860007" w:history="1">
             <w:r>
               <w:rPr>
                 <w:rStyle w:val="Hipervnculo"/>
                 <w:rFonts w:ascii="Aptos Serif" w:eastAsia="Bookman Old Style,Times New Rom" w:hAnsi="Aptos Serif" w:cs="Aptos Serif"/>
-                <w:noProof/>
-              </w:rPr>
-              <w:t>Capítulo</w:t>
-            </w:r>
-            <w:r>
-              <w:rPr>
-                <w:rStyle w:val="Hipervnculo"/>
-                <w:rFonts w:ascii="Aptos Serif" w:eastAsia="Bookman Old Style,Times New Rom" w:hAnsi="Aptos Serif" w:cs="Aptos Serif"/>
+                <w:i/>
+                <w:iCs/>
                 <w:noProof/>
                 <w:lang w:val="es-ES"/>
               </w:rPr>
-              <w:t xml:space="preserve"> 25</w:t>
+              <w:t>La recolección de café</w:t>
             </w:r>
             <w:r>
               <w:rPr>
@@ -5959,7 +5943,7 @@
                 <w:noProof/>
                 <w:webHidden/>
               </w:rPr>
-              <w:instrText xml:space="preserve"> PAGEREF _Toc213533569 \h </w:instrText>
+              <w:instrText xml:space="preserve"> PAGEREF _Toc213860007 \h </w:instrText>
             </w:r>
             <w:r>
               <w:rPr>
@@ -5979,7 +5963,7 @@
                 <w:noProof/>
                 <w:webHidden/>
               </w:rPr>
-              <w:t>68</w:t>
+              <w:t>67</w:t>
             </w:r>
             <w:r>
               <w:rPr>
@@ -6002,21 +5986,18 @@
               <w:kern w:val="2"/>
               <w:sz w:val="24"/>
               <w:szCs w:val="24"/>
-              <w:lang w:eastAsia="es-MX"/>
+              <w:lang w:eastAsia="es-CO"/>
               <w14:ligatures w14:val="standardContextual"/>
             </w:rPr>
           </w:pPr>
-          <w:hyperlink w:anchor="_Toc213533570" w:history="1">
+          <w:hyperlink w:anchor="_Toc213860008" w:history="1">
             <w:r>
               <w:rPr>
                 <w:rStyle w:val="Hipervnculo"/>
                 <w:rFonts w:ascii="Aptos Serif" w:eastAsia="Bookman Old Style,Times New Rom" w:hAnsi="Aptos Serif" w:cs="Aptos Serif"/>
-                <w:i/>
-                <w:iCs/>
-                <w:noProof/>
-                <w:lang w:val="es-ES"/>
-              </w:rPr>
-              <w:t>La recolección de café</w:t>
+                <w:noProof/>
+              </w:rPr>
+              <w:t>Diccionario</w:t>
             </w:r>
             <w:r>
               <w:rPr>
@@ -6037,7 +6018,7 @@
                 <w:noProof/>
                 <w:webHidden/>
               </w:rPr>
-              <w:instrText xml:space="preserve"> PAGEREF _Toc213533570 \h </w:instrText>
+              <w:instrText xml:space="preserve"> PAGEREF _Toc213860008 \h </w:instrText>
             </w:r>
             <w:r>
               <w:rPr>
@@ -6058,81 +6039,6 @@
                 <w:webHidden/>
               </w:rPr>
               <w:t>68</w:t>
-            </w:r>
-            <w:r>
-              <w:rPr>
-                <w:noProof/>
-                <w:webHidden/>
-              </w:rPr>
-              <w:fldChar w:fldCharType="end"/>
-            </w:r>
-          </w:hyperlink>
-        </w:p>
-        <w:p>
-          <w:pPr>
-            <w:pStyle w:val="TDC1"/>
-            <w:tabs>
-              <w:tab w:val="right" w:leader="dot" w:pos="8828"/>
-            </w:tabs>
-            <w:rPr>
-              <w:rFonts w:eastAsiaTheme="minorEastAsia"/>
-              <w:noProof/>
-              <w:kern w:val="2"/>
-              <w:sz w:val="24"/>
-              <w:szCs w:val="24"/>
-              <w:lang w:eastAsia="es-MX"/>
-              <w14:ligatures w14:val="standardContextual"/>
-            </w:rPr>
-          </w:pPr>
-          <w:hyperlink w:anchor="_Toc213533571" w:history="1">
-            <w:r>
-              <w:rPr>
-                <w:rStyle w:val="Hipervnculo"/>
-                <w:rFonts w:ascii="Aptos Serif" w:eastAsia="Bookman Old Style,Times New Rom" w:hAnsi="Aptos Serif" w:cs="Aptos Serif"/>
-                <w:noProof/>
-              </w:rPr>
-              <w:t>Diccionario</w:t>
-            </w:r>
-            <w:r>
-              <w:rPr>
-                <w:noProof/>
-                <w:webHidden/>
-              </w:rPr>
-              <w:tab/>
-            </w:r>
-            <w:r>
-              <w:rPr>
-                <w:noProof/>
-                <w:webHidden/>
-              </w:rPr>
-              <w:fldChar w:fldCharType="begin"/>
-            </w:r>
-            <w:r>
-              <w:rPr>
-                <w:noProof/>
-                <w:webHidden/>
-              </w:rPr>
-              <w:instrText xml:space="preserve"> PAGEREF _Toc213533571 \h </w:instrText>
-            </w:r>
-            <w:r>
-              <w:rPr>
-                <w:noProof/>
-                <w:webHidden/>
-              </w:rPr>
-            </w:r>
-            <w:r>
-              <w:rPr>
-                <w:noProof/>
-                <w:webHidden/>
-              </w:rPr>
-              <w:fldChar w:fldCharType="separate"/>
-            </w:r>
-            <w:r>
-              <w:rPr>
-                <w:noProof/>
-                <w:webHidden/>
-              </w:rPr>
-              <w:t>69</w:t>
             </w:r>
             <w:r>
               <w:rPr>
@@ -6163,7 +6069,6 @@
               <w:szCs w:val="24"/>
               <w:lang w:val="es-ES"/>
             </w:rPr>
-            <w:lastRenderedPageBreak/>
             <w:fldChar w:fldCharType="end"/>
           </w:r>
         </w:p>
@@ -6249,7 +6154,7 @@
           <w:lang w:val="es-ES"/>
         </w:rPr>
       </w:pPr>
-      <w:bookmarkStart w:id="0" w:name="_Toc213533520"/>
+      <w:bookmarkStart w:id="0" w:name="_Toc213859958"/>
       <w:r>
         <w:rPr>
           <w:rFonts w:ascii="Aptos Serif" w:eastAsia="Bookman Old Style,Times New Rom" w:hAnsi="Aptos Serif" w:cs="Aptos Serif"/>
@@ -6290,7 +6195,7 @@
           <w:lang w:val="es-ES"/>
         </w:rPr>
       </w:pPr>
-      <w:bookmarkStart w:id="1" w:name="_Toc213533521"/>
+      <w:bookmarkStart w:id="1" w:name="_Toc213859959"/>
       <w:r>
         <w:rPr>
           <w:rFonts w:ascii="Aptos Serif" w:eastAsia="Bookman Old Style,Times New Rom" w:hAnsi="Aptos Serif" w:cs="Aptos Serif"/>
@@ -6768,7 +6673,7 @@
           <w:lang w:val="es-ES"/>
         </w:rPr>
       </w:pPr>
-      <w:bookmarkStart w:id="2" w:name="_Toc213533522"/>
+      <w:bookmarkStart w:id="2" w:name="_Toc213859960"/>
       <w:r>
         <w:rPr>
           <w:rFonts w:ascii="Aptos Serif" w:eastAsia="Bookman Old Style,Times New Rom" w:hAnsi="Aptos Serif" w:cs="Aptos Serif"/>
@@ -6802,7 +6707,7 @@
           <w:lang w:val="es-ES"/>
         </w:rPr>
       </w:pPr>
-      <w:bookmarkStart w:id="3" w:name="_Toc213533523"/>
+      <w:bookmarkStart w:id="3" w:name="_Toc213859961"/>
       <w:r>
         <w:rPr>
           <w:rFonts w:ascii="Aptos Serif" w:eastAsia="Bookman Old Style,Times New Rom" w:hAnsi="Aptos Serif" w:cs="Aptos Serif"/>
@@ -7616,7 +7521,7 @@
           <w:lang w:val="es-ES"/>
         </w:rPr>
       </w:pPr>
-      <w:bookmarkStart w:id="4" w:name="_Toc213533524"/>
+      <w:bookmarkStart w:id="4" w:name="_Toc213859962"/>
       <w:r>
         <w:rPr>
           <w:rFonts w:ascii="Aptos Serif" w:eastAsia="Bookman Old Style,Times New Rom" w:hAnsi="Aptos Serif" w:cs="Aptos Serif"/>
@@ -7653,7 +7558,7 @@
           <w:lang w:val="es-ES"/>
         </w:rPr>
       </w:pPr>
-      <w:bookmarkStart w:id="5" w:name="_Toc213533525"/>
+      <w:bookmarkStart w:id="5" w:name="_Toc213859963"/>
       <w:r>
         <w:rPr>
           <w:rFonts w:ascii="Aptos Serif" w:eastAsia="Bookman Old Style,Times New Rom" w:hAnsi="Aptos Serif" w:cs="Aptos Serif"/>
@@ -8408,7 +8313,7 @@
           <w:lang w:val="es-ES"/>
         </w:rPr>
       </w:pPr>
-      <w:bookmarkStart w:id="6" w:name="_Toc213533526"/>
+      <w:bookmarkStart w:id="6" w:name="_Toc213859964"/>
       <w:r>
         <w:rPr>
           <w:rFonts w:ascii="Aptos Serif" w:eastAsia="Bookman Old Style,Times New Rom" w:hAnsi="Aptos Serif" w:cs="Aptos Serif"/>
@@ -8444,7 +8349,7 @@
           <w:lang w:val="es-ES"/>
         </w:rPr>
       </w:pPr>
-      <w:bookmarkStart w:id="7" w:name="_Toc213533527"/>
+      <w:bookmarkStart w:id="7" w:name="_Toc213859965"/>
       <w:r>
         <w:rPr>
           <w:rFonts w:ascii="Aptos Serif" w:eastAsia="Bookman Old Style,Times New Rom" w:hAnsi="Aptos Serif" w:cs="Aptos Serif"/>
@@ -9001,7 +8906,7 @@
           <w:lang w:val="es-ES"/>
         </w:rPr>
       </w:pPr>
-      <w:bookmarkStart w:id="8" w:name="_Toc213533528"/>
+      <w:bookmarkStart w:id="8" w:name="_Toc213859966"/>
       <w:r>
         <w:rPr>
           <w:rFonts w:ascii="Aptos Serif" w:eastAsia="Bookman Old Style,Times New Rom" w:hAnsi="Aptos Serif" w:cs="Aptos Serif"/>
@@ -9036,7 +8941,7 @@
           <w:lang w:val="es-ES"/>
         </w:rPr>
       </w:pPr>
-      <w:bookmarkStart w:id="9" w:name="_Toc213533529"/>
+      <w:bookmarkStart w:id="9" w:name="_Toc213859967"/>
       <w:r>
         <w:rPr>
           <w:rFonts w:ascii="Aptos Serif" w:eastAsia="Bookman Old Style,Times New Rom" w:hAnsi="Aptos Serif" w:cs="Aptos Serif"/>
@@ -9832,7 +9737,7 @@
           <w:lang w:val="es-ES"/>
         </w:rPr>
       </w:pPr>
-      <w:bookmarkStart w:id="10" w:name="_Toc213533530"/>
+      <w:bookmarkStart w:id="10" w:name="_Toc213859968"/>
       <w:r>
         <w:rPr>
           <w:rFonts w:ascii="Aptos Serif" w:eastAsia="Bookman Old Style,Times New Rom" w:hAnsi="Aptos Serif" w:cs="Aptos Serif"/>
@@ -9867,7 +9772,7 @@
           <w:lang w:val="es-ES"/>
         </w:rPr>
       </w:pPr>
-      <w:bookmarkStart w:id="11" w:name="_Toc213533531"/>
+      <w:bookmarkStart w:id="11" w:name="_Toc213859969"/>
       <w:r>
         <w:rPr>
           <w:rFonts w:ascii="Aptos Serif" w:eastAsia="Bookman Old Style,Times New Rom" w:hAnsi="Aptos Serif" w:cs="Aptos Serif"/>
@@ -10416,7 +10321,7 @@
           <w:lang w:val="es-ES"/>
         </w:rPr>
       </w:pPr>
-      <w:bookmarkStart w:id="12" w:name="_Toc213533532"/>
+      <w:bookmarkStart w:id="12" w:name="_Toc213859970"/>
       <w:r>
         <w:rPr>
           <w:rFonts w:ascii="Aptos Serif" w:eastAsia="Bookman Old Style,Times New Rom" w:hAnsi="Aptos Serif" w:cs="Aptos Serif"/>
@@ -10451,7 +10356,7 @@
           <w:lang w:val="es-ES"/>
         </w:rPr>
       </w:pPr>
-      <w:bookmarkStart w:id="13" w:name="_Toc213533533"/>
+      <w:bookmarkStart w:id="13" w:name="_Toc213859971"/>
       <w:r>
         <w:rPr>
           <w:rFonts w:ascii="Aptos Serif" w:eastAsia="Bookman Old Style,Times New Rom" w:hAnsi="Aptos Serif" w:cs="Aptos Serif"/>
@@ -11108,7 +11013,7 @@
           <w:lang w:val="es-ES"/>
         </w:rPr>
       </w:pPr>
-      <w:bookmarkStart w:id="14" w:name="_Toc213533534"/>
+      <w:bookmarkStart w:id="14" w:name="_Toc213859972"/>
       <w:r>
         <w:rPr>
           <w:rFonts w:ascii="Aptos Serif" w:eastAsia="Bookman Old Style,Times New Rom" w:hAnsi="Aptos Serif" w:cs="Aptos Serif"/>
@@ -11143,7 +11048,7 @@
           <w:lang w:val="es-ES"/>
         </w:rPr>
       </w:pPr>
-      <w:bookmarkStart w:id="15" w:name="_Toc213533535"/>
+      <w:bookmarkStart w:id="15" w:name="_Toc213859973"/>
       <w:r>
         <w:rPr>
           <w:rFonts w:ascii="Aptos Serif" w:eastAsia="Bookman Old Style,Times New Rom" w:hAnsi="Aptos Serif" w:cs="Aptos Serif"/>
@@ -13871,7 +13776,7 @@
           <w:lang w:val="es-ES"/>
         </w:rPr>
       </w:pPr>
-      <w:bookmarkStart w:id="16" w:name="_Toc213533536"/>
+      <w:bookmarkStart w:id="16" w:name="_Toc213859974"/>
       <w:r>
         <w:rPr>
           <w:rFonts w:ascii="Aptos Serif" w:eastAsia="Bookman Old Style,Times New Rom" w:hAnsi="Aptos Serif" w:cs="Aptos Serif"/>
@@ -13906,7 +13811,7 @@
           <w:lang w:val="es-ES"/>
         </w:rPr>
       </w:pPr>
-      <w:bookmarkStart w:id="17" w:name="_Toc213533537"/>
+      <w:bookmarkStart w:id="17" w:name="_Toc213859975"/>
       <w:r>
         <w:rPr>
           <w:rFonts w:ascii="Aptos Serif" w:eastAsia="Bookman Old Style,Times New Rom" w:hAnsi="Aptos Serif" w:cs="Aptos Serif"/>
@@ -13981,16 +13886,34 @@
           <w:szCs w:val="24"/>
           <w:lang w:val="es-ES"/>
         </w:rPr>
-        <w:t>árboles;  a</w:t>
-      </w:r>
-      <w:r>
-        <w:rPr>
-          <w:rFonts w:ascii="Aptos Serif" w:eastAsia="Bookman Old Style,Times New Rom" w:hAnsi="Aptos Serif" w:cs="Aptos Serif"/>
-          <w:sz w:val="24"/>
-          <w:szCs w:val="24"/>
-          <w:lang w:val="es-ES"/>
-        </w:rPr>
-        <w:t xml:space="preserve"> un lado hay un hondonada</w:t>
+        <w:t>árboles; a</w:t>
+      </w:r>
+      <w:r>
+        <w:rPr>
+          <w:rFonts w:ascii="Aptos Serif" w:eastAsia="Bookman Old Style,Times New Rom" w:hAnsi="Aptos Serif" w:cs="Aptos Serif"/>
+          <w:sz w:val="24"/>
+          <w:szCs w:val="24"/>
+          <w:lang w:val="es-ES"/>
+        </w:rPr>
+        <w:t xml:space="preserve"> un lado hay un</w:t>
+      </w:r>
+      <w:r>
+        <w:rPr>
+          <w:rFonts w:ascii="Aptos Serif" w:eastAsia="Bookman Old Style,Times New Rom" w:hAnsi="Aptos Serif" w:cs="Aptos Serif"/>
+          <w:sz w:val="24"/>
+          <w:szCs w:val="24"/>
+          <w:lang w:val="es-ES"/>
+        </w:rPr>
+        <w:t>a</w:t>
+      </w:r>
+      <w:r>
+        <w:rPr>
+          <w:rFonts w:ascii="Aptos Serif" w:eastAsia="Bookman Old Style,Times New Rom" w:hAnsi="Aptos Serif" w:cs="Aptos Serif"/>
+          <w:sz w:val="24"/>
+          <w:szCs w:val="24"/>
+          <w:lang w:val="es-ES"/>
+        </w:rPr>
+        <w:t xml:space="preserve"> hondonada</w:t>
       </w:r>
       <w:r>
         <w:rPr>
@@ -14896,7 +14819,7 @@
           <w:lang w:val="es-ES"/>
         </w:rPr>
       </w:pPr>
-      <w:bookmarkStart w:id="18" w:name="_Toc213533538"/>
+      <w:bookmarkStart w:id="18" w:name="_Toc213859976"/>
       <w:r>
         <w:rPr>
           <w:rFonts w:ascii="Aptos Serif" w:eastAsia="Bookman Old Style,Times New Rom" w:hAnsi="Aptos Serif" w:cs="Aptos Serif"/>
@@ -14931,7 +14854,7 @@
           <w:lang w:val="es-ES"/>
         </w:rPr>
       </w:pPr>
-      <w:bookmarkStart w:id="19" w:name="_Toc213533539"/>
+      <w:bookmarkStart w:id="19" w:name="_Toc213859977"/>
       <w:r>
         <w:rPr>
           <w:rFonts w:ascii="Aptos Serif" w:eastAsia="Bookman Old Style,Times New Rom" w:hAnsi="Aptos Serif" w:cs="Aptos Serif"/>
@@ -14985,7 +14908,23 @@
           <w:sz w:val="24"/>
           <w:szCs w:val="24"/>
         </w:rPr>
-        <w:t xml:space="preserve">scuche usted, si hay algo que deja marcas en la tierra y en la memoria de la gente, son las guerras. Y aquella, la que llamaron la Guerra de los Mil Días –y bien puestos que le quedaron los días, ¡parecía que no iba a acabar nunca!–, </w:t>
+        <w:t xml:space="preserve">scuche usted, si hay algo que deja marcas en la tierra y en la memoria de la gente, son las guerras. Y aquella, la que llamaron la Guerra de los Mil Días –y bien puestos que le quedaron los días, ¡parecía que no iba a acabar </w:t>
+      </w:r>
+      <w:r>
+        <w:rPr>
+          <w:rFonts w:ascii="Aptos Serif" w:eastAsia="Bookman Old Style,Times New Rom" w:hAnsi="Aptos Serif" w:cs="Aptos Serif"/>
+          <w:sz w:val="24"/>
+          <w:szCs w:val="24"/>
+        </w:rPr>
+        <w:t>nunca! –</w:t>
+      </w:r>
+      <w:r>
+        <w:rPr>
+          <w:rFonts w:ascii="Aptos Serif" w:eastAsia="Bookman Old Style,Times New Rom" w:hAnsi="Aptos Serif" w:cs="Aptos Serif"/>
+          <w:sz w:val="24"/>
+          <w:szCs w:val="24"/>
+        </w:rPr>
+        <w:t xml:space="preserve">, </w:t>
       </w:r>
       <w:r>
         <w:rPr>
@@ -15259,7 +15198,7 @@
           <w:lang w:val="es-ES"/>
         </w:rPr>
       </w:pPr>
-      <w:bookmarkStart w:id="20" w:name="_Toc213533540"/>
+      <w:bookmarkStart w:id="20" w:name="_Toc213859978"/>
       <w:r>
         <w:rPr>
           <w:rFonts w:ascii="Aptos Serif" w:eastAsia="Bookman Old Style,Times New Rom" w:hAnsi="Aptos Serif" w:cs="Aptos Serif"/>
@@ -15294,7 +15233,7 @@
           <w:lang w:val="es-ES"/>
         </w:rPr>
       </w:pPr>
-      <w:bookmarkStart w:id="21" w:name="_Toc213533541"/>
+      <w:bookmarkStart w:id="21" w:name="_Toc213859979"/>
       <w:r>
         <w:rPr>
           <w:rFonts w:ascii="Aptos Serif" w:eastAsia="Bookman Old Style,Times New Rom" w:hAnsi="Aptos Serif" w:cs="Aptos Serif"/>
@@ -15563,7 +15502,7 @@
           <w:lang w:val="es-ES"/>
         </w:rPr>
       </w:pPr>
-      <w:bookmarkStart w:id="22" w:name="_Toc213533542"/>
+      <w:bookmarkStart w:id="22" w:name="_Toc213859980"/>
       <w:r>
         <w:rPr>
           <w:rFonts w:ascii="Aptos Serif" w:eastAsia="Bookman Old Style,Times New Rom" w:hAnsi="Aptos Serif" w:cs="Aptos Serif"/>
@@ -15598,7 +15537,7 @@
           <w:lang w:val="es-ES"/>
         </w:rPr>
       </w:pPr>
-      <w:bookmarkStart w:id="23" w:name="_Toc213533543"/>
+      <w:bookmarkStart w:id="23" w:name="_Toc213859981"/>
       <w:r>
         <w:rPr>
           <w:rFonts w:ascii="Aptos Serif" w:eastAsia="Bookman Old Style,Times New Rom" w:hAnsi="Aptos Serif" w:cs="Aptos Serif"/>
@@ -15709,16 +15648,16 @@
           <w:szCs w:val="24"/>
           <w:lang w:val="es-ES"/>
         </w:rPr>
-        <w:t>las gentes</w:t>
-      </w:r>
-      <w:r>
-        <w:rPr>
-          <w:rFonts w:ascii="Aptos Serif" w:eastAsia="Bookman Old Style,Times New Rom" w:hAnsi="Aptos Serif" w:cs="Aptos Serif"/>
-          <w:sz w:val="24"/>
-          <w:szCs w:val="24"/>
-          <w:lang w:val="es-ES"/>
-        </w:rPr>
-        <w:t xml:space="preserve"> en ese entonces caminaba sin zapatos a pie limpio y cuando pasaban por allí, sentían que algo les lamia los pies se sobresaltaban y </w:t>
+        <w:t>las gentes en ese entonces caminaban</w:t>
+      </w:r>
+      <w:r>
+        <w:rPr>
+          <w:rFonts w:ascii="Aptos Serif" w:eastAsia="Bookman Old Style,Times New Rom" w:hAnsi="Aptos Serif" w:cs="Aptos Serif"/>
+          <w:sz w:val="24"/>
+          <w:szCs w:val="24"/>
+          <w:lang w:val="es-ES"/>
+        </w:rPr>
+        <w:t xml:space="preserve"> sin zapatos a pie limpio y cuando pasaban por allí, sentían que algo les lamia los pies se sobresaltaban y </w:t>
       </w:r>
       <w:r>
         <w:rPr>
@@ -16134,7 +16073,7 @@
           <w:lang w:val="es-ES"/>
         </w:rPr>
       </w:pPr>
-      <w:bookmarkStart w:id="24" w:name="_Toc213533544"/>
+      <w:bookmarkStart w:id="24" w:name="_Toc213859982"/>
       <w:r>
         <w:rPr>
           <w:rFonts w:ascii="Aptos Serif" w:eastAsia="Bookman Old Style,Times New Rom" w:hAnsi="Aptos Serif" w:cs="Aptos Serif"/>
@@ -16169,7 +16108,7 @@
           <w:lang w:val="es-ES"/>
         </w:rPr>
       </w:pPr>
-      <w:bookmarkStart w:id="25" w:name="_Toc213533545"/>
+      <w:bookmarkStart w:id="25" w:name="_Toc213859983"/>
       <w:r>
         <w:rPr>
           <w:rFonts w:ascii="Aptos Serif" w:eastAsia="Bookman Old Style,Times New Rom" w:hAnsi="Aptos Serif" w:cs="Aptos Serif"/>
@@ -16680,7 +16619,7 @@
           <w:lang w:val="es-ES"/>
         </w:rPr>
       </w:pPr>
-      <w:bookmarkStart w:id="26" w:name="_Toc213533546"/>
+      <w:bookmarkStart w:id="26" w:name="_Toc213859984"/>
       <w:r>
         <w:rPr>
           <w:rFonts w:ascii="Aptos Serif" w:eastAsia="Bookman Old Style,Times New Rom" w:hAnsi="Aptos Serif" w:cs="Aptos Serif"/>
@@ -16715,7 +16654,7 @@
           <w:lang w:val="es-ES"/>
         </w:rPr>
       </w:pPr>
-      <w:bookmarkStart w:id="27" w:name="_Toc213533547"/>
+      <w:bookmarkStart w:id="27" w:name="_Toc213859985"/>
       <w:r>
         <w:rPr>
           <w:rFonts w:ascii="Aptos Serif" w:eastAsia="Bookman Old Style,Times New Rom" w:hAnsi="Aptos Serif" w:cs="Aptos Serif"/>
@@ -16772,7 +16711,25 @@
           <w:szCs w:val="24"/>
           <w:lang w:val="es-ES"/>
         </w:rPr>
-        <w:t xml:space="preserve"> tiempo antiguo no había sal como ahora, en paquetes y lista en la tienda, sino que cada quien cocinaba el agua sal para extraerla. Para obtenerla se iba a los salados que quedaban en San Miguel</w:t>
+        <w:t xml:space="preserve"> tiempo antiguo no había sal como ahora, en paquetes y lista en la tienda, sino que </w:t>
+      </w:r>
+      <w:r>
+        <w:rPr>
+          <w:rFonts w:ascii="Aptos Serif" w:eastAsia="Bookman Old Style,Times New Rom" w:hAnsi="Aptos Serif" w:cs="Aptos Serif"/>
+          <w:sz w:val="24"/>
+          <w:szCs w:val="24"/>
+          <w:lang w:val="es-ES"/>
+        </w:rPr>
+        <w:t>cada uno</w:t>
+      </w:r>
+      <w:r>
+        <w:rPr>
+          <w:rFonts w:ascii="Aptos Serif" w:eastAsia="Bookman Old Style,Times New Rom" w:hAnsi="Aptos Serif" w:cs="Aptos Serif"/>
+          <w:sz w:val="24"/>
+          <w:szCs w:val="24"/>
+          <w:lang w:val="es-ES"/>
+        </w:rPr>
+        <w:t xml:space="preserve"> cocinaba el agua sal para extraerla. Para obtenerla se iba a los salados que quedaban en San Miguel</w:t>
       </w:r>
       <w:r>
         <w:rPr>
@@ -16900,7 +16857,7 @@
           <w:lang w:val="es-ES"/>
         </w:rPr>
       </w:pPr>
-      <w:bookmarkStart w:id="28" w:name="_Toc213533548"/>
+      <w:bookmarkStart w:id="28" w:name="_Toc213859986"/>
       <w:r>
         <w:rPr>
           <w:rFonts w:ascii="Aptos Serif" w:eastAsia="Bookman Old Style,Times New Rom" w:hAnsi="Aptos Serif" w:cs="Aptos Serif"/>
@@ -16935,7 +16892,7 @@
           <w:lang w:val="es-ES"/>
         </w:rPr>
       </w:pPr>
-      <w:bookmarkStart w:id="29" w:name="_Toc213533549"/>
+      <w:bookmarkStart w:id="29" w:name="_Toc213859987"/>
       <w:r>
         <w:rPr>
           <w:rFonts w:ascii="Aptos Serif" w:eastAsia="Bookman Old Style,Times New Rom" w:hAnsi="Aptos Serif" w:cs="Aptos Serif"/>
@@ -17222,7 +17179,7 @@
         </w:rPr>
         <w:br/>
       </w:r>
-      <w:bookmarkStart w:id="30" w:name="_Toc213533550"/>
+      <w:bookmarkStart w:id="30" w:name="_Toc213859988"/>
       <w:r>
         <w:rPr>
           <w:rFonts w:ascii="Aptos Serif" w:eastAsia="Bookman Old Style,Times New Rom" w:hAnsi="Aptos Serif" w:cs="Aptos Serif"/>
@@ -17256,7 +17213,7 @@
           <w:lang w:val="es-ES"/>
         </w:rPr>
       </w:pPr>
-      <w:bookmarkStart w:id="31" w:name="_Toc213533551"/>
+      <w:bookmarkStart w:id="31" w:name="_Toc213859989"/>
       <w:r>
         <w:rPr>
           <w:rFonts w:ascii="Aptos Serif" w:eastAsia="Bookman Old Style,Times New Rom" w:hAnsi="Aptos Serif" w:cs="Aptos Serif"/>
@@ -17501,7 +17458,7 @@
           <w:lang w:val="es-ES"/>
         </w:rPr>
       </w:pPr>
-      <w:bookmarkStart w:id="32" w:name="_Toc213533552"/>
+      <w:bookmarkStart w:id="32" w:name="_Toc213859990"/>
       <w:r>
         <w:rPr>
           <w:rFonts w:ascii="Aptos Serif" w:eastAsia="Bookman Old Style,Times New Rom" w:hAnsi="Aptos Serif" w:cs="Aptos Serif"/>
@@ -17536,7 +17493,7 @@
           <w:lang w:val="es-ES"/>
         </w:rPr>
       </w:pPr>
-      <w:bookmarkStart w:id="33" w:name="_Toc213533553"/>
+      <w:bookmarkStart w:id="33" w:name="_Toc213859991"/>
       <w:r>
         <w:rPr>
           <w:rFonts w:ascii="Aptos Serif" w:eastAsia="Bookman Old Style,Times New Rom" w:hAnsi="Aptos Serif" w:cs="Aptos Serif"/>
@@ -17784,7 +17741,7 @@
           <w:lang w:val="es-ES"/>
         </w:rPr>
       </w:pPr>
-      <w:bookmarkStart w:id="34" w:name="_Toc213533554"/>
+      <w:bookmarkStart w:id="34" w:name="_Toc213859992"/>
       <w:r>
         <w:rPr>
           <w:rFonts w:ascii="Aptos Serif" w:eastAsia="Bookman Old Style,Times New Rom" w:hAnsi="Aptos Serif" w:cs="Aptos Serif"/>
@@ -17819,7 +17776,7 @@
           <w:lang w:val="es-ES"/>
         </w:rPr>
       </w:pPr>
-      <w:bookmarkStart w:id="35" w:name="_Toc213533555"/>
+      <w:bookmarkStart w:id="35" w:name="_Toc213859993"/>
       <w:r>
         <w:rPr>
           <w:rFonts w:ascii="Aptos Serif" w:eastAsia="Bookman Old Style,Times New Rom" w:hAnsi="Aptos Serif" w:cs="Aptos Serif"/>
@@ -18148,7 +18105,7 @@
           <w:lang w:val="es-ES"/>
         </w:rPr>
       </w:pPr>
-      <w:bookmarkStart w:id="36" w:name="_Toc213533556"/>
+      <w:bookmarkStart w:id="36" w:name="_Toc213859994"/>
       <w:r>
         <w:rPr>
           <w:rFonts w:ascii="Aptos Serif" w:eastAsia="Bookman Old Style,Times New Rom" w:hAnsi="Aptos Serif" w:cs="Aptos Serif"/>
@@ -18183,7 +18140,7 @@
           <w:lang w:val="es-ES"/>
         </w:rPr>
       </w:pPr>
-      <w:bookmarkStart w:id="37" w:name="_Toc213533557"/>
+      <w:bookmarkStart w:id="37" w:name="_Toc213859995"/>
       <w:r>
         <w:rPr>
           <w:rFonts w:ascii="Aptos Serif" w:eastAsia="Bookman Old Style,Times New Rom" w:hAnsi="Aptos Serif" w:cs="Aptos Serif"/>
@@ -18567,7 +18524,7 @@
           <w:lang w:val="es-ES"/>
         </w:rPr>
       </w:pPr>
-      <w:bookmarkStart w:id="38" w:name="_Toc213533558"/>
+      <w:bookmarkStart w:id="38" w:name="_Toc213859996"/>
       <w:r>
         <w:rPr>
           <w:rFonts w:ascii="Aptos Serif" w:eastAsia="Bookman Old Style,Times New Rom" w:hAnsi="Aptos Serif" w:cs="Aptos Serif"/>
@@ -18602,7 +18559,7 @@
           <w:lang w:val="es-ES"/>
         </w:rPr>
       </w:pPr>
-      <w:bookmarkStart w:id="39" w:name="_Toc213533559"/>
+      <w:bookmarkStart w:id="39" w:name="_Toc213859997"/>
       <w:r>
         <w:rPr>
           <w:rFonts w:ascii="Aptos Serif" w:eastAsia="Bookman Old Style,Times New Rom" w:hAnsi="Aptos Serif" w:cs="Aptos Serif"/>
@@ -18941,7 +18898,7 @@
           <w:lang w:val="es-ES"/>
         </w:rPr>
       </w:pPr>
-      <w:bookmarkStart w:id="40" w:name="_Toc213533560"/>
+      <w:bookmarkStart w:id="40" w:name="_Toc213859998"/>
       <w:r>
         <w:rPr>
           <w:rFonts w:ascii="Aptos Serif" w:eastAsia="Bookman Old Style,Times New Rom" w:hAnsi="Aptos Serif" w:cs="Aptos Serif"/>
@@ -18976,7 +18933,7 @@
           <w:lang w:val="es-ES"/>
         </w:rPr>
       </w:pPr>
-      <w:bookmarkStart w:id="41" w:name="_Toc213533561"/>
+      <w:bookmarkStart w:id="41" w:name="_Toc213859999"/>
       <w:r>
         <w:rPr>
           <w:rFonts w:ascii="Aptos Serif" w:eastAsia="Bookman Old Style,Times New Rom" w:hAnsi="Aptos Serif" w:cs="Aptos Serif"/>
@@ -19500,7 +19457,7 @@
           <w:lang w:val="es-ES"/>
         </w:rPr>
       </w:pPr>
-      <w:bookmarkStart w:id="42" w:name="_Toc213533562"/>
+      <w:bookmarkStart w:id="42" w:name="_Toc213860000"/>
       <w:r>
         <w:rPr>
           <w:rFonts w:ascii="Aptos Serif" w:eastAsia="Bookman Old Style,Times New Rom" w:hAnsi="Aptos Serif" w:cs="Aptos Serif"/>
@@ -19535,7 +19492,7 @@
           <w:lang w:val="es-ES"/>
         </w:rPr>
       </w:pPr>
-      <w:bookmarkStart w:id="43" w:name="_Toc213533563"/>
+      <w:bookmarkStart w:id="43" w:name="_Toc213860001"/>
       <w:r>
         <w:rPr>
           <w:rFonts w:ascii="Aptos Serif" w:eastAsia="Bookman Old Style,Times New Rom" w:hAnsi="Aptos Serif" w:cs="Aptos Serif"/>
@@ -20468,7 +20425,7 @@
           <w:lang w:val="es-ES"/>
         </w:rPr>
       </w:pPr>
-      <w:bookmarkStart w:id="44" w:name="_Toc213533564"/>
+      <w:bookmarkStart w:id="44" w:name="_Toc213860002"/>
       <w:r>
         <w:rPr>
           <w:rFonts w:ascii="Aptos Serif" w:eastAsia="Bookman Old Style,Times New Rom" w:hAnsi="Aptos Serif" w:cs="Aptos Serif"/>
@@ -20511,7 +20468,7 @@
           <w:lang w:val="es-ES"/>
         </w:rPr>
       </w:pPr>
-      <w:bookmarkStart w:id="45" w:name="_Toc213533565"/>
+      <w:bookmarkStart w:id="45" w:name="_Toc213860003"/>
       <w:r>
         <w:rPr>
           <w:rFonts w:ascii="Aptos Serif" w:eastAsia="Bookman Old Style,Times New Rom" w:hAnsi="Aptos Serif" w:cs="Aptos Serif"/>
@@ -20666,6 +20623,105 @@
           <w:lang w:val="es-ES"/>
         </w:rPr>
       </w:pPr>
+      <w:r>
+        <w:rPr>
+          <w:rFonts w:ascii="Aptos Serif" w:eastAsia="Bookman Old Style,Times New Rom" w:hAnsi="Aptos Serif" w:cs="Aptos Serif"/>
+          <w:sz w:val="24"/>
+          <w:szCs w:val="24"/>
+          <w:lang w:val="es-ES"/>
+        </w:rPr>
+        <w:t>Al tenerlas listas, se las tiraba</w:t>
+      </w:r>
+      <w:r>
+        <w:rPr>
+          <w:rFonts w:ascii="Aptos Serif" w:eastAsia="Bookman Old Style,Times New Rom" w:hAnsi="Aptos Serif" w:cs="Aptos Serif"/>
+          <w:sz w:val="24"/>
+          <w:szCs w:val="24"/>
+          <w:lang w:val="es-ES"/>
+        </w:rPr>
+        <w:t xml:space="preserve"> al montón que dejaban lo peones cada 5 o 6 surcos o melgas, para luego acarrearlas a lomo de caballo o sino los peones la sacaban hasta donde las bestias podían entrar. Las bestias o caballos se los aperaba para la carga, primero se les ponía el sudadero, luego la albarda se la compraba por lo general en la </w:t>
+      </w:r>
+      <w:r>
+        <w:rPr>
+          <w:rFonts w:ascii="Aptos Serif" w:eastAsia="Bookman Old Style,Times New Rom" w:hAnsi="Aptos Serif" w:cs="Aptos Serif"/>
+          <w:sz w:val="24"/>
+          <w:szCs w:val="24"/>
+          <w:lang w:val="es-ES"/>
+        </w:rPr>
+        <w:t>provincia</w:t>
+      </w:r>
+      <w:r>
+        <w:rPr>
+          <w:rFonts w:ascii="Aptos Serif" w:eastAsia="Bookman Old Style,Times New Rom" w:hAnsi="Aptos Serif" w:cs="Aptos Serif"/>
+          <w:sz w:val="24"/>
+          <w:szCs w:val="24"/>
+          <w:lang w:val="es-ES"/>
+        </w:rPr>
+        <w:t>; lugares de clima frio como T</w:t>
+      </w:r>
+      <w:r>
+        <w:rPr>
+          <w:rFonts w:ascii="Aptos Serif" w:eastAsia="Bookman Old Style,Times New Rom" w:hAnsi="Aptos Serif" w:cs="Aptos Serif"/>
+          <w:sz w:val="24"/>
+          <w:szCs w:val="24"/>
+          <w:lang w:val="es-ES"/>
+        </w:rPr>
+        <w:t>ú</w:t>
+      </w:r>
+      <w:r>
+        <w:rPr>
+          <w:rFonts w:ascii="Aptos Serif" w:eastAsia="Bookman Old Style,Times New Rom" w:hAnsi="Aptos Serif" w:cs="Aptos Serif"/>
+          <w:sz w:val="24"/>
+          <w:szCs w:val="24"/>
+          <w:lang w:val="es-ES"/>
+        </w:rPr>
+        <w:t xml:space="preserve">querres, Cumbal o Guachucal, eran de fique o </w:t>
+      </w:r>
+      <w:r>
+        <w:rPr>
+          <w:rFonts w:ascii="Aptos Serif" w:eastAsia="Bookman Old Style,Times New Rom" w:hAnsi="Aptos Serif" w:cs="Aptos Serif"/>
+          <w:sz w:val="24"/>
+          <w:szCs w:val="24"/>
+          <w:lang w:val="es-ES"/>
+        </w:rPr>
+        <w:t>algodón</w:t>
+      </w:r>
+      <w:r>
+        <w:rPr>
+          <w:rFonts w:ascii="Aptos Serif" w:eastAsia="Bookman Old Style,Times New Rom" w:hAnsi="Aptos Serif" w:cs="Aptos Serif"/>
+          <w:sz w:val="24"/>
+          <w:szCs w:val="24"/>
+          <w:lang w:val="es-ES"/>
+        </w:rPr>
+        <w:t xml:space="preserve"> rellenas de tamo o paja. Encima de la albarda, se le ponía la angarilla, una especie de triangulo de madera con tablas y sobre ella se hacían un montón de caña en cada lado</w:t>
+      </w:r>
+      <w:r>
+        <w:rPr>
+          <w:rFonts w:ascii="Aptos Serif" w:eastAsia="Bookman Old Style,Times New Rom" w:hAnsi="Aptos Serif" w:cs="Aptos Serif"/>
+          <w:sz w:val="24"/>
+          <w:szCs w:val="24"/>
+          <w:lang w:val="es-ES"/>
+        </w:rPr>
+        <w:t xml:space="preserve"> </w:t>
+      </w:r>
+      <w:r>
+        <w:rPr>
+          <w:rFonts w:ascii="Aptos Serif" w:eastAsia="Bookman Old Style,Times New Rom" w:hAnsi="Aptos Serif" w:cs="Aptos Serif"/>
+          <w:sz w:val="24"/>
+          <w:szCs w:val="24"/>
+          <w:lang w:val="es-ES"/>
+        </w:rPr>
+        <w:t>o una carga de caña</w:t>
+      </w:r>
+      <w:r>
+        <w:rPr>
+          <w:rFonts w:ascii="Aptos Serif" w:eastAsia="Bookman Old Style,Times New Rom" w:hAnsi="Aptos Serif" w:cs="Aptos Serif"/>
+          <w:sz w:val="24"/>
+          <w:szCs w:val="24"/>
+          <w:lang w:val="es-ES"/>
+        </w:rPr>
+        <w:t>.</w:t>
+      </w:r>
     </w:p>
     <w:p>
       <w:pPr>
@@ -20678,95 +20734,377 @@
           <w:lang w:val="es-ES"/>
         </w:rPr>
       </w:pPr>
-      <w:r>
-        <w:rPr>
-          <w:rFonts w:ascii="Aptos Serif" w:eastAsia="Bookman Old Style,Times New Rom" w:hAnsi="Aptos Serif" w:cs="Aptos Serif"/>
-          <w:sz w:val="24"/>
-          <w:szCs w:val="24"/>
-          <w:lang w:val="es-ES"/>
-        </w:rPr>
-        <w:t>Al tenerlas listas, se las tiraba</w:t>
-      </w:r>
-      <w:r>
-        <w:rPr>
-          <w:rFonts w:ascii="Aptos Serif" w:eastAsia="Bookman Old Style,Times New Rom" w:hAnsi="Aptos Serif" w:cs="Aptos Serif"/>
-          <w:sz w:val="24"/>
-          <w:szCs w:val="24"/>
-          <w:lang w:val="es-ES"/>
-        </w:rPr>
-        <w:t xml:space="preserve"> al montón que dejaban lo peones cada 5 o 6 surcos o melgas, para luego acarrearlas a lomo de caballo o sino los peones la sacaban hasta donde las bestias podían entrar. Las bestias o caballos se los aperaba para la carga, primero se les ponía el sudadero, luego la albarda se la compraba por lo general en la </w:t>
-      </w:r>
-      <w:r>
-        <w:rPr>
-          <w:rFonts w:ascii="Aptos Serif" w:eastAsia="Bookman Old Style,Times New Rom" w:hAnsi="Aptos Serif" w:cs="Aptos Serif"/>
-          <w:sz w:val="24"/>
-          <w:szCs w:val="24"/>
-          <w:lang w:val="es-ES"/>
-        </w:rPr>
-        <w:t>provincia</w:t>
-      </w:r>
-      <w:r>
-        <w:rPr>
-          <w:rFonts w:ascii="Aptos Serif" w:eastAsia="Bookman Old Style,Times New Rom" w:hAnsi="Aptos Serif" w:cs="Aptos Serif"/>
-          <w:sz w:val="24"/>
-          <w:szCs w:val="24"/>
-          <w:lang w:val="es-ES"/>
-        </w:rPr>
-        <w:t>; lugares de clima frio como T</w:t>
-      </w:r>
-      <w:r>
-        <w:rPr>
-          <w:rFonts w:ascii="Aptos Serif" w:eastAsia="Bookman Old Style,Times New Rom" w:hAnsi="Aptos Serif" w:cs="Aptos Serif"/>
-          <w:sz w:val="24"/>
-          <w:szCs w:val="24"/>
-          <w:lang w:val="es-ES"/>
-        </w:rPr>
-        <w:t>ú</w:t>
-      </w:r>
-      <w:r>
-        <w:rPr>
-          <w:rFonts w:ascii="Aptos Serif" w:eastAsia="Bookman Old Style,Times New Rom" w:hAnsi="Aptos Serif" w:cs="Aptos Serif"/>
-          <w:sz w:val="24"/>
-          <w:szCs w:val="24"/>
-          <w:lang w:val="es-ES"/>
-        </w:rPr>
-        <w:t xml:space="preserve">querres, Cumbal o Guachucal, eran de fique o </w:t>
-      </w:r>
-      <w:r>
-        <w:rPr>
-          <w:rFonts w:ascii="Aptos Serif" w:eastAsia="Bookman Old Style,Times New Rom" w:hAnsi="Aptos Serif" w:cs="Aptos Serif"/>
-          <w:sz w:val="24"/>
-          <w:szCs w:val="24"/>
-          <w:lang w:val="es-ES"/>
-        </w:rPr>
-        <w:t>algodón</w:t>
-      </w:r>
-      <w:r>
-        <w:rPr>
-          <w:rFonts w:ascii="Aptos Serif" w:eastAsia="Bookman Old Style,Times New Rom" w:hAnsi="Aptos Serif" w:cs="Aptos Serif"/>
-          <w:sz w:val="24"/>
-          <w:szCs w:val="24"/>
-          <w:lang w:val="es-ES"/>
-        </w:rPr>
-        <w:t xml:space="preserve"> rellenas de tamo o paja. Encima de la albarda, se le ponía la angarilla, una especie de triangulo de madera con tablas y sobre ella se hacían un montón de caña en cada lado</w:t>
-      </w:r>
-      <w:r>
-        <w:rPr>
-          <w:rFonts w:ascii="Aptos Serif" w:eastAsia="Bookman Old Style,Times New Rom" w:hAnsi="Aptos Serif" w:cs="Aptos Serif"/>
-          <w:sz w:val="24"/>
-          <w:szCs w:val="24"/>
-          <w:lang w:val="es-ES"/>
-        </w:rPr>
-        <w:t xml:space="preserve"> </w:t>
-      </w:r>
-      <w:r>
-        <w:rPr>
-          <w:rFonts w:ascii="Aptos Serif" w:eastAsia="Bookman Old Style,Times New Rom" w:hAnsi="Aptos Serif" w:cs="Aptos Serif"/>
-          <w:sz w:val="24"/>
-          <w:szCs w:val="24"/>
-          <w:lang w:val="es-ES"/>
-        </w:rPr>
-        <w:t>o una carga de caña</w:t>
+    </w:p>
+    <w:p>
+      <w:pPr>
+        <w:spacing w:line="360" w:lineRule="auto"/>
+        <w:jc w:val="both"/>
+        <w:rPr>
+          <w:rFonts w:ascii="Aptos Serif" w:eastAsia="Bookman Old Style,Times New Rom" w:hAnsi="Aptos Serif" w:cs="Aptos Serif"/>
+          <w:sz w:val="24"/>
+          <w:szCs w:val="24"/>
+          <w:lang w:val="es-ES"/>
+        </w:rPr>
+      </w:pPr>
+      <w:r>
+        <w:rPr>
+          <w:rFonts w:ascii="Aptos Serif" w:eastAsia="Bookman Old Style,Times New Rom" w:hAnsi="Aptos Serif" w:cs="Aptos Serif"/>
+          <w:sz w:val="24"/>
+          <w:szCs w:val="24"/>
+          <w:lang w:val="es-ES"/>
+        </w:rPr>
+        <w:t xml:space="preserve">Al llegar al trapiche se llenaba un guacal que estaba cerca de la máquina del trapiche como tal, de allí la persona que mete la caña se sentaba al lado del trapiche </w:t>
+      </w:r>
+      <w:r>
+        <w:rPr>
+          <w:rFonts w:ascii="Aptos Serif" w:eastAsia="Bookman Old Style,Times New Rom" w:hAnsi="Aptos Serif" w:cs="Aptos Serif"/>
+          <w:sz w:val="24"/>
+          <w:szCs w:val="24"/>
+          <w:lang w:val="es-ES"/>
+        </w:rPr>
+        <w:lastRenderedPageBreak/>
+        <w:t xml:space="preserve">y mete la caña en el molido que tiene tres masas, una grande y dos pequeños. En la época de mi bisabuelo los trapiches se los hacía de piedra talla, se hacían tres masas iguales alineados y los engranajes se los hacía en palos de madera de alta densidad que era muy dura, </w:t>
+      </w:r>
+      <w:r>
+        <w:rPr>
+          <w:rFonts w:ascii="Aptos Serif" w:eastAsia="Bookman Old Style,Times New Rom" w:hAnsi="Aptos Serif" w:cs="Aptos Serif"/>
+          <w:sz w:val="24"/>
+          <w:szCs w:val="24"/>
+          <w:lang w:val="es-ES"/>
+        </w:rPr>
+        <w:t xml:space="preserve">al sacar el guarapo, lo cocinaban en una paila de cobre que la calentaban en un </w:t>
+      </w:r>
+      <w:r>
+        <w:rPr>
+          <w:rFonts w:ascii="Aptos Serif" w:eastAsia="Bookman Old Style,Times New Rom" w:hAnsi="Aptos Serif" w:cs="Aptos Serif"/>
+          <w:sz w:val="24"/>
+          <w:szCs w:val="24"/>
+          <w:lang w:val="es-ES"/>
+        </w:rPr>
+        <w:t>fogón</w:t>
+      </w:r>
+      <w:r>
+        <w:rPr>
+          <w:rFonts w:ascii="Aptos Serif" w:eastAsia="Bookman Old Style,Times New Rom" w:hAnsi="Aptos Serif" w:cs="Aptos Serif"/>
+          <w:sz w:val="24"/>
+          <w:szCs w:val="24"/>
+          <w:lang w:val="es-ES"/>
+        </w:rPr>
+        <w:t xml:space="preserve"> muy parecido a las tulpas, pero de </w:t>
+      </w:r>
+      <w:r>
+        <w:rPr>
+          <w:rFonts w:ascii="Aptos Serif" w:eastAsia="Bookman Old Style,Times New Rom" w:hAnsi="Aptos Serif" w:cs="Aptos Serif"/>
+          <w:sz w:val="24"/>
+          <w:szCs w:val="24"/>
+          <w:lang w:val="es-ES"/>
+        </w:rPr>
+        <w:t>gran</w:t>
+      </w:r>
+      <w:r>
+        <w:rPr>
+          <w:rFonts w:ascii="Aptos Serif" w:eastAsia="Bookman Old Style,Times New Rom" w:hAnsi="Aptos Serif" w:cs="Aptos Serif"/>
+          <w:sz w:val="24"/>
+          <w:szCs w:val="24"/>
+          <w:lang w:val="es-ES"/>
+        </w:rPr>
+        <w:t xml:space="preserve"> tamaño.  Ya mi abuelo, el trapiche era de hierro tirado por bueyes o caballos, el palo donde se los amarraba para que giren el trapiche se lo llamaba mijarra; un </w:t>
+      </w:r>
+      <w:r>
+        <w:rPr>
+          <w:rFonts w:ascii="Aptos Serif" w:eastAsia="Bookman Old Style,Times New Rom" w:hAnsi="Aptos Serif" w:cs="Aptos Serif"/>
+          <w:sz w:val="24"/>
+          <w:szCs w:val="24"/>
+          <w:lang w:val="es-ES"/>
+        </w:rPr>
+        <w:t>palo como</w:t>
+      </w:r>
+      <w:r>
+        <w:rPr>
+          <w:rFonts w:ascii="Aptos Serif" w:eastAsia="Bookman Old Style,Times New Rom" w:hAnsi="Aptos Serif" w:cs="Aptos Serif"/>
+          <w:sz w:val="24"/>
+          <w:szCs w:val="24"/>
+          <w:lang w:val="es-ES"/>
+        </w:rPr>
+        <w:t xml:space="preserve"> de </w:t>
+      </w:r>
+      <w:r>
+        <w:rPr>
+          <w:rFonts w:ascii="Aptos Serif" w:eastAsia="Bookman Old Style,Times New Rom" w:hAnsi="Aptos Serif" w:cs="Aptos Serif"/>
+          <w:sz w:val="24"/>
+          <w:szCs w:val="24"/>
+          <w:lang w:val="es-ES"/>
+        </w:rPr>
+        <w:t>cuatro</w:t>
+      </w:r>
+      <w:r>
+        <w:rPr>
+          <w:rFonts w:ascii="Aptos Serif" w:eastAsia="Bookman Old Style,Times New Rom" w:hAnsi="Aptos Serif" w:cs="Aptos Serif"/>
+          <w:sz w:val="24"/>
+          <w:szCs w:val="24"/>
+          <w:lang w:val="es-ES"/>
+        </w:rPr>
+        <w:t xml:space="preserve"> metros ligeramente curvado, la parte que iba en el trapiche era grueso y pesado para que haga contrapeso con la parte que es </w:t>
+      </w:r>
+      <w:r>
+        <w:rPr>
+          <w:rFonts w:ascii="Aptos Serif" w:eastAsia="Bookman Old Style,Times New Rom" w:hAnsi="Aptos Serif" w:cs="Aptos Serif"/>
+          <w:sz w:val="24"/>
+          <w:szCs w:val="24"/>
+          <w:lang w:val="es-ES"/>
+        </w:rPr>
+        <w:t>más</w:t>
+      </w:r>
+      <w:r>
+        <w:rPr>
+          <w:rFonts w:ascii="Aptos Serif" w:eastAsia="Bookman Old Style,Times New Rom" w:hAnsi="Aptos Serif" w:cs="Aptos Serif"/>
+          <w:sz w:val="24"/>
+          <w:szCs w:val="24"/>
+          <w:lang w:val="es-ES"/>
+        </w:rPr>
+        <w:t xml:space="preserve"> larga y tiraban los animales, de igual forma era el trapiche de madera</w:t>
+      </w:r>
+      <w:r>
+        <w:rPr>
+          <w:rFonts w:ascii="Aptos Serif" w:eastAsia="Bookman Old Style,Times New Rom" w:hAnsi="Aptos Serif" w:cs="Aptos Serif"/>
+          <w:sz w:val="24"/>
+          <w:szCs w:val="24"/>
+          <w:lang w:val="es-ES"/>
+        </w:rPr>
+        <w:t xml:space="preserve">.  El guarapo escurría a un tanque de cemento, al llenarse decían ya tenemos una cochada y era lo que alcanzaba en la paila grande del horno, se pasó del fogón a los hornos con chimenea, en ellos alcanzan hasta seis pailas, la más pequeña que por lo general es de cobre es donde se le da punto al dulce; El guarapo al cocinarlo en la paila grande, llega a una temperatura de hervor, allí se le agrega una baba, de una contextura parecida a la miel, que se la sacaba de una mata de </w:t>
+      </w:r>
+      <w:proofErr w:type="spellStart"/>
+      <w:r>
+        <w:rPr>
+          <w:rFonts w:ascii="Aptos Serif" w:eastAsia="Bookman Old Style,Times New Rom" w:hAnsi="Aptos Serif" w:cs="Aptos Serif"/>
+          <w:sz w:val="24"/>
+          <w:szCs w:val="24"/>
+          <w:lang w:val="es-ES"/>
+        </w:rPr>
+        <w:t>escubilla</w:t>
+      </w:r>
+      <w:proofErr w:type="spellEnd"/>
+      <w:r>
+        <w:rPr>
+          <w:rFonts w:ascii="Aptos Serif" w:eastAsia="Bookman Old Style,Times New Rom" w:hAnsi="Aptos Serif" w:cs="Aptos Serif"/>
+          <w:sz w:val="24"/>
+          <w:szCs w:val="24"/>
+          <w:lang w:val="es-ES"/>
+        </w:rPr>
+        <w:t>, que solo crece en el municipio, este es un aglutinante natural que hacía es recoger la suciedad del guarapo como restos de bagazo (lo que queda después de extraer el jugo de la caña), hojas, esto ya caliente, forma la cachaza, con un colador metálico se la sacaba y quedaba limpio y claro el guarapo, que después de cierto tiempo e cocción se convierte en melado. La cachaza era muy buena para engordar cerdos y criar pollos.</w:t>
+      </w:r>
+    </w:p>
+    <w:p>
+      <w:pPr>
+        <w:spacing w:after="0" w:line="360" w:lineRule="auto"/>
+        <w:rPr>
+          <w:rFonts w:ascii="Aptos Serif" w:eastAsia="Bookman Old Style,Times New Rom" w:hAnsi="Aptos Serif" w:cs="Aptos Serif"/>
+          <w:sz w:val="24"/>
+          <w:szCs w:val="24"/>
+          <w:lang w:val="es-ES"/>
+        </w:rPr>
+      </w:pPr>
+      <w:r>
+        <w:rPr>
+          <w:rFonts w:ascii="Aptos Serif" w:eastAsia="Bookman Old Style,Times New Rom" w:hAnsi="Aptos Serif" w:cs="Aptos Serif"/>
+          <w:sz w:val="24"/>
+          <w:szCs w:val="24"/>
+          <w:lang w:val="es-ES"/>
+        </w:rPr>
+        <w:t xml:space="preserve">El horno se lo prendía después de tener el primer tanque o </w:t>
+      </w:r>
+      <w:proofErr w:type="spellStart"/>
+      <w:r>
+        <w:rPr>
+          <w:rFonts w:ascii="Aptos Serif" w:eastAsia="Bookman Old Style,Times New Rom" w:hAnsi="Aptos Serif" w:cs="Aptos Serif"/>
+          <w:sz w:val="24"/>
+          <w:szCs w:val="24"/>
+          <w:lang w:val="es-ES"/>
+        </w:rPr>
+        <w:t>bunque</w:t>
+      </w:r>
+      <w:proofErr w:type="spellEnd"/>
+      <w:r>
+        <w:rPr>
+          <w:rFonts w:ascii="Aptos Serif" w:eastAsia="Bookman Old Style,Times New Rom" w:hAnsi="Aptos Serif" w:cs="Aptos Serif"/>
+          <w:sz w:val="24"/>
+          <w:szCs w:val="24"/>
+          <w:lang w:val="es-ES"/>
+        </w:rPr>
+        <w:t xml:space="preserve"> de guarapo, para llenar ese </w:t>
+      </w:r>
+      <w:proofErr w:type="spellStart"/>
+      <w:r>
+        <w:rPr>
+          <w:rFonts w:ascii="Aptos Serif" w:eastAsia="Bookman Old Style,Times New Rom" w:hAnsi="Aptos Serif" w:cs="Aptos Serif"/>
+          <w:sz w:val="24"/>
+          <w:szCs w:val="24"/>
+          <w:lang w:val="es-ES"/>
+        </w:rPr>
+        <w:t>bunque</w:t>
+      </w:r>
+      <w:proofErr w:type="spellEnd"/>
+      <w:r>
+        <w:rPr>
+          <w:rFonts w:ascii="Aptos Serif" w:eastAsia="Bookman Old Style,Times New Rom" w:hAnsi="Aptos Serif" w:cs="Aptos Serif"/>
+          <w:sz w:val="24"/>
+          <w:szCs w:val="24"/>
+          <w:lang w:val="es-ES"/>
+        </w:rPr>
+        <w:t xml:space="preserve"> se levantaban a las 1 de la mañana o se dejaba moliendo el da anterior para llegar a prender el horno y que rindiera el día.  A la una de la madrugada se escuchaba Ondas del </w:t>
+      </w:r>
+      <w:proofErr w:type="spellStart"/>
+      <w:r>
+        <w:rPr>
+          <w:rFonts w:ascii="Aptos Serif" w:eastAsia="Bookman Old Style,Times New Rom" w:hAnsi="Aptos Serif" w:cs="Aptos Serif"/>
+          <w:sz w:val="24"/>
+          <w:szCs w:val="24"/>
+          <w:lang w:val="es-ES"/>
+        </w:rPr>
+        <w:t>Orteguaza</w:t>
+      </w:r>
+      <w:proofErr w:type="spellEnd"/>
+      <w:r>
+        <w:rPr>
+          <w:rFonts w:ascii="Aptos Serif" w:eastAsia="Bookman Old Style,Times New Rom" w:hAnsi="Aptos Serif" w:cs="Aptos Serif"/>
+          <w:sz w:val="24"/>
+          <w:szCs w:val="24"/>
+          <w:lang w:val="es-ES"/>
+        </w:rPr>
+        <w:t xml:space="preserve">, de las pocas emisoras que se </w:t>
+      </w:r>
+      <w:r>
+        <w:rPr>
+          <w:rFonts w:ascii="Aptos Serif" w:eastAsia="Bookman Old Style,Times New Rom" w:hAnsi="Aptos Serif" w:cs="Aptos Serif"/>
+          <w:sz w:val="24"/>
+          <w:szCs w:val="24"/>
+          <w:lang w:val="es-ES"/>
+        </w:rPr>
+        <w:t>sintonizaba</w:t>
+      </w:r>
+      <w:r>
+        <w:rPr>
+          <w:rFonts w:ascii="Aptos Serif" w:eastAsia="Bookman Old Style,Times New Rom" w:hAnsi="Aptos Serif" w:cs="Aptos Serif"/>
+          <w:sz w:val="24"/>
+          <w:szCs w:val="24"/>
+          <w:lang w:val="es-ES"/>
+        </w:rPr>
+        <w:t xml:space="preserve"> en los radios de pilas multibandas.</w:t>
+      </w:r>
+    </w:p>
+    <w:p>
+      <w:pPr>
+        <w:rPr>
+          <w:rFonts w:ascii="Aptos Serif" w:eastAsia="Bookman Old Style,Times New Rom" w:hAnsi="Aptos Serif" w:cs="Aptos Serif"/>
+          <w:sz w:val="24"/>
+          <w:szCs w:val="24"/>
+          <w:lang w:val="es-ES"/>
+        </w:rPr>
+      </w:pPr>
+    </w:p>
+    <w:p>
+      <w:pPr>
+        <w:spacing w:after="0" w:line="360" w:lineRule="auto"/>
+        <w:jc w:val="both"/>
+        <w:rPr>
+          <w:rFonts w:ascii="Aptos Serif" w:eastAsia="Bookman Old Style,Times New Rom" w:hAnsi="Aptos Serif" w:cs="Aptos Serif"/>
+          <w:sz w:val="24"/>
+          <w:szCs w:val="24"/>
+          <w:lang w:val="es-ES"/>
+        </w:rPr>
+      </w:pPr>
+      <w:r>
+        <w:rPr>
+          <w:rFonts w:ascii="Aptos Serif" w:eastAsia="Bookman Old Style,Times New Rom" w:hAnsi="Aptos Serif" w:cs="Aptos Serif"/>
+          <w:sz w:val="24"/>
+          <w:szCs w:val="24"/>
+          <w:lang w:val="es-ES"/>
+        </w:rPr>
+        <w:lastRenderedPageBreak/>
+        <w:t xml:space="preserve">Al tener el melado en la paila grande, </w:t>
+      </w:r>
+      <w:r>
+        <w:rPr>
+          <w:rFonts w:ascii="Aptos Serif" w:eastAsia="Bookman Old Style,Times New Rom" w:hAnsi="Aptos Serif" w:cs="Aptos Serif"/>
+          <w:sz w:val="24"/>
+          <w:szCs w:val="24"/>
+          <w:lang w:val="es-ES"/>
+        </w:rPr>
+        <w:t xml:space="preserve">este se pasaba a la siguiente paila que era de aluminio, el melado ya había mermado y con ello daba lugar a que la paila grande quedara libre para la siguiente cochada. Al mermar la segunda paila se pasaba a la tercera donde ya comenzaba a espesar el melado, </w:t>
+      </w:r>
+      <w:r>
+        <w:rPr>
+          <w:rFonts w:ascii="Aptos Serif" w:eastAsia="Bookman Old Style,Times New Rom" w:hAnsi="Aptos Serif" w:cs="Aptos Serif"/>
+          <w:sz w:val="24"/>
+          <w:szCs w:val="24"/>
+          <w:lang w:val="es-ES"/>
+        </w:rPr>
+        <w:t xml:space="preserve">después de espesado y mermado el agua se pasaba a la cuarta paila que era de cobre, en ella burbujeaba o zapateaba el dulce y daba el punto y para </w:t>
+      </w:r>
+      <w:r>
+        <w:rPr>
+          <w:rFonts w:ascii="Aptos Serif" w:eastAsia="Bookman Old Style,Times New Rom" w:hAnsi="Aptos Serif" w:cs="Aptos Serif"/>
+          <w:sz w:val="24"/>
+          <w:szCs w:val="24"/>
+          <w:lang w:val="es-ES"/>
+        </w:rPr>
+        <w:t>ayudarse</w:t>
+      </w:r>
+      <w:r>
+        <w:rPr>
+          <w:rFonts w:ascii="Aptos Serif" w:eastAsia="Bookman Old Style,Times New Rom" w:hAnsi="Aptos Serif" w:cs="Aptos Serif"/>
+          <w:sz w:val="24"/>
+          <w:szCs w:val="24"/>
+          <w:lang w:val="es-ES"/>
+        </w:rPr>
+        <w:t xml:space="preserve"> y que no se queme, se le echaba un pedazo de cera de laurel, y cuando se encrespaba el dulce se lo reba</w:t>
+      </w:r>
+      <w:r>
+        <w:rPr>
+          <w:rFonts w:ascii="Aptos Serif" w:eastAsia="Bookman Old Style,Times New Rom" w:hAnsi="Aptos Serif" w:cs="Aptos Serif"/>
+          <w:sz w:val="24"/>
+          <w:szCs w:val="24"/>
+          <w:lang w:val="es-ES"/>
+        </w:rPr>
+        <w:t xml:space="preserve">ja esparciendo unas gotas de agua. Para saber si ya había punto se cogía un mate con agua, se mojaba los dedos y se sacaba una porción de dulce caliente, si se hacía una bolita, el dulce ya estaba en su punto y se sacaba a un </w:t>
+      </w:r>
+      <w:proofErr w:type="spellStart"/>
+      <w:r>
+        <w:rPr>
+          <w:rFonts w:ascii="Aptos Serif" w:eastAsia="Bookman Old Style,Times New Rom" w:hAnsi="Aptos Serif" w:cs="Aptos Serif"/>
+          <w:sz w:val="24"/>
+          <w:szCs w:val="24"/>
+          <w:lang w:val="es-ES"/>
+        </w:rPr>
+        <w:t>bunque</w:t>
+      </w:r>
+      <w:proofErr w:type="spellEnd"/>
+      <w:r>
+        <w:rPr>
+          <w:rFonts w:ascii="Aptos Serif" w:eastAsia="Bookman Old Style,Times New Rom" w:hAnsi="Aptos Serif" w:cs="Aptos Serif"/>
+          <w:sz w:val="24"/>
+          <w:szCs w:val="24"/>
+          <w:lang w:val="es-ES"/>
+        </w:rPr>
+        <w:t xml:space="preserve"> largo tallado en madera, por lo general de un árbol grande, derecho y grueso; allí se los batía con una espátula parecida a un remo, para darle consistencia y aclarar el dulce, luego se lo esparcía en las ladrilleras; estas eran pedazos de madera con muescar que se armaban formando moldes cuadrados sobre una mesa de cemento pulido, estos moldes formaban los ladrillos de dulce de libra o de kilo. En tiempo de mi bisabuelo en un tajo de madera se hacían unas cavidades semicirculares y esos eran los moldes de la panela, se cogían dos mitades y se armaba una panela y se la amarraba con látigos, hojas del tallo seco del plátano parecidas a unas vendas, con ellos armaban una panela de aproximadamente 4 kilos. Mi abuelo cogía las panelas y las llenaba en unos costales de cabuya ralos, y para que no se dañe la panela, los costales los llenaban con hoja seca de guineo y en medio de ella, iban las pan</w:t>
+      </w:r>
+      <w:r>
+        <w:rPr>
+          <w:rFonts w:ascii="Aptos Serif" w:eastAsia="Bookman Old Style,Times New Rom" w:hAnsi="Aptos Serif" w:cs="Aptos Serif"/>
+          <w:sz w:val="24"/>
+          <w:szCs w:val="24"/>
+          <w:lang w:val="es-ES"/>
+        </w:rPr>
+        <w:t>elas</w:t>
+      </w:r>
+      <w:r>
+        <w:rPr>
+          <w:rFonts w:ascii="Aptos Serif" w:eastAsia="Bookman Old Style,Times New Rom" w:hAnsi="Aptos Serif" w:cs="Aptos Serif"/>
+          <w:sz w:val="24"/>
+          <w:szCs w:val="24"/>
+          <w:lang w:val="es-ES"/>
+        </w:rPr>
+        <w:t>, 25 cuadros de kilo o 50 de libra, eso hacia un bulto o dos de ellos la carga de panela que la compra por lo general don Joaquín para llevar a revender a Barbacoas</w:t>
       </w:r>
       <w:r>
         <w:rPr>
@@ -20780,27 +21118,45 @@
     </w:p>
     <w:p>
       <w:pPr>
-        <w:spacing w:line="360" w:lineRule="auto"/>
-        <w:jc w:val="both"/>
-        <w:rPr>
-          <w:rFonts w:ascii="Aptos Serif" w:eastAsia="Bookman Old Style,Times New Rom" w:hAnsi="Aptos Serif" w:cs="Aptos Serif"/>
-          <w:sz w:val="24"/>
-          <w:szCs w:val="24"/>
-          <w:lang w:val="es-ES"/>
-        </w:rPr>
-      </w:pPr>
-    </w:p>
-    <w:p>
-      <w:pPr>
-        <w:spacing w:line="360" w:lineRule="auto"/>
-        <w:jc w:val="both"/>
-        <w:rPr>
-          <w:rFonts w:ascii="Aptos Serif" w:eastAsia="Bookman Old Style,Times New Rom" w:hAnsi="Aptos Serif" w:cs="Aptos Serif"/>
-          <w:sz w:val="24"/>
-          <w:szCs w:val="24"/>
-          <w:lang w:val="es-ES"/>
-        </w:rPr>
-      </w:pPr>
+        <w:spacing w:after="0" w:line="360" w:lineRule="auto"/>
+        <w:jc w:val="both"/>
+        <w:rPr>
+          <w:rFonts w:ascii="Aptos Serif" w:eastAsia="Bookman Old Style,Times New Rom" w:hAnsi="Aptos Serif" w:cs="Aptos Serif"/>
+          <w:sz w:val="24"/>
+          <w:szCs w:val="24"/>
+          <w:lang w:val="es-ES"/>
+        </w:rPr>
+      </w:pPr>
+    </w:p>
+    <w:p>
+      <w:pPr>
+        <w:spacing w:after="0" w:line="360" w:lineRule="auto"/>
+        <w:jc w:val="both"/>
+        <w:rPr>
+          <w:rFonts w:ascii="Aptos Serif" w:eastAsia="Bookman Old Style,Times New Rom" w:hAnsi="Aptos Serif" w:cs="Aptos Serif"/>
+          <w:sz w:val="24"/>
+          <w:szCs w:val="24"/>
+          <w:lang w:val="es-ES"/>
+        </w:rPr>
+      </w:pPr>
+      <w:r>
+        <w:rPr>
+          <w:rFonts w:ascii="Aptos Serif" w:eastAsia="Bookman Old Style,Times New Rom" w:hAnsi="Aptos Serif" w:cs="Aptos Serif"/>
+          <w:sz w:val="24"/>
+          <w:szCs w:val="24"/>
+          <w:lang w:val="es-ES"/>
+        </w:rPr>
+        <w:t>E</w:t>
+      </w:r>
+      <w:r>
+        <w:rPr>
+          <w:rFonts w:ascii="Aptos Serif" w:eastAsia="Bookman Old Style,Times New Rom" w:hAnsi="Aptos Serif" w:cs="Aptos Serif"/>
+          <w:sz w:val="24"/>
+          <w:szCs w:val="24"/>
+          <w:lang w:val="es-ES"/>
+        </w:rPr>
+        <w:t xml:space="preserve">sa era una semana muy pesada para mi abuela y mamá, el abuelo llegaba cansado y se dormía a las cinco de la tarde, decía que tocaba madrugar para que el día rindiera, era una semana muy dura, de la casa se llevaba en viandas el almuerzo para el abuelo y los peones, mientras se dejaba descansar a los animales o también al terminar una cochada de guarapo. Loa animales para que jalaran la mijarra que </w:t>
+      </w:r>
       <w:r>
         <w:rPr>
           <w:rFonts w:ascii="Aptos Serif" w:eastAsia="Bookman Old Style,Times New Rom" w:hAnsi="Aptos Serif" w:cs="Aptos Serif"/>
@@ -20809,442 +21165,17 @@
           <w:lang w:val="es-ES"/>
         </w:rPr>
         <w:lastRenderedPageBreak/>
-        <w:t xml:space="preserve">Al llegar al trapiche se llenaba un guacal que estaba cerca de la máquina del trapiche como tal, de allí la persona que mete la caña se sentaba al lado del trapiche y mete la caña en el molido que tiene tres masas, una grande y dos pequeños. En la época de mi bisabuelo los trapiches se los hacía de piedra talla, se hacían tres masas iguales alineados y los engranajes se los hacía en palos de madera de alta densidad que era muy dura, </w:t>
-      </w:r>
-      <w:r>
-        <w:rPr>
-          <w:rFonts w:ascii="Aptos Serif" w:eastAsia="Bookman Old Style,Times New Rom" w:hAnsi="Aptos Serif" w:cs="Aptos Serif"/>
-          <w:sz w:val="24"/>
-          <w:szCs w:val="24"/>
-          <w:lang w:val="es-ES"/>
-        </w:rPr>
-        <w:t xml:space="preserve">al sacar el guarapo, lo cocinaban en una paila de cobre que la calentaban en un </w:t>
-      </w:r>
-      <w:r>
-        <w:rPr>
-          <w:rFonts w:ascii="Aptos Serif" w:eastAsia="Bookman Old Style,Times New Rom" w:hAnsi="Aptos Serif" w:cs="Aptos Serif"/>
-          <w:sz w:val="24"/>
-          <w:szCs w:val="24"/>
-          <w:lang w:val="es-ES"/>
-        </w:rPr>
-        <w:t>fogón</w:t>
-      </w:r>
-      <w:r>
-        <w:rPr>
-          <w:rFonts w:ascii="Aptos Serif" w:eastAsia="Bookman Old Style,Times New Rom" w:hAnsi="Aptos Serif" w:cs="Aptos Serif"/>
-          <w:sz w:val="24"/>
-          <w:szCs w:val="24"/>
-          <w:lang w:val="es-ES"/>
-        </w:rPr>
-        <w:t xml:space="preserve"> muy parecido a las tulpas, pero de </w:t>
-      </w:r>
-      <w:r>
-        <w:rPr>
-          <w:rFonts w:ascii="Aptos Serif" w:eastAsia="Bookman Old Style,Times New Rom" w:hAnsi="Aptos Serif" w:cs="Aptos Serif"/>
-          <w:sz w:val="24"/>
-          <w:szCs w:val="24"/>
-          <w:lang w:val="es-ES"/>
-        </w:rPr>
-        <w:t>gran</w:t>
-      </w:r>
-      <w:r>
-        <w:rPr>
-          <w:rFonts w:ascii="Aptos Serif" w:eastAsia="Bookman Old Style,Times New Rom" w:hAnsi="Aptos Serif" w:cs="Aptos Serif"/>
-          <w:sz w:val="24"/>
-          <w:szCs w:val="24"/>
-          <w:lang w:val="es-ES"/>
-        </w:rPr>
-        <w:t xml:space="preserve"> tamaño.  Ya mi abuelo, el trapiche era de hierro tirado por bueyes o caballos, el palo donde se los amarraba para que giren el trapiche se lo llamaba mijarra; un </w:t>
-      </w:r>
-      <w:r>
-        <w:rPr>
-          <w:rFonts w:ascii="Aptos Serif" w:eastAsia="Bookman Old Style,Times New Rom" w:hAnsi="Aptos Serif" w:cs="Aptos Serif"/>
-          <w:sz w:val="24"/>
-          <w:szCs w:val="24"/>
-          <w:lang w:val="es-ES"/>
-        </w:rPr>
-        <w:t>palo como</w:t>
-      </w:r>
-      <w:r>
-        <w:rPr>
-          <w:rFonts w:ascii="Aptos Serif" w:eastAsia="Bookman Old Style,Times New Rom" w:hAnsi="Aptos Serif" w:cs="Aptos Serif"/>
-          <w:sz w:val="24"/>
-          <w:szCs w:val="24"/>
-          <w:lang w:val="es-ES"/>
-        </w:rPr>
-        <w:t xml:space="preserve"> de </w:t>
-      </w:r>
-      <w:r>
-        <w:rPr>
-          <w:rFonts w:ascii="Aptos Serif" w:eastAsia="Bookman Old Style,Times New Rom" w:hAnsi="Aptos Serif" w:cs="Aptos Serif"/>
-          <w:sz w:val="24"/>
-          <w:szCs w:val="24"/>
-          <w:lang w:val="es-ES"/>
-        </w:rPr>
-        <w:t>cuatro</w:t>
-      </w:r>
-      <w:r>
-        <w:rPr>
-          <w:rFonts w:ascii="Aptos Serif" w:eastAsia="Bookman Old Style,Times New Rom" w:hAnsi="Aptos Serif" w:cs="Aptos Serif"/>
-          <w:sz w:val="24"/>
-          <w:szCs w:val="24"/>
-          <w:lang w:val="es-ES"/>
-        </w:rPr>
-        <w:t xml:space="preserve"> metros ligeramente curvado, la parte que iba en el trapiche era grueso y pesado para que haga contrapeso con la parte que es </w:t>
-      </w:r>
-      <w:r>
-        <w:rPr>
-          <w:rFonts w:ascii="Aptos Serif" w:eastAsia="Bookman Old Style,Times New Rom" w:hAnsi="Aptos Serif" w:cs="Aptos Serif"/>
-          <w:sz w:val="24"/>
-          <w:szCs w:val="24"/>
-          <w:lang w:val="es-ES"/>
-        </w:rPr>
-        <w:t>más</w:t>
-      </w:r>
-      <w:r>
-        <w:rPr>
-          <w:rFonts w:ascii="Aptos Serif" w:eastAsia="Bookman Old Style,Times New Rom" w:hAnsi="Aptos Serif" w:cs="Aptos Serif"/>
-          <w:sz w:val="24"/>
-          <w:szCs w:val="24"/>
-          <w:lang w:val="es-ES"/>
-        </w:rPr>
-        <w:t xml:space="preserve"> larga y tiraban los animales, de igual forma era el trapiche de madera</w:t>
-      </w:r>
-      <w:r>
-        <w:rPr>
-          <w:rFonts w:ascii="Aptos Serif" w:eastAsia="Bookman Old Style,Times New Rom" w:hAnsi="Aptos Serif" w:cs="Aptos Serif"/>
-          <w:sz w:val="24"/>
-          <w:szCs w:val="24"/>
-          <w:lang w:val="es-ES"/>
-        </w:rPr>
-        <w:t xml:space="preserve">.  El guarapo escurría a un tanque de cemento, al llenarse decían ya tenemos una cochada y era lo que alcanzaba en la paila grande del horno, se pasó del fogón a los hornos con chimenea, en ellos alcanzan hasta seis pailas, la más pequeña que por lo general es de cobre es donde se le da punto al dulce; El guarapo al cocinarlo en la paila grande, llega a una temperatura de hervor, allí se le agrega una baba, de una contextura parecida a la miel, que se la sacaba de una mata de </w:t>
-      </w:r>
-      <w:proofErr w:type="spellStart"/>
-      <w:r>
-        <w:rPr>
-          <w:rFonts w:ascii="Aptos Serif" w:eastAsia="Bookman Old Style,Times New Rom" w:hAnsi="Aptos Serif" w:cs="Aptos Serif"/>
-          <w:sz w:val="24"/>
-          <w:szCs w:val="24"/>
-          <w:lang w:val="es-ES"/>
-        </w:rPr>
-        <w:t>escubilla</w:t>
-      </w:r>
-      <w:proofErr w:type="spellEnd"/>
-      <w:r>
-        <w:rPr>
-          <w:rFonts w:ascii="Aptos Serif" w:eastAsia="Bookman Old Style,Times New Rom" w:hAnsi="Aptos Serif" w:cs="Aptos Serif"/>
-          <w:sz w:val="24"/>
-          <w:szCs w:val="24"/>
-          <w:lang w:val="es-ES"/>
-        </w:rPr>
-        <w:t>, que solo crece en el municipio, este es un aglutinante natural que hacía es recoger la suciedad del guarapo como restos de bagazo (lo que queda después de extraer el jugo de la caña), hojas, esto ya caliente, forma la cachaza, con un colador metálico se la sacaba y quedaba limpio y claro el guarapo, que después de cierto tiempo e cocción se convierte en melado. La cachaza era muy buena para engordar cerdos y criar pollos.</w:t>
-      </w:r>
-    </w:p>
-    <w:p>
-      <w:pPr>
-        <w:rPr>
-          <w:rFonts w:ascii="Aptos Serif" w:eastAsia="Bookman Old Style,Times New Rom" w:hAnsi="Aptos Serif" w:cs="Aptos Serif"/>
-          <w:sz w:val="24"/>
-          <w:szCs w:val="24"/>
-          <w:lang w:val="es-ES"/>
-        </w:rPr>
-      </w:pPr>
-      <w:bookmarkStart w:id="46" w:name="_Toc213533566"/>
-    </w:p>
-    <w:p>
-      <w:pPr>
-        <w:spacing w:after="0" w:line="360" w:lineRule="auto"/>
-        <w:rPr>
-          <w:rFonts w:ascii="Aptos Serif" w:eastAsia="Bookman Old Style,Times New Rom" w:hAnsi="Aptos Serif" w:cs="Aptos Serif"/>
-          <w:sz w:val="24"/>
-          <w:szCs w:val="24"/>
-          <w:lang w:val="es-ES"/>
-        </w:rPr>
-      </w:pPr>
-      <w:r>
-        <w:rPr>
-          <w:rFonts w:ascii="Aptos Serif" w:eastAsia="Bookman Old Style,Times New Rom" w:hAnsi="Aptos Serif" w:cs="Aptos Serif"/>
-          <w:sz w:val="24"/>
-          <w:szCs w:val="24"/>
-          <w:lang w:val="es-ES"/>
-        </w:rPr>
-        <w:t xml:space="preserve">El horno se lo prendía después de tener el primer tanque o </w:t>
-      </w:r>
-      <w:proofErr w:type="spellStart"/>
-      <w:r>
-        <w:rPr>
-          <w:rFonts w:ascii="Aptos Serif" w:eastAsia="Bookman Old Style,Times New Rom" w:hAnsi="Aptos Serif" w:cs="Aptos Serif"/>
-          <w:sz w:val="24"/>
-          <w:szCs w:val="24"/>
-          <w:lang w:val="es-ES"/>
-        </w:rPr>
-        <w:t>bunque</w:t>
-      </w:r>
-      <w:proofErr w:type="spellEnd"/>
-      <w:r>
-        <w:rPr>
-          <w:rFonts w:ascii="Aptos Serif" w:eastAsia="Bookman Old Style,Times New Rom" w:hAnsi="Aptos Serif" w:cs="Aptos Serif"/>
-          <w:sz w:val="24"/>
-          <w:szCs w:val="24"/>
-          <w:lang w:val="es-ES"/>
-        </w:rPr>
-        <w:t xml:space="preserve"> de guarapo, para llenar ese </w:t>
-      </w:r>
-      <w:proofErr w:type="spellStart"/>
-      <w:r>
-        <w:rPr>
-          <w:rFonts w:ascii="Aptos Serif" w:eastAsia="Bookman Old Style,Times New Rom" w:hAnsi="Aptos Serif" w:cs="Aptos Serif"/>
-          <w:sz w:val="24"/>
-          <w:szCs w:val="24"/>
-          <w:lang w:val="es-ES"/>
-        </w:rPr>
-        <w:t>bunque</w:t>
-      </w:r>
-      <w:proofErr w:type="spellEnd"/>
-      <w:r>
-        <w:rPr>
-          <w:rFonts w:ascii="Aptos Serif" w:eastAsia="Bookman Old Style,Times New Rom" w:hAnsi="Aptos Serif" w:cs="Aptos Serif"/>
-          <w:sz w:val="24"/>
-          <w:szCs w:val="24"/>
-          <w:lang w:val="es-ES"/>
-        </w:rPr>
-        <w:t xml:space="preserve"> se levantaban a las 1 de la mañana o se dejaba moliendo el da anterior para llegar a prender el horno y que rindiera el día.  A la una de la </w:t>
-      </w:r>
-      <w:r>
-        <w:rPr>
-          <w:rFonts w:ascii="Aptos Serif" w:eastAsia="Bookman Old Style,Times New Rom" w:hAnsi="Aptos Serif" w:cs="Aptos Serif"/>
-          <w:sz w:val="24"/>
-          <w:szCs w:val="24"/>
-          <w:lang w:val="es-ES"/>
-        </w:rPr>
-        <w:lastRenderedPageBreak/>
-        <w:t xml:space="preserve">madrugada se escuchaba Ondas del </w:t>
-      </w:r>
-      <w:proofErr w:type="spellStart"/>
-      <w:r>
-        <w:rPr>
-          <w:rFonts w:ascii="Aptos Serif" w:eastAsia="Bookman Old Style,Times New Rom" w:hAnsi="Aptos Serif" w:cs="Aptos Serif"/>
-          <w:sz w:val="24"/>
-          <w:szCs w:val="24"/>
-          <w:lang w:val="es-ES"/>
-        </w:rPr>
-        <w:t>Orteguaza</w:t>
-      </w:r>
-      <w:proofErr w:type="spellEnd"/>
-      <w:r>
-        <w:rPr>
-          <w:rFonts w:ascii="Aptos Serif" w:eastAsia="Bookman Old Style,Times New Rom" w:hAnsi="Aptos Serif" w:cs="Aptos Serif"/>
-          <w:sz w:val="24"/>
-          <w:szCs w:val="24"/>
-          <w:lang w:val="es-ES"/>
-        </w:rPr>
-        <w:t xml:space="preserve">, de las pocas emisoras que se </w:t>
-      </w:r>
-      <w:r>
-        <w:rPr>
-          <w:rFonts w:ascii="Aptos Serif" w:eastAsia="Bookman Old Style,Times New Rom" w:hAnsi="Aptos Serif" w:cs="Aptos Serif"/>
-          <w:sz w:val="24"/>
-          <w:szCs w:val="24"/>
-          <w:lang w:val="es-ES"/>
-        </w:rPr>
-        <w:t>sintonizaba</w:t>
-      </w:r>
-      <w:r>
-        <w:rPr>
-          <w:rFonts w:ascii="Aptos Serif" w:eastAsia="Bookman Old Style,Times New Rom" w:hAnsi="Aptos Serif" w:cs="Aptos Serif"/>
-          <w:sz w:val="24"/>
-          <w:szCs w:val="24"/>
-          <w:lang w:val="es-ES"/>
-        </w:rPr>
-        <w:t xml:space="preserve"> en los radios de pilas multibandas.</w:t>
-      </w:r>
-      <w:bookmarkEnd w:id="46"/>
-    </w:p>
-    <w:p>
-      <w:pPr>
-        <w:rPr>
-          <w:rFonts w:ascii="Aptos Serif" w:eastAsia="Bookman Old Style,Times New Rom" w:hAnsi="Aptos Serif" w:cs="Aptos Serif"/>
-          <w:sz w:val="24"/>
-          <w:szCs w:val="24"/>
-          <w:lang w:val="es-ES"/>
-        </w:rPr>
-      </w:pPr>
-    </w:p>
-    <w:p>
-      <w:pPr>
-        <w:spacing w:after="0" w:line="360" w:lineRule="auto"/>
-        <w:jc w:val="both"/>
-        <w:rPr>
-          <w:rFonts w:ascii="Aptos Serif" w:eastAsia="Bookman Old Style,Times New Rom" w:hAnsi="Aptos Serif" w:cs="Aptos Serif"/>
-          <w:sz w:val="24"/>
-          <w:szCs w:val="24"/>
-          <w:lang w:val="es-ES"/>
-        </w:rPr>
-      </w:pPr>
-      <w:r>
-        <w:rPr>
-          <w:rFonts w:ascii="Aptos Serif" w:eastAsia="Bookman Old Style,Times New Rom" w:hAnsi="Aptos Serif" w:cs="Aptos Serif"/>
-          <w:sz w:val="24"/>
-          <w:szCs w:val="24"/>
-          <w:lang w:val="es-ES"/>
-        </w:rPr>
-        <w:t xml:space="preserve">Al tener el melado en la paila grande, </w:t>
-      </w:r>
-      <w:r>
-        <w:rPr>
-          <w:rFonts w:ascii="Aptos Serif" w:eastAsia="Bookman Old Style,Times New Rom" w:hAnsi="Aptos Serif" w:cs="Aptos Serif"/>
-          <w:sz w:val="24"/>
-          <w:szCs w:val="24"/>
-          <w:lang w:val="es-ES"/>
-        </w:rPr>
-        <w:t xml:space="preserve">este se pasaba a la siguiente paila que era de aluminio, el melado ya había mermado y con ello daba lugar a que la paila grande quedara libre para la siguiente cochada. Al mermar la segunda paila se pasaba a la tercera donde ya comenzaba a espesar el melado, </w:t>
-      </w:r>
-      <w:r>
-        <w:rPr>
-          <w:rFonts w:ascii="Aptos Serif" w:eastAsia="Bookman Old Style,Times New Rom" w:hAnsi="Aptos Serif" w:cs="Aptos Serif"/>
-          <w:sz w:val="24"/>
-          <w:szCs w:val="24"/>
-          <w:lang w:val="es-ES"/>
-        </w:rPr>
-        <w:t xml:space="preserve">después de espesado y mermado el agua se pasaba a la cuarta paila que era de cobre, en ella burbujeaba o zapateaba el dulce y daba el punto y para </w:t>
-      </w:r>
-      <w:r>
-        <w:rPr>
-          <w:rFonts w:ascii="Aptos Serif" w:eastAsia="Bookman Old Style,Times New Rom" w:hAnsi="Aptos Serif" w:cs="Aptos Serif"/>
-          <w:sz w:val="24"/>
-          <w:szCs w:val="24"/>
-          <w:lang w:val="es-ES"/>
-        </w:rPr>
-        <w:t>ayudarse</w:t>
-      </w:r>
-      <w:r>
-        <w:rPr>
-          <w:rFonts w:ascii="Aptos Serif" w:eastAsia="Bookman Old Style,Times New Rom" w:hAnsi="Aptos Serif" w:cs="Aptos Serif"/>
-          <w:sz w:val="24"/>
-          <w:szCs w:val="24"/>
-          <w:lang w:val="es-ES"/>
-        </w:rPr>
-        <w:t xml:space="preserve"> y que no se queme, se le echaba un pedazo de cera de laurel, y cuando se encrespaba el dulce se lo reba</w:t>
-      </w:r>
-      <w:r>
-        <w:rPr>
-          <w:rFonts w:ascii="Aptos Serif" w:eastAsia="Bookman Old Style,Times New Rom" w:hAnsi="Aptos Serif" w:cs="Aptos Serif"/>
-          <w:sz w:val="24"/>
-          <w:szCs w:val="24"/>
-          <w:lang w:val="es-ES"/>
-        </w:rPr>
-        <w:t xml:space="preserve">ja esparciendo unas gotas de agua. Para saber si ya había punto se cogía un mate con agua, se mojaba los dedos y se sacaba una porción de dulce caliente, si se hacía una bolita, el dulce ya estaba en su punto y se sacaba a un </w:t>
-      </w:r>
-      <w:proofErr w:type="spellStart"/>
-      <w:r>
-        <w:rPr>
-          <w:rFonts w:ascii="Aptos Serif" w:eastAsia="Bookman Old Style,Times New Rom" w:hAnsi="Aptos Serif" w:cs="Aptos Serif"/>
-          <w:sz w:val="24"/>
-          <w:szCs w:val="24"/>
-          <w:lang w:val="es-ES"/>
-        </w:rPr>
-        <w:t>bunque</w:t>
-      </w:r>
-      <w:proofErr w:type="spellEnd"/>
-      <w:r>
-        <w:rPr>
-          <w:rFonts w:ascii="Aptos Serif" w:eastAsia="Bookman Old Style,Times New Rom" w:hAnsi="Aptos Serif" w:cs="Aptos Serif"/>
-          <w:sz w:val="24"/>
-          <w:szCs w:val="24"/>
-          <w:lang w:val="es-ES"/>
-        </w:rPr>
-        <w:t xml:space="preserve"> largo tallado en madera, por lo general de un árbol grande, derecho y grueso; allí se los batía con una espátula parecida a un remo, para darle consistencia y aclarar el dulce, luego se lo esparcía en las ladrilleras; estas eran pedazos de madera con muescar que se armaban formando moldes cuadrados sobre una mesa de cemento pulido, estos moldes formaban los ladrillos de dulce de libra o de kilo. En tiempo de mi bisabuelo en un tajo de madera se hacían unas cavidades semicirculares y esos eran los moldes de la panela, se cogían dos mitades y se armaba una panela y se la amarraba con látigos, hojas del tallo seco del plátano parecidas a unas vendas, con ellos armaban una panela de aproximadamente 4 kilos. Mi abuelo cogía las panelas y las llenaba en unos costales de cabuya ralos, y para que no se dañe la panela, los costales los llenaban con hoja seca de guineo y en medio de ella, iban las pan</w:t>
-      </w:r>
-      <w:r>
-        <w:rPr>
-          <w:rFonts w:ascii="Aptos Serif" w:eastAsia="Bookman Old Style,Times New Rom" w:hAnsi="Aptos Serif" w:cs="Aptos Serif"/>
-          <w:sz w:val="24"/>
-          <w:szCs w:val="24"/>
-          <w:lang w:val="es-ES"/>
-        </w:rPr>
-        <w:t>elas</w:t>
-      </w:r>
-      <w:r>
-        <w:rPr>
-          <w:rFonts w:ascii="Aptos Serif" w:eastAsia="Bookman Old Style,Times New Rom" w:hAnsi="Aptos Serif" w:cs="Aptos Serif"/>
-          <w:sz w:val="24"/>
-          <w:szCs w:val="24"/>
-          <w:lang w:val="es-ES"/>
-        </w:rPr>
-        <w:t>, 25 cuadros de kilo o 50 de libra, eso hacia un bulto o dos de ellos la carga de panela que la compra por lo general don Joaquín para llevar a revender a Barbacoas</w:t>
-      </w:r>
-      <w:r>
-        <w:rPr>
-          <w:rFonts w:ascii="Aptos Serif" w:eastAsia="Bookman Old Style,Times New Rom" w:hAnsi="Aptos Serif" w:cs="Aptos Serif"/>
-          <w:sz w:val="24"/>
-          <w:szCs w:val="24"/>
-          <w:lang w:val="es-ES"/>
-        </w:rPr>
-        <w:t>.</w:t>
-      </w:r>
-    </w:p>
-    <w:p>
-      <w:pPr>
-        <w:spacing w:after="0" w:line="360" w:lineRule="auto"/>
-        <w:jc w:val="both"/>
-        <w:rPr>
-          <w:rFonts w:ascii="Aptos Serif" w:eastAsia="Bookman Old Style,Times New Rom" w:hAnsi="Aptos Serif" w:cs="Aptos Serif"/>
-          <w:sz w:val="24"/>
-          <w:szCs w:val="24"/>
-          <w:lang w:val="es-ES"/>
-        </w:rPr>
-      </w:pPr>
-    </w:p>
-    <w:p>
-      <w:pPr>
-        <w:spacing w:after="0" w:line="360" w:lineRule="auto"/>
-        <w:jc w:val="both"/>
-        <w:rPr>
-          <w:rFonts w:ascii="Aptos Serif" w:eastAsia="Bookman Old Style,Times New Rom" w:hAnsi="Aptos Serif" w:cs="Aptos Serif"/>
-          <w:sz w:val="24"/>
-          <w:szCs w:val="24"/>
-          <w:lang w:val="es-ES"/>
-        </w:rPr>
-      </w:pPr>
-      <w:r>
-        <w:rPr>
-          <w:rFonts w:ascii="Aptos Serif" w:eastAsia="Bookman Old Style,Times New Rom" w:hAnsi="Aptos Serif" w:cs="Aptos Serif"/>
-          <w:sz w:val="24"/>
-          <w:szCs w:val="24"/>
-          <w:lang w:val="es-ES"/>
-        </w:rPr>
-        <w:t>E</w:t>
-      </w:r>
-      <w:r>
-        <w:rPr>
-          <w:rFonts w:ascii="Aptos Serif" w:eastAsia="Bookman Old Style,Times New Rom" w:hAnsi="Aptos Serif" w:cs="Aptos Serif"/>
-          <w:sz w:val="24"/>
-          <w:szCs w:val="24"/>
-          <w:lang w:val="es-ES"/>
-        </w:rPr>
-        <w:t xml:space="preserve">sa era una semana muy pesada para mi abuela y mamá, el abuelo llegaba cansado y se dormía a las cinco de la tarde, decía que tocaba madrugar para que el día </w:t>
-      </w:r>
-      <w:r>
-        <w:rPr>
-          <w:rFonts w:ascii="Aptos Serif" w:eastAsia="Bookman Old Style,Times New Rom" w:hAnsi="Aptos Serif" w:cs="Aptos Serif"/>
-          <w:sz w:val="24"/>
-          <w:szCs w:val="24"/>
-          <w:lang w:val="es-ES"/>
-        </w:rPr>
-        <w:lastRenderedPageBreak/>
-        <w:t xml:space="preserve">rindiera, era una semana muy dura, de la casa se llevaba en viandas el almuerzo para el abuelo y los peones, mientras se dejaba descansar a los animales o también al terminar una cochada de guarapo. Loa animales para que jalaran la mijarra que iba atada al yugo si eran la yunta de bueyes o al pecho de las albardas si eran caballos, los arriaba Santiago, ya que mi abuelo era muy estricto de quien metía la caña al trapiche o manejaba las pailas, él decía que era muy peligros y no nos dejaba acercar a esas partes, entonces nosotros jugábamos en los montones de bagazo o después de la molienda, metíamos cañas pequeñitas y nosotros mismos hacíamos girar el trapiche para sacar un poco de guarapo que lo llevábamos para hacer todo el poseso en hornos hechos en la tierra, por lo general llagábamos a descachar la ollita sacada de la cocina de mi Mamá, pero luego el humo, la tierra que caía, o la leña que no quemaba, desistíamos de seguir con el intento de sacar dulce. O sino jugábamos a acarrear caña y nuestro caballo era el perrito blanco de raza criolla que tenía Jairo que se llamaba Regalo, </w:t>
-      </w:r>
-      <w:proofErr w:type="spellStart"/>
-      <w:r>
-        <w:rPr>
-          <w:rFonts w:ascii="Aptos Serif" w:eastAsia="Bookman Old Style,Times New Rom" w:hAnsi="Aptos Serif" w:cs="Aptos Serif"/>
-          <w:sz w:val="24"/>
-          <w:szCs w:val="24"/>
-          <w:lang w:val="es-ES"/>
-        </w:rPr>
-        <w:t>el</w:t>
-      </w:r>
-      <w:proofErr w:type="spellEnd"/>
+        <w:t xml:space="preserve">iba atada al yugo si eran la yunta de bueyes o al pecho de las albardas si eran caballos, los arriaba Santiago, ya que mi abuelo era muy estricto de quien metía la caña al trapiche o manejaba las pailas, él decía que era muy peligros y no nos dejaba acercar a esas partes, entonces nosotros jugábamos en los montones de bagazo o después de la molienda, metíamos cañas pequeñitas y nosotros mismos hacíamos girar el trapiche para sacar un poco de guarapo que lo llevábamos para hacer todo el poseso en hornos hechos en la tierra, por lo general llagábamos a descachar la ollita sacada de la cocina de mi Mamá, pero luego el humo, la tierra que caía, o la leña que no quemaba, desistíamos de seguir con el intento de sacar dulce. O sino jugábamos a acarrear caña y nuestro caballo era el perrito blanco de raza criolla que tenía Jairo que se llamaba Regalo, </w:t>
+      </w:r>
+      <w:r>
+        <w:rPr>
+          <w:rFonts w:ascii="Aptos Serif" w:eastAsia="Bookman Old Style,Times New Rom" w:hAnsi="Aptos Serif" w:cs="Aptos Serif"/>
+          <w:sz w:val="24"/>
+          <w:szCs w:val="24"/>
+          <w:lang w:val="es-ES"/>
+        </w:rPr>
+        <w:t>él</w:t>
+      </w:r>
       <w:r>
         <w:rPr>
           <w:rFonts w:ascii="Aptos Serif" w:eastAsia="Bookman Old Style,Times New Rom" w:hAnsi="Aptos Serif" w:cs="Aptos Serif"/>
@@ -21303,7 +21234,7 @@
           <w:lang w:val="es-ES"/>
         </w:rPr>
       </w:pPr>
-      <w:bookmarkStart w:id="47" w:name="_Toc213533567"/>
+      <w:bookmarkStart w:id="46" w:name="_Toc213860004"/>
       <w:r>
         <w:rPr>
           <w:rFonts w:ascii="Aptos Serif" w:eastAsia="Bookman Old Style,Times New Rom" w:hAnsi="Aptos Serif" w:cs="Aptos Serif"/>
@@ -21327,7 +21258,7 @@
         </w:rPr>
         <w:t>4</w:t>
       </w:r>
-      <w:bookmarkEnd w:id="47"/>
+      <w:bookmarkEnd w:id="46"/>
     </w:p>
     <w:p>
       <w:pPr>
@@ -21346,7 +21277,7 @@
           <w:lang w:val="es-ES"/>
         </w:rPr>
       </w:pPr>
-      <w:bookmarkStart w:id="48" w:name="_Toc213533568"/>
+      <w:bookmarkStart w:id="47" w:name="_Toc213860005"/>
       <w:r>
         <w:rPr>
           <w:rFonts w:ascii="Aptos Serif" w:eastAsia="Bookman Old Style,Times New Rom" w:hAnsi="Aptos Serif" w:cs="Aptos Serif"/>
@@ -21371,7 +21302,7 @@
         </w:rPr>
         <w:t>s cosechas de maíz en el alto</w:t>
       </w:r>
-      <w:bookmarkEnd w:id="48"/>
+      <w:bookmarkEnd w:id="47"/>
     </w:p>
     <w:p>
       <w:pPr>
@@ -21406,6 +21337,430 @@
           <w:szCs w:val="24"/>
           <w:lang w:val="es-ES"/>
         </w:rPr>
+        <w:t>En época de verano, cuando si era verano, el rio bajaba su nivel de agua, las quebradas, muchs de ellas se secaban y abundaba los frutales, el Abuelo subia “al alto”, unos terrenos que tenía en la vereda de Betania, allá se “</w:t>
+      </w:r>
+      <w:proofErr w:type="spellStart"/>
+      <w:r>
+        <w:rPr>
+          <w:rFonts w:ascii="Aptos Serif" w:eastAsia="Bookman Old Style,Times New Rom" w:hAnsi="Aptos Serif" w:cs="Aptos Serif"/>
+          <w:sz w:val="24"/>
+          <w:szCs w:val="24"/>
+          <w:lang w:val="es-ES"/>
+        </w:rPr>
+        <w:t>zocalaba</w:t>
+      </w:r>
+      <w:proofErr w:type="spellEnd"/>
+      <w:r>
+        <w:rPr>
+          <w:rFonts w:ascii="Aptos Serif" w:eastAsia="Bookman Old Style,Times New Rom" w:hAnsi="Aptos Serif" w:cs="Aptos Serif"/>
+          <w:sz w:val="24"/>
+          <w:szCs w:val="24"/>
+          <w:lang w:val="es-ES"/>
+        </w:rPr>
+        <w:t>”, tumbar la montaña y los rastrojos para sembrar maíz y luego de la cosecha se convertían en potreros. Betania</w:t>
+      </w:r>
+      <w:r>
+        <w:rPr>
+          <w:rFonts w:ascii="Aptos Serif" w:eastAsia="Bookman Old Style,Times New Rom" w:hAnsi="Aptos Serif" w:cs="Aptos Serif"/>
+          <w:sz w:val="24"/>
+          <w:szCs w:val="24"/>
+          <w:lang w:val="es-ES"/>
+        </w:rPr>
+        <w:t xml:space="preserve"> y </w:t>
+      </w:r>
+      <w:proofErr w:type="spellStart"/>
+      <w:r>
+        <w:rPr>
+          <w:rFonts w:ascii="Aptos Serif" w:eastAsia="Bookman Old Style,Times New Rom" w:hAnsi="Aptos Serif" w:cs="Aptos Serif"/>
+          <w:sz w:val="24"/>
+          <w:szCs w:val="24"/>
+          <w:lang w:val="es-ES"/>
+        </w:rPr>
+        <w:t>Puerembi</w:t>
+      </w:r>
+      <w:proofErr w:type="spellEnd"/>
+      <w:r>
+        <w:rPr>
+          <w:rFonts w:ascii="Aptos Serif" w:eastAsia="Bookman Old Style,Times New Rom" w:hAnsi="Aptos Serif" w:cs="Aptos Serif"/>
+          <w:sz w:val="24"/>
+          <w:szCs w:val="24"/>
+          <w:lang w:val="es-ES"/>
+        </w:rPr>
+        <w:t xml:space="preserve"> por estar a una buena altura, era de clima frio, apta para el maíz y el ganado, crecía buena yerba y a los animales no les prendida ni el zancudo (nuche), ni la garrapata.</w:t>
+      </w:r>
+    </w:p>
+    <w:p>
+      <w:pPr>
+        <w:spacing w:line="360" w:lineRule="auto"/>
+        <w:jc w:val="both"/>
+        <w:rPr>
+          <w:rFonts w:ascii="Aptos Serif" w:eastAsia="Bookman Old Style,Times New Rom" w:hAnsi="Aptos Serif" w:cs="Aptos Serif"/>
+          <w:sz w:val="24"/>
+          <w:szCs w:val="24"/>
+          <w:lang w:val="es-ES"/>
+        </w:rPr>
+      </w:pPr>
+      <w:r>
+        <w:rPr>
+          <w:rFonts w:ascii="Aptos Serif" w:eastAsia="Bookman Old Style,Times New Rom" w:hAnsi="Aptos Serif" w:cs="Aptos Serif"/>
+          <w:sz w:val="24"/>
+          <w:szCs w:val="24"/>
+          <w:lang w:val="es-ES"/>
+        </w:rPr>
+        <w:t xml:space="preserve">Ya en época de cosechar el maíz, se subia el Abuelo con mi </w:t>
+      </w:r>
+      <w:proofErr w:type="spellStart"/>
+      <w:r>
+        <w:rPr>
+          <w:rFonts w:ascii="Aptos Serif" w:eastAsia="Bookman Old Style,Times New Rom" w:hAnsi="Aptos Serif" w:cs="Aptos Serif"/>
+          <w:sz w:val="24"/>
+          <w:szCs w:val="24"/>
+          <w:lang w:val="es-ES"/>
+        </w:rPr>
+        <w:t>tios</w:t>
+      </w:r>
+      <w:proofErr w:type="spellEnd"/>
+      <w:r>
+        <w:rPr>
+          <w:rFonts w:ascii="Aptos Serif" w:eastAsia="Bookman Old Style,Times New Rom" w:hAnsi="Aptos Serif" w:cs="Aptos Serif"/>
+          <w:sz w:val="24"/>
+          <w:szCs w:val="24"/>
+          <w:lang w:val="es-ES"/>
+        </w:rPr>
+        <w:t xml:space="preserve"> y los peones por tres días o una semana, de allá ya bajaban cargados los caballos con los costales de cabuya tres rayas</w:t>
+      </w:r>
+      <w:r>
+        <w:rPr>
+          <w:rStyle w:val="Refdenotaalpie"/>
+          <w:rFonts w:ascii="Aptos Serif" w:eastAsia="Bookman Old Style,Times New Rom" w:hAnsi="Aptos Serif" w:cs="Aptos Serif"/>
+          <w:sz w:val="24"/>
+          <w:szCs w:val="24"/>
+          <w:lang w:val="es-ES"/>
+        </w:rPr>
+        <w:footnoteReference w:id="10"/>
+      </w:r>
+      <w:r>
+        <w:rPr>
+          <w:rFonts w:ascii="Aptos Serif" w:eastAsia="Bookman Old Style,Times New Rom" w:hAnsi="Aptos Serif" w:cs="Aptos Serif"/>
+          <w:sz w:val="24"/>
+          <w:szCs w:val="24"/>
+          <w:lang w:val="es-ES"/>
+        </w:rPr>
+        <w:t>, pero se usaban tambien para cargar las mazorcas de maíz.</w:t>
+      </w:r>
+    </w:p>
+    <w:p>
+      <w:pPr>
+        <w:spacing w:line="360" w:lineRule="auto"/>
+        <w:jc w:val="both"/>
+        <w:rPr>
+          <w:rFonts w:ascii="Aptos Serif" w:eastAsia="Bookman Old Style,Times New Rom" w:hAnsi="Aptos Serif" w:cs="Aptos Serif"/>
+          <w:sz w:val="24"/>
+          <w:szCs w:val="24"/>
+          <w:lang w:val="es-ES"/>
+        </w:rPr>
+      </w:pPr>
+      <w:r>
+        <w:rPr>
+          <w:rFonts w:ascii="Aptos Serif" w:eastAsia="Bookman Old Style,Times New Rom" w:hAnsi="Aptos Serif" w:cs="Aptos Serif"/>
+          <w:sz w:val="24"/>
+          <w:szCs w:val="24"/>
+          <w:lang w:val="es-ES"/>
+        </w:rPr>
+        <w:t xml:space="preserve">A mitad de año entre la siembra y la cosecha, </w:t>
+      </w:r>
+      <w:r>
+        <w:rPr>
+          <w:rFonts w:ascii="Aptos Serif" w:eastAsia="Bookman Old Style,Times New Rom" w:hAnsi="Aptos Serif" w:cs="Aptos Serif"/>
+          <w:sz w:val="24"/>
+          <w:szCs w:val="24"/>
+          <w:lang w:val="es-ES"/>
+        </w:rPr>
+        <w:t>más</w:t>
+      </w:r>
+      <w:r>
+        <w:rPr>
+          <w:rFonts w:ascii="Aptos Serif" w:eastAsia="Bookman Old Style,Times New Rom" w:hAnsi="Aptos Serif" w:cs="Aptos Serif"/>
+          <w:sz w:val="24"/>
+          <w:szCs w:val="24"/>
+          <w:lang w:val="es-ES"/>
+        </w:rPr>
+        <w:t xml:space="preserve"> hacia la cosecha, se iba a rodear como iba el sembrado y a desyerbar, de paso se traían choclos, maíz tierno, era una alegría en la casa, ya que con ello mi Abuela y Mamá haciendo los envueltos con queso, choclo asado y de paso se rodeaba el ganado, muchas veces vacas que habían parido se las bajaba a los potreros cerca de la casa para sacar la leche.</w:t>
+      </w:r>
+    </w:p>
+    <w:p>
+      <w:pPr>
+        <w:spacing w:line="360" w:lineRule="auto"/>
+        <w:jc w:val="both"/>
+        <w:rPr>
+          <w:rFonts w:ascii="Aptos Serif" w:eastAsia="Bookman Old Style,Times New Rom" w:hAnsi="Aptos Serif" w:cs="Aptos Serif"/>
+          <w:sz w:val="24"/>
+          <w:szCs w:val="24"/>
+          <w:lang w:val="es-ES"/>
+        </w:rPr>
+      </w:pPr>
+      <w:r>
+        <w:rPr>
+          <w:rFonts w:ascii="Aptos Serif" w:eastAsia="Bookman Old Style,Times New Rom" w:hAnsi="Aptos Serif" w:cs="Aptos Serif"/>
+          <w:sz w:val="24"/>
+          <w:szCs w:val="24"/>
+          <w:lang w:val="es-ES"/>
+        </w:rPr>
+        <w:t xml:space="preserve">Cuando el maíz ya estaba “zarazo”, las matas casi marchitas y el grano duro, cada cosechador iba con un canasto y un </w:t>
+      </w:r>
+      <w:proofErr w:type="spellStart"/>
+      <w:r>
+        <w:rPr>
+          <w:rFonts w:ascii="Aptos Serif" w:eastAsia="Bookman Old Style,Times New Rom" w:hAnsi="Aptos Serif" w:cs="Aptos Serif"/>
+          <w:sz w:val="24"/>
+          <w:szCs w:val="24"/>
+          <w:lang w:val="es-ES"/>
+        </w:rPr>
+        <w:t>pizcador</w:t>
+      </w:r>
+      <w:proofErr w:type="spellEnd"/>
+      <w:r>
+        <w:rPr>
+          <w:rFonts w:ascii="Aptos Serif" w:eastAsia="Bookman Old Style,Times New Rom" w:hAnsi="Aptos Serif" w:cs="Aptos Serif"/>
+          <w:sz w:val="24"/>
+          <w:szCs w:val="24"/>
+          <w:lang w:val="es-ES"/>
+        </w:rPr>
+        <w:t xml:space="preserve"> o </w:t>
+      </w:r>
+      <w:r>
+        <w:rPr>
+          <w:rFonts w:ascii="Aptos Serif" w:eastAsia="Bookman Old Style,Times New Rom" w:hAnsi="Aptos Serif" w:cs="Aptos Serif"/>
+          <w:sz w:val="24"/>
+          <w:szCs w:val="24"/>
+          <w:lang w:val="es-ES"/>
+        </w:rPr>
+        <w:t xml:space="preserve">punzón, con el que se abrir las hojas de la mazorca y dejar solo la tuza con el </w:t>
+      </w:r>
+      <w:r>
+        <w:rPr>
+          <w:rFonts w:ascii="Aptos Serif" w:eastAsia="Bookman Old Style,Times New Rom" w:hAnsi="Aptos Serif" w:cs="Aptos Serif"/>
+          <w:sz w:val="24"/>
+          <w:szCs w:val="24"/>
+          <w:lang w:val="es-ES"/>
+        </w:rPr>
+        <w:t xml:space="preserve">grano,  </w:t>
+      </w:r>
+      <w:r>
+        <w:rPr>
+          <w:rFonts w:ascii="Aptos Serif" w:eastAsia="Bookman Old Style,Times New Rom" w:hAnsi="Aptos Serif" w:cs="Aptos Serif"/>
+          <w:sz w:val="24"/>
+          <w:szCs w:val="24"/>
+          <w:lang w:val="es-ES"/>
+        </w:rPr>
+        <w:t xml:space="preserve"> </w:t>
+      </w:r>
+      <w:r>
+        <w:rPr>
+          <w:rFonts w:ascii="Aptos Serif" w:eastAsia="Bookman Old Style,Times New Rom" w:hAnsi="Aptos Serif" w:cs="Aptos Serif"/>
+          <w:sz w:val="24"/>
+          <w:szCs w:val="24"/>
+          <w:lang w:val="es-ES"/>
+        </w:rPr>
+        <w:t xml:space="preserve">se doblaba la mata para indicar </w:t>
+      </w:r>
+      <w:r>
+        <w:rPr>
+          <w:rFonts w:ascii="Aptos Serif" w:eastAsia="Bookman Old Style,Times New Rom" w:hAnsi="Aptos Serif" w:cs="Aptos Serif"/>
+          <w:sz w:val="24"/>
+          <w:szCs w:val="24"/>
+          <w:lang w:val="es-ES"/>
+        </w:rPr>
+        <w:lastRenderedPageBreak/>
+        <w:t xml:space="preserve">que ya se habia cosechado y se seguía con otra mata. Con los canastos llenos </w:t>
+      </w:r>
+      <w:r>
+        <w:rPr>
+          <w:rFonts w:ascii="Aptos Serif" w:eastAsia="Bookman Old Style,Times New Rom" w:hAnsi="Aptos Serif" w:cs="Aptos Serif"/>
+          <w:sz w:val="24"/>
+          <w:szCs w:val="24"/>
+          <w:lang w:val="es-ES"/>
+        </w:rPr>
+        <w:t>se los llevaba donde estaban los costales y llenarlos.</w:t>
+      </w:r>
+    </w:p>
+    <w:p>
+      <w:pPr>
+        <w:spacing w:line="360" w:lineRule="auto"/>
+        <w:jc w:val="both"/>
+        <w:rPr>
+          <w:rFonts w:ascii="Aptos Serif" w:eastAsia="Bookman Old Style,Times New Rom" w:hAnsi="Aptos Serif" w:cs="Aptos Serif"/>
+          <w:sz w:val="24"/>
+          <w:szCs w:val="24"/>
+          <w:lang w:val="es-ES"/>
+        </w:rPr>
+      </w:pPr>
+      <w:r>
+        <w:rPr>
+          <w:rFonts w:ascii="Aptos Serif" w:eastAsia="Bookman Old Style,Times New Rom" w:hAnsi="Aptos Serif" w:cs="Aptos Serif"/>
+          <w:sz w:val="24"/>
+          <w:szCs w:val="24"/>
+          <w:lang w:val="es-ES"/>
+        </w:rPr>
+        <w:t>Despues de terminada la cosecha</w:t>
+      </w:r>
+      <w:r>
+        <w:rPr>
+          <w:rFonts w:ascii="Aptos Serif" w:eastAsia="Bookman Old Style,Times New Rom" w:hAnsi="Aptos Serif" w:cs="Aptos Serif"/>
+          <w:sz w:val="24"/>
+          <w:szCs w:val="24"/>
+          <w:lang w:val="es-ES"/>
+        </w:rPr>
+        <w:t xml:space="preserve">, se bajaba del alto y se regaba las mazorcas en una plancha que se </w:t>
+      </w:r>
+      <w:r>
+        <w:rPr>
+          <w:rFonts w:ascii="Aptos Serif" w:eastAsia="Bookman Old Style,Times New Rom" w:hAnsi="Aptos Serif" w:cs="Aptos Serif"/>
+          <w:sz w:val="24"/>
+          <w:szCs w:val="24"/>
+          <w:lang w:val="es-ES"/>
+        </w:rPr>
+        <w:t>tenía</w:t>
+      </w:r>
+      <w:r>
+        <w:rPr>
+          <w:rFonts w:ascii="Aptos Serif" w:eastAsia="Bookman Old Style,Times New Rom" w:hAnsi="Aptos Serif" w:cs="Aptos Serif"/>
+          <w:sz w:val="24"/>
+          <w:szCs w:val="24"/>
+          <w:lang w:val="es-ES"/>
+        </w:rPr>
+        <w:t xml:space="preserve"> de secar el café, alli se secaba o se oreaba para quitar la humedad y se seque el grano</w:t>
+      </w:r>
+    </w:p>
+    <w:p>
+      <w:pPr>
+        <w:spacing w:line="360" w:lineRule="auto"/>
+        <w:jc w:val="both"/>
+        <w:rPr>
+          <w:rFonts w:ascii="Aptos Serif" w:eastAsia="Bookman Old Style,Times New Rom" w:hAnsi="Aptos Serif" w:cs="Aptos Serif"/>
+          <w:sz w:val="24"/>
+          <w:szCs w:val="24"/>
+          <w:lang w:val="es-ES"/>
+        </w:rPr>
+      </w:pPr>
+    </w:p>
+    <w:p>
+      <w:pPr>
+        <w:spacing w:line="360" w:lineRule="auto"/>
+        <w:jc w:val="both"/>
+        <w:rPr>
+          <w:rFonts w:ascii="Aptos Serif" w:eastAsia="Bookman Old Style,Times New Rom" w:hAnsi="Aptos Serif" w:cs="Aptos Serif"/>
+          <w:sz w:val="24"/>
+          <w:szCs w:val="24"/>
+          <w:lang w:val="es-ES"/>
+        </w:rPr>
+      </w:pPr>
+      <w:r>
+        <w:rPr>
+          <w:rFonts w:ascii="Aptos Serif" w:eastAsia="Bookman Old Style,Times New Rom" w:hAnsi="Aptos Serif" w:cs="Aptos Serif"/>
+          <w:sz w:val="24"/>
+          <w:szCs w:val="24"/>
+          <w:lang w:val="es-ES"/>
+        </w:rPr>
+        <w:t>Maquina desgranar</w:t>
+      </w:r>
+    </w:p>
+    <w:p>
+      <w:pPr>
+        <w:spacing w:line="360" w:lineRule="auto"/>
+        <w:jc w:val="both"/>
+        <w:rPr>
+          <w:rFonts w:ascii="Aptos Serif" w:eastAsia="Bookman Old Style,Times New Rom" w:hAnsi="Aptos Serif" w:cs="Aptos Serif"/>
+          <w:sz w:val="24"/>
+          <w:szCs w:val="24"/>
+          <w:lang w:val="es-ES"/>
+        </w:rPr>
+      </w:pPr>
+      <w:r>
+        <w:rPr>
+          <w:rFonts w:ascii="Aptos Serif" w:eastAsia="Bookman Old Style,Times New Rom" w:hAnsi="Aptos Serif" w:cs="Aptos Serif"/>
+          <w:sz w:val="24"/>
+          <w:szCs w:val="24"/>
+          <w:lang w:val="es-ES"/>
+        </w:rPr>
+        <w:t>Maíz de colores</w:t>
+      </w:r>
+    </w:p>
+    <w:p>
+      <w:pPr>
+        <w:spacing w:line="360" w:lineRule="auto"/>
+        <w:jc w:val="both"/>
+        <w:rPr>
+          <w:rFonts w:ascii="Aptos Serif" w:eastAsia="Bookman Old Style,Times New Rom" w:hAnsi="Aptos Serif" w:cs="Aptos Serif"/>
+          <w:sz w:val="24"/>
+          <w:szCs w:val="24"/>
+          <w:lang w:val="es-ES"/>
+        </w:rPr>
+      </w:pPr>
+      <w:r>
+        <w:rPr>
+          <w:rFonts w:ascii="Aptos Serif" w:eastAsia="Bookman Old Style,Times New Rom" w:hAnsi="Aptos Serif" w:cs="Aptos Serif"/>
+          <w:sz w:val="24"/>
+          <w:szCs w:val="24"/>
+          <w:lang w:val="es-ES"/>
+        </w:rPr>
+        <w:t>Chicha de las fiestas</w:t>
+      </w:r>
+    </w:p>
+    <w:p>
+      <w:pPr>
+        <w:spacing w:line="360" w:lineRule="auto"/>
+        <w:jc w:val="both"/>
+        <w:rPr>
+          <w:rFonts w:ascii="Aptos Serif" w:eastAsia="Bookman Old Style,Times New Rom" w:hAnsi="Aptos Serif" w:cs="Aptos Serif"/>
+          <w:sz w:val="24"/>
+          <w:szCs w:val="24"/>
+          <w:lang w:val="es-ES"/>
+        </w:rPr>
+      </w:pPr>
+    </w:p>
+    <w:p>
+      <w:pPr>
+        <w:spacing w:line="360" w:lineRule="auto"/>
+        <w:jc w:val="both"/>
+        <w:rPr>
+          <w:rFonts w:ascii="Aptos Serif" w:eastAsia="Bookman Old Style,Times New Rom" w:hAnsi="Aptos Serif" w:cs="Aptos Serif"/>
+          <w:sz w:val="24"/>
+          <w:szCs w:val="24"/>
+          <w:lang w:val="es-ES"/>
+        </w:rPr>
+      </w:pPr>
+    </w:p>
+    <w:p>
+      <w:pPr>
+        <w:spacing w:line="360" w:lineRule="auto"/>
+        <w:jc w:val="both"/>
+        <w:rPr>
+          <w:rFonts w:ascii="Aptos Serif" w:eastAsia="Bookman Old Style,Times New Rom" w:hAnsi="Aptos Serif" w:cs="Aptos Serif"/>
+          <w:sz w:val="24"/>
+          <w:szCs w:val="24"/>
+          <w:lang w:val="es-ES"/>
+        </w:rPr>
+      </w:pPr>
+    </w:p>
+    <w:p>
+      <w:pPr>
+        <w:spacing w:line="360" w:lineRule="auto"/>
+        <w:jc w:val="both"/>
+        <w:rPr>
+          <w:rFonts w:ascii="Aptos Serif" w:eastAsia="Bookman Old Style,Times New Rom" w:hAnsi="Aptos Serif" w:cs="Aptos Serif"/>
+          <w:sz w:val="24"/>
+          <w:szCs w:val="24"/>
+          <w:lang w:val="es-ES"/>
+        </w:rPr>
+      </w:pPr>
+      <w:r>
+        <w:rPr>
+          <w:rFonts w:ascii="Aptos Serif" w:eastAsia="Bookman Old Style,Times New Rom" w:hAnsi="Aptos Serif" w:cs="Aptos Serif"/>
+          <w:sz w:val="24"/>
+          <w:szCs w:val="24"/>
+          <w:lang w:val="es-ES"/>
+        </w:rPr>
         <w:t>Las cosechas de maíz del alto, las moras de castilla, los motilones, los piojos, los moquillos</w:t>
       </w:r>
     </w:p>
@@ -21499,7 +21854,7 @@
           <w:lang w:val="es-ES"/>
         </w:rPr>
       </w:pPr>
-      <w:bookmarkStart w:id="49" w:name="_Toc213533569"/>
+      <w:bookmarkStart w:id="48" w:name="_Toc213860006"/>
       <w:r>
         <w:rPr>
           <w:rFonts w:ascii="Aptos Serif" w:eastAsia="Bookman Old Style,Times New Rom" w:hAnsi="Aptos Serif" w:cs="Aptos Serif"/>
@@ -21523,7 +21878,7 @@
         </w:rPr>
         <w:t>5</w:t>
       </w:r>
-      <w:bookmarkEnd w:id="49"/>
+      <w:bookmarkEnd w:id="48"/>
     </w:p>
     <w:p>
       <w:pPr>
@@ -21542,7 +21897,7 @@
           <w:lang w:val="es-ES"/>
         </w:rPr>
       </w:pPr>
-      <w:bookmarkStart w:id="50" w:name="_Toc213533570"/>
+      <w:bookmarkStart w:id="49" w:name="_Toc213860007"/>
       <w:r>
         <w:rPr>
           <w:rFonts w:ascii="Aptos Serif" w:eastAsia="Bookman Old Style,Times New Rom" w:hAnsi="Aptos Serif" w:cs="Aptos Serif"/>
@@ -21567,7 +21922,7 @@
         </w:rPr>
         <w:t xml:space="preserve"> recolección de café</w:t>
       </w:r>
-      <w:bookmarkEnd w:id="50"/>
+      <w:bookmarkEnd w:id="49"/>
     </w:p>
     <w:p>
       <w:pPr>
@@ -21590,6 +21945,198 @@
         <w:ind w:firstLine="708"/>
         <w:jc w:val="both"/>
         <w:rPr>
+          <w:rFonts w:ascii="Aptos Serif" w:eastAsia="Bookman Old Style,Times New Rom" w:hAnsi="Aptos Serif" w:cs="Aptos Serif"/>
+          <w:sz w:val="24"/>
+          <w:szCs w:val="24"/>
+          <w:lang w:val="es-ES"/>
+        </w:rPr>
+      </w:pPr>
+      <w:r>
+        <w:rPr>
+          <w:rFonts w:ascii="Aptos Serif" w:eastAsia="Bookman Old Style,Times New Rom" w:hAnsi="Aptos Serif" w:cs="Aptos Serif"/>
+          <w:sz w:val="24"/>
+          <w:szCs w:val="24"/>
+          <w:lang w:val="es-ES"/>
+        </w:rPr>
+        <w:t>Historia como se cogía el café, las matas grandes despulpado a mano y en piedra el abuelo Miguel, con don Gabriel, se guardaba el café en totumos de guasca</w:t>
+      </w:r>
+    </w:p>
+    <w:p>
+      <w:pPr>
+        <w:rPr>
+          <w:rFonts w:ascii="Aptos Serif" w:eastAsia="Bookman Old Style,Times New Rom" w:hAnsi="Aptos Serif" w:cs="Aptos Serif"/>
+          <w:sz w:val="24"/>
+          <w:szCs w:val="24"/>
+          <w:lang w:val="es-ES"/>
+        </w:rPr>
+      </w:pPr>
+      <w:r>
+        <w:rPr>
+          <w:rFonts w:ascii="Aptos Serif" w:eastAsia="Bookman Old Style,Times New Rom" w:hAnsi="Aptos Serif" w:cs="Aptos Serif"/>
+          <w:sz w:val="24"/>
+          <w:szCs w:val="24"/>
+          <w:lang w:val="es-ES"/>
+        </w:rPr>
+        <w:br w:type="page"/>
+      </w:r>
+    </w:p>
+    <w:p>
+      <w:pPr>
+        <w:widowControl w:val="0"/>
+        <w:spacing w:after="0" w:line="360" w:lineRule="auto"/>
+        <w:jc w:val="both"/>
+        <w:rPr>
+          <w:rFonts w:ascii="Aptos Serif" w:eastAsia="Bookman Old Style,Times New Rom" w:hAnsi="Aptos Serif" w:cs="Aptos Serif"/>
+          <w:sz w:val="24"/>
+          <w:szCs w:val="24"/>
+          <w:lang w:val="es-ES"/>
+        </w:rPr>
+      </w:pPr>
+    </w:p>
+    <w:p>
+      <w:pPr>
+        <w:widowControl w:val="0"/>
+        <w:spacing w:after="0" w:line="360" w:lineRule="auto"/>
+        <w:jc w:val="both"/>
+        <w:rPr>
+          <w:rFonts w:ascii="Aptos Serif" w:eastAsia="Bookman Old Style,Times New Rom" w:hAnsi="Aptos Serif" w:cs="Aptos Serif"/>
+          <w:sz w:val="24"/>
+          <w:szCs w:val="24"/>
+          <w:lang w:val="es-ES"/>
+        </w:rPr>
+      </w:pPr>
+    </w:p>
+    <w:p>
+      <w:pPr>
+        <w:widowControl w:val="0"/>
+        <w:spacing w:after="0" w:line="360" w:lineRule="auto"/>
+        <w:jc w:val="both"/>
+        <w:rPr>
+          <w:rFonts w:ascii="Aptos Serif" w:eastAsia="Bookman Old Style,Times New Rom" w:hAnsi="Aptos Serif" w:cs="Aptos Serif"/>
+          <w:sz w:val="24"/>
+          <w:szCs w:val="24"/>
+          <w:lang w:val="es-ES"/>
+        </w:rPr>
+      </w:pPr>
+      <w:r>
+        <w:rPr>
+          <w:rFonts w:ascii="Aptos Serif" w:eastAsia="Bookman Old Style,Times New Rom" w:hAnsi="Aptos Serif" w:cs="Aptos Serif"/>
+          <w:sz w:val="24"/>
+          <w:szCs w:val="24"/>
+          <w:lang w:val="es-ES"/>
+        </w:rPr>
+        <w:t>Historia de la bisabuela ninfa con sus tocados de montar a caballo, la primer ida de la abuela Esther a tuquerres por el lado de la laguna verde y todo el aparejo</w:t>
+      </w:r>
+    </w:p>
+    <w:p>
+      <w:pPr>
+        <w:widowControl w:val="0"/>
+        <w:spacing w:after="0" w:line="360" w:lineRule="auto"/>
+        <w:jc w:val="both"/>
+        <w:rPr>
+          <w:rFonts w:ascii="Aptos Serif" w:eastAsia="Bookman Old Style,Times New Rom" w:hAnsi="Aptos Serif" w:cs="Aptos Serif"/>
+          <w:sz w:val="24"/>
+          <w:szCs w:val="24"/>
+          <w:lang w:val="es-ES"/>
+        </w:rPr>
+      </w:pPr>
+    </w:p>
+    <w:p>
+      <w:pPr>
+        <w:widowControl w:val="0"/>
+        <w:spacing w:after="0" w:line="360" w:lineRule="auto"/>
+        <w:jc w:val="both"/>
+        <w:rPr>
+          <w:rFonts w:ascii="Aptos Serif" w:eastAsia="Bookman Old Style,Times New Rom" w:hAnsi="Aptos Serif" w:cs="Aptos Serif"/>
+          <w:sz w:val="24"/>
+          <w:szCs w:val="24"/>
+          <w:lang w:val="es-ES"/>
+        </w:rPr>
+      </w:pPr>
+      <w:r>
+        <w:rPr>
+          <w:rFonts w:ascii="Aptos Serif" w:eastAsia="Bookman Old Style,Times New Rom" w:hAnsi="Aptos Serif" w:cs="Aptos Serif"/>
+          <w:sz w:val="24"/>
+          <w:szCs w:val="24"/>
+          <w:lang w:val="es-ES"/>
+        </w:rPr>
+        <w:t xml:space="preserve">Historias cuando jugábamos en la lluvia en el frente de la casa y nos arrastrábamos, jugando en la lluvia al ir a la escuela, como se </w:t>
+      </w:r>
+      <w:proofErr w:type="spellStart"/>
+      <w:r>
+        <w:rPr>
+          <w:rFonts w:ascii="Aptos Serif" w:eastAsia="Bookman Old Style,Times New Rom" w:hAnsi="Aptos Serif" w:cs="Aptos Serif"/>
+          <w:sz w:val="24"/>
+          <w:szCs w:val="24"/>
+          <w:lang w:val="es-ES"/>
+        </w:rPr>
+        <w:t>hacien</w:t>
+      </w:r>
+      <w:proofErr w:type="spellEnd"/>
+      <w:r>
+        <w:rPr>
+          <w:rFonts w:ascii="Aptos Serif" w:eastAsia="Bookman Old Style,Times New Rom" w:hAnsi="Aptos Serif" w:cs="Aptos Serif"/>
+          <w:sz w:val="24"/>
+          <w:szCs w:val="24"/>
+          <w:lang w:val="es-ES"/>
+        </w:rPr>
+        <w:t xml:space="preserve"> las chozas</w:t>
+      </w:r>
+    </w:p>
+    <w:p>
+      <w:pPr>
+        <w:widowControl w:val="0"/>
+        <w:spacing w:after="0" w:line="360" w:lineRule="auto"/>
+        <w:jc w:val="both"/>
+        <w:rPr>
+          <w:rFonts w:ascii="Aptos Serif" w:eastAsia="Bookman Old Style,Times New Rom" w:hAnsi="Aptos Serif" w:cs="Aptos Serif"/>
+          <w:sz w:val="24"/>
+          <w:szCs w:val="24"/>
+          <w:lang w:val="es-ES"/>
+        </w:rPr>
+      </w:pPr>
+    </w:p>
+    <w:p>
+      <w:pPr>
+        <w:widowControl w:val="0"/>
+        <w:spacing w:after="0" w:line="360" w:lineRule="auto"/>
+        <w:jc w:val="both"/>
+        <w:rPr>
+          <w:rFonts w:ascii="Aptos Serif" w:eastAsia="Bookman Old Style,Times New Rom" w:hAnsi="Aptos Serif" w:cs="Aptos Serif"/>
+          <w:sz w:val="24"/>
+          <w:szCs w:val="24"/>
+          <w:lang w:val="es-ES"/>
+        </w:rPr>
+      </w:pPr>
+      <w:r>
+        <w:rPr>
+          <w:rFonts w:ascii="Aptos Serif" w:eastAsia="Bookman Old Style,Times New Rom" w:hAnsi="Aptos Serif" w:cs="Aptos Serif"/>
+          <w:sz w:val="24"/>
+          <w:szCs w:val="24"/>
+          <w:lang w:val="es-ES"/>
+        </w:rPr>
+        <w:t>Cuando nos unimos a jugar con julio y el primo</w:t>
+      </w:r>
+    </w:p>
+    <w:p>
+      <w:pPr>
+        <w:widowControl w:val="0"/>
+        <w:spacing w:after="0" w:line="360" w:lineRule="auto"/>
+        <w:jc w:val="both"/>
+        <w:rPr>
+          <w:rFonts w:ascii="Aptos Serif" w:eastAsia="Bookman Old Style,Times New Rom" w:hAnsi="Aptos Serif" w:cs="Aptos Serif"/>
+          <w:sz w:val="24"/>
+          <w:szCs w:val="24"/>
+          <w:lang w:val="es-ES"/>
+        </w:rPr>
+      </w:pPr>
+    </w:p>
+    <w:p>
+      <w:pPr>
+        <w:widowControl w:val="0"/>
+        <w:spacing w:after="0" w:line="360" w:lineRule="auto"/>
+        <w:jc w:val="both"/>
+        <w:rPr>
           <w:rFonts w:ascii="Aptos Serif" w:eastAsia="Arial Unicode MS" w:hAnsi="Aptos Serif" w:cs="Aptos Serif"/>
           <w:b/>
           <w:sz w:val="28"/>
@@ -21597,15 +22144,6 @@
           <w:lang w:val="es-ES"/>
         </w:rPr>
       </w:pPr>
-      <w:r>
-        <w:rPr>
-          <w:rFonts w:ascii="Aptos Serif" w:eastAsia="Bookman Old Style,Times New Rom" w:hAnsi="Aptos Serif" w:cs="Aptos Serif"/>
-          <w:sz w:val="24"/>
-          <w:szCs w:val="24"/>
-          <w:lang w:val="es-ES"/>
-        </w:rPr>
-        <w:t>Historia como se cogía el café, las matas grandes despulpado a mano y en piedra el abuelo Miguel, con don Gabriel, se guardaba el café en totumos de guasca</w:t>
-      </w:r>
     </w:p>
     <w:p>
       <w:pPr>
@@ -21683,7 +22221,7 @@
           <w:color w:val="auto"/>
         </w:rPr>
       </w:pPr>
-      <w:bookmarkStart w:id="51" w:name="_Toc213533571"/>
+      <w:bookmarkStart w:id="50" w:name="_Toc213860008"/>
       <w:r>
         <w:rPr>
           <w:rFonts w:ascii="Aptos Serif" w:eastAsia="Bookman Old Style,Times New Rom" w:hAnsi="Aptos Serif" w:cs="Aptos Serif"/>
@@ -21691,7 +22229,7 @@
         </w:rPr>
         <w:t>Diccionario</w:t>
       </w:r>
-      <w:bookmarkEnd w:id="51"/>
+      <w:bookmarkEnd w:id="50"/>
     </w:p>
     <w:p>
       <w:pPr>
@@ -22197,6 +22735,43 @@
       </w:r>
       <w:r>
         <w:t xml:space="preserve"> Maletas de cuero</w:t>
+      </w:r>
+    </w:p>
+  </w:footnote>
+  <w:footnote w:id="10">
+    <w:p>
+      <w:pPr>
+        <w:pStyle w:val="Textonotapie"/>
+        <w:rPr>
+          <w:lang w:val="es-ES"/>
+        </w:rPr>
+      </w:pPr>
+      <w:r>
+        <w:rPr>
+          <w:rStyle w:val="Refdenotaalpie"/>
+        </w:rPr>
+        <w:footnoteRef/>
+      </w:r>
+      <w:r>
+        <w:t xml:space="preserve"> </w:t>
+      </w:r>
+      <w:r>
+        <w:t xml:space="preserve">denominados así porque eran con que entregaba la Federación Nacional de Cafeteros para el empaque de café, eran </w:t>
+      </w:r>
+      <w:r>
+        <w:t>más</w:t>
+      </w:r>
+      <w:r>
+        <w:t xml:space="preserve"> grandes y </w:t>
+      </w:r>
+      <w:r>
+        <w:t>tiene</w:t>
+      </w:r>
+      <w:r>
+        <w:t>n</w:t>
+      </w:r>
+      <w:r>
+        <w:t xml:space="preserve"> tres rayas pintadas dos rojas a los extremos y una verde en el centro</w:t>
       </w:r>
     </w:p>
   </w:footnote>

--- a/Historia escrita por Juan Carlos Reyes Guerrero_sinformato.docx
+++ b/Historia escrita por Juan Carlos Reyes Guerrero_sinformato.docx
@@ -932,8 +932,8 @@
         <w:rPr>
           <w:rFonts w:ascii="Aptos Serif" w:eastAsia="Arial Unicode MS" w:hAnsi="Aptos Serif" w:cs="Aptos Serif"/>
           <w:i/>
-          <w:sz w:val="16"/>
-          <w:szCs w:val="16"/>
+          <w:sz w:val="18"/>
+          <w:szCs w:val="18"/>
           <w:lang w:val="es-ES"/>
         </w:rPr>
       </w:pPr>
@@ -942,8 +942,8 @@
           <w:rFonts w:ascii="Aptos Serif" w:eastAsia="Bookman Old Style,Times New Rom" w:hAnsi="Aptos Serif" w:cs="Aptos Serif"/>
           <w:i/>
           <w:iCs/>
-          <w:sz w:val="16"/>
-          <w:szCs w:val="16"/>
+          <w:sz w:val="18"/>
+          <w:szCs w:val="18"/>
           <w:lang w:val="es-ES"/>
         </w:rPr>
         <w:t>Historias de Verano</w:t>
@@ -956,8 +956,8 @@
         <w:ind w:right="1701"/>
         <w:rPr>
           <w:rFonts w:ascii="Aptos Serif" w:eastAsia="Arial Unicode MS" w:hAnsi="Aptos Serif" w:cs="Aptos Serif"/>
-          <w:sz w:val="16"/>
-          <w:szCs w:val="16"/>
+          <w:sz w:val="18"/>
+          <w:szCs w:val="18"/>
           <w:lang w:val="es-ES"/>
         </w:rPr>
       </w:pPr>
@@ -969,16 +969,16 @@
         <w:ind w:right="1701"/>
         <w:rPr>
           <w:rFonts w:ascii="Aptos Serif" w:eastAsia="Arial Unicode MS" w:hAnsi="Aptos Serif" w:cs="Aptos Serif"/>
-          <w:sz w:val="16"/>
-          <w:szCs w:val="16"/>
-          <w:lang w:val="es-ES"/>
-        </w:rPr>
-      </w:pPr>
-      <w:r>
-        <w:rPr>
-          <w:rFonts w:ascii="Aptos Serif" w:eastAsia="Bookman Old Style,Times New Rom" w:hAnsi="Aptos Serif" w:cs="Aptos Serif"/>
-          <w:sz w:val="16"/>
-          <w:szCs w:val="16"/>
+          <w:sz w:val="18"/>
+          <w:szCs w:val="18"/>
+          <w:lang w:val="es-ES"/>
+        </w:rPr>
+      </w:pPr>
+      <w:r>
+        <w:rPr>
+          <w:rFonts w:ascii="Aptos Serif" w:eastAsia="Bookman Old Style,Times New Rom" w:hAnsi="Aptos Serif" w:cs="Aptos Serif"/>
+          <w:sz w:val="18"/>
+          <w:szCs w:val="18"/>
           <w:lang w:val="es-ES"/>
         </w:rPr>
         <w:t>© 2014, Juan Carlos Reyes Guerrero</w:t>
@@ -992,16 +992,16 @@
         <w:jc w:val="both"/>
         <w:rPr>
           <w:rFonts w:ascii="Aptos Serif" w:eastAsia="Arial Unicode MS" w:hAnsi="Aptos Serif" w:cs="Aptos Serif"/>
-          <w:sz w:val="16"/>
-          <w:szCs w:val="16"/>
-          <w:lang w:val="es-ES"/>
-        </w:rPr>
-      </w:pPr>
-      <w:r>
-        <w:rPr>
-          <w:rFonts w:ascii="Aptos Serif" w:eastAsia="Bookman Old Style,Times New Rom" w:hAnsi="Aptos Serif" w:cs="Aptos Serif"/>
-          <w:sz w:val="16"/>
-          <w:szCs w:val="16"/>
+          <w:sz w:val="18"/>
+          <w:szCs w:val="18"/>
+          <w:lang w:val="es-ES"/>
+        </w:rPr>
+      </w:pPr>
+      <w:r>
+        <w:rPr>
+          <w:rFonts w:ascii="Aptos Serif" w:eastAsia="Bookman Old Style,Times New Rom" w:hAnsi="Aptos Serif" w:cs="Aptos Serif"/>
+          <w:sz w:val="18"/>
+          <w:szCs w:val="18"/>
           <w:lang w:val="es-ES"/>
         </w:rPr>
         <w:t>reygue28!</w:t>
@@ -1014,8 +1014,8 @@
         <w:ind w:right="1701"/>
         <w:rPr>
           <w:rFonts w:ascii="Aptos Serif" w:eastAsia="Arial Unicode MS" w:hAnsi="Aptos Serif" w:cs="Aptos Serif"/>
-          <w:sz w:val="16"/>
-          <w:szCs w:val="16"/>
+          <w:sz w:val="18"/>
+          <w:szCs w:val="18"/>
           <w:lang w:val="es-ES"/>
         </w:rPr>
       </w:pPr>
@@ -1027,8 +1027,8 @@
         <w:ind w:right="1701"/>
         <w:rPr>
           <w:rFonts w:ascii="Aptos Serif" w:eastAsia="Arial Unicode MS" w:hAnsi="Aptos Serif" w:cs="Aptos Serif"/>
-          <w:sz w:val="16"/>
-          <w:szCs w:val="16"/>
+          <w:sz w:val="18"/>
+          <w:szCs w:val="18"/>
           <w:lang w:val="es-ES"/>
         </w:rPr>
       </w:pPr>
@@ -1037,8 +1037,8 @@
           <w:rFonts w:ascii="Aptos Serif" w:eastAsia="Bookman Old Style,Times New Rom" w:hAnsi="Aptos Serif" w:cs="Aptos Serif"/>
           <w:b/>
           <w:bCs/>
-          <w:sz w:val="16"/>
-          <w:szCs w:val="16"/>
+          <w:sz w:val="18"/>
+          <w:szCs w:val="18"/>
           <w:lang w:val="es-ES"/>
         </w:rPr>
         <w:t>Diseño carátula</w:t>
@@ -1051,16 +1051,16 @@
         <w:ind w:right="1701"/>
         <w:rPr>
           <w:rFonts w:ascii="Aptos Serif" w:eastAsia="Arial Unicode MS" w:hAnsi="Aptos Serif" w:cs="Aptos Serif"/>
-          <w:sz w:val="16"/>
-          <w:szCs w:val="16"/>
-          <w:lang w:val="es-ES"/>
-        </w:rPr>
-      </w:pPr>
-      <w:r>
-        <w:rPr>
-          <w:rFonts w:ascii="Aptos Serif" w:eastAsia="Bookman Old Style,Times New Rom" w:hAnsi="Aptos Serif" w:cs="Aptos Serif"/>
-          <w:sz w:val="16"/>
-          <w:szCs w:val="16"/>
+          <w:sz w:val="18"/>
+          <w:szCs w:val="18"/>
+          <w:lang w:val="es-ES"/>
+        </w:rPr>
+      </w:pPr>
+      <w:r>
+        <w:rPr>
+          <w:rFonts w:ascii="Aptos Serif" w:eastAsia="Bookman Old Style,Times New Rom" w:hAnsi="Aptos Serif" w:cs="Aptos Serif"/>
+          <w:sz w:val="18"/>
+          <w:szCs w:val="18"/>
           <w:lang w:val="es-ES"/>
         </w:rPr>
         <w:t>Juan Carlos Reyes Guerrero</w:t>
@@ -1073,8 +1073,8 @@
         <w:ind w:right="1701"/>
         <w:rPr>
           <w:rFonts w:ascii="Aptos Serif" w:eastAsia="Arial Unicode MS" w:hAnsi="Aptos Serif" w:cs="Aptos Serif"/>
-          <w:sz w:val="16"/>
-          <w:szCs w:val="16"/>
+          <w:sz w:val="18"/>
+          <w:szCs w:val="18"/>
           <w:lang w:val="es-ES"/>
         </w:rPr>
       </w:pPr>
@@ -1086,8 +1086,8 @@
         <w:ind w:right="1701"/>
         <w:rPr>
           <w:rFonts w:ascii="Aptos Serif" w:eastAsia="Arial Unicode MS" w:hAnsi="Aptos Serif" w:cs="Aptos Serif"/>
-          <w:sz w:val="16"/>
-          <w:szCs w:val="16"/>
+          <w:sz w:val="18"/>
+          <w:szCs w:val="18"/>
           <w:lang w:val="es-ES"/>
         </w:rPr>
       </w:pPr>
@@ -1096,8 +1096,8 @@
           <w:rFonts w:ascii="Aptos Serif" w:eastAsia="Bookman Old Style,Times New Rom" w:hAnsi="Aptos Serif" w:cs="Aptos Serif"/>
           <w:b/>
           <w:bCs/>
-          <w:sz w:val="16"/>
-          <w:szCs w:val="16"/>
+          <w:sz w:val="18"/>
+          <w:szCs w:val="18"/>
           <w:lang w:val="es-ES"/>
         </w:rPr>
         <w:t>Fotografía de portada</w:t>
@@ -1110,15 +1110,15 @@
         <w:ind w:right="1701"/>
         <w:rPr>
           <w:rFonts w:ascii="Aptos Serif" w:eastAsia="Arial Unicode MS" w:hAnsi="Aptos Serif" w:cs="Aptos Serif"/>
-          <w:sz w:val="16"/>
-          <w:szCs w:val="16"/>
-        </w:rPr>
-      </w:pPr>
-      <w:r>
-        <w:rPr>
-          <w:rFonts w:ascii="Aptos Serif" w:eastAsia="Bookman Old Style,Times New Rom" w:hAnsi="Aptos Serif" w:cs="Aptos Serif"/>
-          <w:sz w:val="16"/>
-          <w:szCs w:val="16"/>
+          <w:sz w:val="18"/>
+          <w:szCs w:val="18"/>
+        </w:rPr>
+      </w:pPr>
+      <w:r>
+        <w:rPr>
+          <w:rFonts w:ascii="Aptos Serif" w:eastAsia="Bookman Old Style,Times New Rom" w:hAnsi="Aptos Serif" w:cs="Aptos Serif"/>
+          <w:sz w:val="18"/>
+          <w:szCs w:val="18"/>
         </w:rPr>
         <w:t>Juan Carlos Reyes Guerrero</w:t>
       </w:r>
@@ -1130,8 +1130,8 @@
         <w:ind w:right="1701"/>
         <w:rPr>
           <w:rFonts w:ascii="Aptos Serif" w:eastAsia="Arial Unicode MS" w:hAnsi="Aptos Serif" w:cs="Aptos Serif"/>
-          <w:sz w:val="16"/>
-          <w:szCs w:val="16"/>
+          <w:sz w:val="18"/>
+          <w:szCs w:val="18"/>
           <w:lang w:val="es-ES"/>
         </w:rPr>
       </w:pPr>
@@ -1143,16 +1143,16 @@
         <w:ind w:right="1701"/>
         <w:rPr>
           <w:rFonts w:ascii="Aptos Serif" w:eastAsia="Arial Unicode MS" w:hAnsi="Aptos Serif" w:cs="Aptos Serif"/>
-          <w:sz w:val="16"/>
-          <w:szCs w:val="16"/>
-          <w:lang w:val="es-ES"/>
-        </w:rPr>
-      </w:pPr>
-      <w:r>
-        <w:rPr>
-          <w:rFonts w:ascii="Aptos Serif" w:eastAsia="Bookman Old Style,Times New Rom" w:hAnsi="Aptos Serif" w:cs="Aptos Serif"/>
-          <w:sz w:val="16"/>
-          <w:szCs w:val="16"/>
+          <w:sz w:val="18"/>
+          <w:szCs w:val="18"/>
+          <w:lang w:val="es-ES"/>
+        </w:rPr>
+      </w:pPr>
+      <w:r>
+        <w:rPr>
+          <w:rFonts w:ascii="Aptos Serif" w:eastAsia="Bookman Old Style,Times New Rom" w:hAnsi="Aptos Serif" w:cs="Aptos Serif"/>
+          <w:sz w:val="18"/>
+          <w:szCs w:val="18"/>
           <w:lang w:val="es-ES"/>
         </w:rPr>
         <w:t>ISBN: XXXXXXX</w:t>
@@ -1165,16 +1165,16 @@
         <w:ind w:right="1701"/>
         <w:rPr>
           <w:rFonts w:ascii="Aptos Serif" w:eastAsia="Bookman Old Style,Times New Rom" w:hAnsi="Aptos Serif" w:cs="Aptos Serif"/>
-          <w:sz w:val="16"/>
-          <w:szCs w:val="16"/>
-          <w:lang w:val="es-ES"/>
-        </w:rPr>
-      </w:pPr>
-      <w:r>
-        <w:rPr>
-          <w:rFonts w:ascii="Aptos Serif" w:eastAsia="Bookman Old Style,Times New Rom" w:hAnsi="Aptos Serif" w:cs="Aptos Serif"/>
-          <w:sz w:val="16"/>
-          <w:szCs w:val="16"/>
+          <w:sz w:val="18"/>
+          <w:szCs w:val="18"/>
+          <w:lang w:val="es-ES"/>
+        </w:rPr>
+      </w:pPr>
+      <w:r>
+        <w:rPr>
+          <w:rFonts w:ascii="Aptos Serif" w:eastAsia="Bookman Old Style,Times New Rom" w:hAnsi="Aptos Serif" w:cs="Aptos Serif"/>
+          <w:sz w:val="18"/>
+          <w:szCs w:val="18"/>
           <w:lang w:val="es-ES"/>
         </w:rPr>
         <w:t xml:space="preserve">Depósito Legal: </w:t>
@@ -1188,8 +1188,8 @@
         <w:rPr>
           <w:rFonts w:ascii="Aptos Serif" w:eastAsia="Arial Unicode MS" w:hAnsi="Aptos Serif" w:cs="Aptos Serif"/>
           <w:color w:val="FF0000"/>
-          <w:sz w:val="16"/>
-          <w:szCs w:val="16"/>
+          <w:sz w:val="18"/>
+          <w:szCs w:val="18"/>
           <w:lang w:val="es-ES"/>
         </w:rPr>
       </w:pPr>
@@ -1197,8 +1197,8 @@
         <w:rPr>
           <w:rFonts w:ascii="Aptos Serif" w:eastAsia="Bookman Old Style,Times New Rom" w:hAnsi="Aptos Serif" w:cs="Aptos Serif"/>
           <w:color w:val="FF0000"/>
-          <w:sz w:val="16"/>
-          <w:szCs w:val="16"/>
+          <w:sz w:val="18"/>
+          <w:szCs w:val="18"/>
           <w:lang w:val="es-ES"/>
         </w:rPr>
         <w:t>ISBN e-book: XXXXXXX</w:t>
@@ -1212,14 +1212,16 @@
         <w:rPr>
           <w:rFonts w:ascii="Aptos Serif" w:hAnsi="Aptos Serif" w:cs="Aptos Serif"/>
           <w:color w:val="FF0000"/>
+          <w:sz w:val="18"/>
+          <w:szCs w:val="18"/>
         </w:rPr>
       </w:pPr>
       <w:r>
         <w:rPr>
           <w:rFonts w:ascii="Aptos Serif" w:eastAsia="Bookman Old Style,Times New Rom" w:hAnsi="Aptos Serif" w:cs="Aptos Serif"/>
           <w:color w:val="FF0000"/>
-          <w:sz w:val="16"/>
-          <w:szCs w:val="16"/>
+          <w:sz w:val="18"/>
+          <w:szCs w:val="18"/>
           <w:lang w:val="es-ES"/>
         </w:rPr>
         <w:t>Depósito Legal e-book:</w:t>
@@ -1232,8 +1234,8 @@
         <w:ind w:right="1701"/>
         <w:rPr>
           <w:rFonts w:ascii="Aptos Serif" w:eastAsia="Arial Unicode MS" w:hAnsi="Aptos Serif" w:cs="Aptos Serif"/>
-          <w:sz w:val="16"/>
-          <w:szCs w:val="16"/>
+          <w:sz w:val="18"/>
+          <w:szCs w:val="18"/>
           <w:lang w:val="es-ES"/>
         </w:rPr>
       </w:pPr>
@@ -1245,16 +1247,16 @@
         <w:ind w:right="1701"/>
         <w:rPr>
           <w:rFonts w:ascii="Aptos Serif" w:eastAsia="Bookman Old Style,Times New Rom" w:hAnsi="Aptos Serif" w:cs="Aptos Serif"/>
-          <w:sz w:val="16"/>
-          <w:szCs w:val="16"/>
-          <w:lang w:val="es-ES"/>
-        </w:rPr>
-      </w:pPr>
-      <w:r>
-        <w:rPr>
-          <w:rFonts w:ascii="Aptos Serif" w:eastAsia="Bookman Old Style,Times New Rom" w:hAnsi="Aptos Serif" w:cs="Aptos Serif"/>
-          <w:sz w:val="16"/>
-          <w:szCs w:val="16"/>
+          <w:sz w:val="18"/>
+          <w:szCs w:val="18"/>
+          <w:lang w:val="es-ES"/>
+        </w:rPr>
+      </w:pPr>
+      <w:r>
+        <w:rPr>
+          <w:rFonts w:ascii="Aptos Serif" w:eastAsia="Bookman Old Style,Times New Rom" w:hAnsi="Aptos Serif" w:cs="Aptos Serif"/>
+          <w:sz w:val="18"/>
+          <w:szCs w:val="18"/>
           <w:lang w:val="es-ES"/>
         </w:rPr>
         <w:t>Impresión y encuadernación:</w:t>
@@ -1267,8 +1269,8 @@
         <w:ind w:right="1701"/>
         <w:rPr>
           <w:rFonts w:ascii="Aptos Serif" w:eastAsia="Arial Unicode MS" w:hAnsi="Aptos Serif" w:cs="Aptos Serif"/>
-          <w:sz w:val="16"/>
-          <w:szCs w:val="16"/>
+          <w:sz w:val="18"/>
+          <w:szCs w:val="18"/>
           <w:lang w:val="es-ES"/>
         </w:rPr>
       </w:pPr>
@@ -1277,8 +1279,8 @@
           <w:rFonts w:ascii="Aptos Serif" w:eastAsia="Bookman Old Style,Times New Rom" w:hAnsi="Aptos Serif" w:cs="Aptos Serif"/>
           <w:b/>
           <w:color w:val="519EBC"/>
-          <w:sz w:val="28"/>
-          <w:szCs w:val="28"/>
+          <w:sz w:val="18"/>
+          <w:szCs w:val="18"/>
           <w:lang w:val="es-ES"/>
         </w:rPr>
         <w:t>autores</w:t>
@@ -1288,8 +1290,8 @@
           <w:rFonts w:ascii="Aptos Serif" w:eastAsia="Bookman Old Style,Times New Rom" w:hAnsi="Aptos Serif" w:cs="Aptos Serif"/>
           <w:b/>
           <w:color w:val="555555"/>
-          <w:sz w:val="28"/>
-          <w:szCs w:val="28"/>
+          <w:sz w:val="18"/>
+          <w:szCs w:val="18"/>
           <w:lang w:val="es-ES"/>
         </w:rPr>
         <w:t>editores</w:t>
@@ -1297,8 +1299,8 @@
       <w:r>
         <w:rPr>
           <w:rFonts w:ascii="Aptos Serif" w:eastAsia="Bookman Old Style,Times New Rom" w:hAnsi="Aptos Serif" w:cs="Aptos Serif"/>
-          <w:sz w:val="20"/>
-          <w:szCs w:val="20"/>
+          <w:sz w:val="18"/>
+          <w:szCs w:val="18"/>
           <w:lang w:val="es-ES"/>
         </w:rPr>
         <w:t>.com</w:t>
@@ -1311,16 +1313,16 @@
         <w:ind w:right="1701"/>
         <w:rPr>
           <w:rFonts w:ascii="Aptos Serif" w:eastAsia="Arial Unicode MS" w:hAnsi="Aptos Serif" w:cs="Aptos Serif"/>
-          <w:sz w:val="16"/>
-          <w:szCs w:val="16"/>
-          <w:lang w:val="es-ES"/>
-        </w:rPr>
-      </w:pPr>
-      <w:r>
-        <w:rPr>
-          <w:rFonts w:ascii="Aptos Serif" w:eastAsia="Bookman Old Style,Times New Rom" w:hAnsi="Aptos Serif" w:cs="Aptos Serif"/>
-          <w:sz w:val="16"/>
-          <w:szCs w:val="16"/>
+          <w:sz w:val="18"/>
+          <w:szCs w:val="18"/>
+          <w:lang w:val="es-ES"/>
+        </w:rPr>
+      </w:pPr>
+      <w:r>
+        <w:rPr>
+          <w:rFonts w:ascii="Aptos Serif" w:eastAsia="Bookman Old Style,Times New Rom" w:hAnsi="Aptos Serif" w:cs="Aptos Serif"/>
+          <w:sz w:val="18"/>
+          <w:szCs w:val="18"/>
           <w:lang w:val="es-ES"/>
         </w:rPr>
         <w:t>(Quien actúa como impresor y distribuidor)</w:t>
@@ -1333,8 +1335,8 @@
         <w:ind w:right="1701"/>
         <w:rPr>
           <w:rFonts w:ascii="Aptos Serif" w:eastAsia="Arial Unicode MS" w:hAnsi="Aptos Serif" w:cs="Aptos Serif"/>
-          <w:sz w:val="16"/>
-          <w:szCs w:val="16"/>
+          <w:sz w:val="18"/>
+          <w:szCs w:val="18"/>
           <w:lang w:val="es-ES"/>
         </w:rPr>
       </w:pPr>
@@ -1346,16 +1348,16 @@
         <w:ind w:right="1701"/>
         <w:rPr>
           <w:rFonts w:ascii="Aptos Serif" w:eastAsia="Arial Unicode MS" w:hAnsi="Aptos Serif" w:cs="Aptos Serif"/>
-          <w:sz w:val="16"/>
-          <w:szCs w:val="16"/>
-          <w:lang w:val="es-ES"/>
-        </w:rPr>
-      </w:pPr>
-      <w:r>
-        <w:rPr>
-          <w:rFonts w:ascii="Aptos Serif" w:eastAsia="Bookman Old Style,Times New Rom" w:hAnsi="Aptos Serif" w:cs="Aptos Serif"/>
-          <w:sz w:val="16"/>
-          <w:szCs w:val="16"/>
+          <w:sz w:val="18"/>
+          <w:szCs w:val="18"/>
+          <w:lang w:val="es-ES"/>
+        </w:rPr>
+      </w:pPr>
+      <w:r>
+        <w:rPr>
+          <w:rFonts w:ascii="Aptos Serif" w:eastAsia="Bookman Old Style,Times New Rom" w:hAnsi="Aptos Serif" w:cs="Aptos Serif"/>
+          <w:sz w:val="18"/>
+          <w:szCs w:val="18"/>
           <w:lang w:val="es-ES"/>
         </w:rPr>
         <w:t>© Todos los derechos reservados en propiedad intelectual del autor</w:t>
@@ -1368,8 +1370,8 @@
         <w:ind w:right="1701"/>
         <w:rPr>
           <w:rFonts w:ascii="Aptos Serif" w:eastAsia="Arial Unicode MS" w:hAnsi="Aptos Serif" w:cs="Aptos Serif"/>
-          <w:sz w:val="16"/>
-          <w:szCs w:val="16"/>
+          <w:sz w:val="18"/>
+          <w:szCs w:val="18"/>
           <w:lang w:val="es-ES"/>
         </w:rPr>
       </w:pPr>
@@ -1381,16 +1383,16 @@
         <w:ind w:right="1701"/>
         <w:rPr>
           <w:rFonts w:ascii="Aptos Serif" w:eastAsia="Arial Unicode MS" w:hAnsi="Aptos Serif" w:cs="Aptos Serif"/>
-          <w:sz w:val="16"/>
-          <w:szCs w:val="16"/>
-          <w:lang w:val="es-ES"/>
-        </w:rPr>
-      </w:pPr>
-      <w:r>
-        <w:rPr>
-          <w:rFonts w:ascii="Aptos Serif" w:eastAsia="Bookman Old Style,Times New Rom" w:hAnsi="Aptos Serif" w:cs="Aptos Serif"/>
-          <w:sz w:val="16"/>
-          <w:szCs w:val="16"/>
+          <w:sz w:val="18"/>
+          <w:szCs w:val="18"/>
+          <w:lang w:val="es-ES"/>
+        </w:rPr>
+      </w:pPr>
+      <w:r>
+        <w:rPr>
+          <w:rFonts w:ascii="Aptos Serif" w:eastAsia="Bookman Old Style,Times New Rom" w:hAnsi="Aptos Serif" w:cs="Aptos Serif"/>
+          <w:sz w:val="18"/>
+          <w:szCs w:val="18"/>
           <w:lang w:val="es-ES"/>
         </w:rPr>
         <w:t xml:space="preserve">No está permitida la reproducción total o parcial de la obra ni su tratamiento o transmisión por cualquier medio o método sin permiso previo del autor </w:t>
@@ -1403,8 +1405,8 @@
         <w:ind w:right="1701"/>
         <w:rPr>
           <w:rFonts w:ascii="Aptos Serif" w:eastAsia="Arial Unicode MS" w:hAnsi="Aptos Serif" w:cs="Aptos Serif"/>
-          <w:sz w:val="16"/>
-          <w:szCs w:val="16"/>
+          <w:sz w:val="18"/>
+          <w:szCs w:val="18"/>
           <w:lang w:val="es-ES"/>
         </w:rPr>
       </w:pPr>
@@ -1417,16 +1419,16 @@
         <w:rPr>
           <w:rFonts w:ascii="Aptos Serif" w:eastAsia="Arial Unicode MS" w:hAnsi="Aptos Serif" w:cs="Aptos Serif"/>
           <w:i/>
-          <w:sz w:val="16"/>
-          <w:szCs w:val="16"/>
-          <w:lang w:val="es-ES"/>
-        </w:rPr>
-      </w:pPr>
-      <w:r>
-        <w:rPr>
-          <w:rFonts w:ascii="Aptos Serif" w:eastAsia="Bookman Old Style,Times New Rom" w:hAnsi="Aptos Serif" w:cs="Aptos Serif"/>
-          <w:sz w:val="16"/>
-          <w:szCs w:val="16"/>
+          <w:sz w:val="18"/>
+          <w:szCs w:val="18"/>
+          <w:lang w:val="es-ES"/>
+        </w:rPr>
+      </w:pPr>
+      <w:r>
+        <w:rPr>
+          <w:rFonts w:ascii="Aptos Serif" w:eastAsia="Bookman Old Style,Times New Rom" w:hAnsi="Aptos Serif" w:cs="Aptos Serif"/>
+          <w:sz w:val="18"/>
+          <w:szCs w:val="18"/>
           <w:lang w:val="es-ES"/>
         </w:rPr>
         <w:t xml:space="preserve">Impreso en Colombia – </w:t>
@@ -1437,8 +1439,8 @@
           <w:rFonts w:ascii="Aptos Serif" w:eastAsia="Bookman Old Style,Times New Rom" w:hAnsi="Aptos Serif" w:cs="Aptos Serif"/>
           <w:i/>
           <w:iCs/>
-          <w:sz w:val="16"/>
-          <w:szCs w:val="16"/>
+          <w:sz w:val="18"/>
+          <w:szCs w:val="18"/>
           <w:lang w:val="es-ES"/>
         </w:rPr>
         <w:t>Printed</w:t>
@@ -1449,8 +1451,8 @@
           <w:rFonts w:ascii="Aptos Serif" w:eastAsia="Bookman Old Style,Times New Rom" w:hAnsi="Aptos Serif" w:cs="Aptos Serif"/>
           <w:i/>
           <w:iCs/>
-          <w:sz w:val="16"/>
-          <w:szCs w:val="16"/>
+          <w:sz w:val="18"/>
+          <w:szCs w:val="18"/>
           <w:lang w:val="es-ES"/>
         </w:rPr>
         <w:t xml:space="preserve"> in Colombia</w:t>
@@ -2813,7 +2815,29 @@
                 <w:noProof/>
                 <w:lang w:val="es-ES"/>
               </w:rPr>
-              <w:t>La Vuelta del Chivo</w:t>
+              <w:t>La Vuelta</w:t>
+            </w:r>
+            <w:r>
+              <w:rPr>
+                <w:rStyle w:val="Hipervnculo"/>
+                <w:rFonts w:ascii="Aptos Serif" w:eastAsia="Bookman Old Style,Times New Rom" w:hAnsi="Aptos Serif" w:cs="Aptos Serif"/>
+                <w:i/>
+                <w:iCs/>
+                <w:noProof/>
+                <w:lang w:val="es-ES"/>
+              </w:rPr>
+              <w:t xml:space="preserve"> </w:t>
+            </w:r>
+            <w:r>
+              <w:rPr>
+                <w:rStyle w:val="Hipervnculo"/>
+                <w:rFonts w:ascii="Aptos Serif" w:eastAsia="Bookman Old Style,Times New Rom" w:hAnsi="Aptos Serif" w:cs="Aptos Serif"/>
+                <w:i/>
+                <w:iCs/>
+                <w:noProof/>
+                <w:lang w:val="es-ES"/>
+              </w:rPr>
+              <w:t>del Chivo</w:t>
             </w:r>
             <w:r>
               <w:rPr>
@@ -3359,7 +3383,29 @@
                 <w:noProof/>
                 <w:lang w:val="es-ES"/>
               </w:rPr>
-              <w:t>La Vuelta del Chivo</w:t>
+              <w:t>La Vue</w:t>
+            </w:r>
+            <w:r>
+              <w:rPr>
+                <w:rStyle w:val="Hipervnculo"/>
+                <w:rFonts w:ascii="Aptos Serif" w:eastAsia="Bookman Old Style,Times New Rom" w:hAnsi="Aptos Serif" w:cs="Aptos Serif"/>
+                <w:i/>
+                <w:iCs/>
+                <w:noProof/>
+                <w:lang w:val="es-ES"/>
+              </w:rPr>
+              <w:t>l</w:t>
+            </w:r>
+            <w:r>
+              <w:rPr>
+                <w:rStyle w:val="Hipervnculo"/>
+                <w:rFonts w:ascii="Aptos Serif" w:eastAsia="Bookman Old Style,Times New Rom" w:hAnsi="Aptos Serif" w:cs="Aptos Serif"/>
+                <w:i/>
+                <w:iCs/>
+                <w:noProof/>
+                <w:lang w:val="es-ES"/>
+              </w:rPr>
+              <w:t>ta del Chivo</w:t>
             </w:r>
             <w:r>
               <w:rPr>
@@ -6624,17 +6670,15 @@
         </w:rPr>
         <w:t xml:space="preserve">, una virgen de tamaño </w:t>
       </w:r>
-      <w:proofErr w:type="gramStart"/>
-      <w:r>
-        <w:rPr>
-          <w:rFonts w:ascii="Aptos Serif" w:eastAsia="Bookman Old Style,Times New Rom" w:hAnsi="Aptos Serif" w:cs="Aptos Serif"/>
-          <w:sz w:val="24"/>
-          <w:szCs w:val="24"/>
-          <w:lang w:val="es-ES"/>
-        </w:rPr>
-        <w:t>pequeño</w:t>
-      </w:r>
-      <w:proofErr w:type="gramEnd"/>
+      <w:r>
+        <w:rPr>
+          <w:rFonts w:ascii="Aptos Serif" w:eastAsia="Bookman Old Style,Times New Rom" w:hAnsi="Aptos Serif" w:cs="Aptos Serif"/>
+          <w:sz w:val="24"/>
+          <w:szCs w:val="24"/>
+          <w:lang w:val="es-ES"/>
+        </w:rPr>
+        <w:t>pequeño,</w:t>
+      </w:r>
       <w:r>
         <w:rPr>
           <w:rFonts w:ascii="Aptos Serif" w:eastAsia="Bookman Old Style,Times New Rom" w:hAnsi="Aptos Serif" w:cs="Aptos Serif"/>
@@ -12866,7 +12910,7 @@
           <w:lang w:val="es-ES"/>
         </w:rPr>
       </w:pPr>
-      <w:bookmarkStart w:id="11" w:name="_Toc213942356"/>
+      <w:bookmarkStart w:id="11" w:name="_Toc213942357"/>
       <w:r>
         <w:rPr>
           <w:rFonts w:ascii="Aptos Serif" w:eastAsia="Bookman Old Style,Times New Rom" w:hAnsi="Aptos Serif" w:cs="Aptos Serif"/>
@@ -12877,530 +12921,9 @@
           <w:szCs w:val="36"/>
           <w:lang w:val="es-ES"/>
         </w:rPr>
-        <w:t>La Vuelta del Chivo</w:t>
+        <w:t>La Historia de Don Cachero</w:t>
       </w:r>
       <w:bookmarkEnd w:id="11"/>
-    </w:p>
-    <w:p>
-      <w:pPr>
-        <w:widowControl w:val="0"/>
-        <w:spacing w:after="0" w:line="240" w:lineRule="auto"/>
-        <w:jc w:val="center"/>
-        <w:rPr>
-          <w:rFonts w:ascii="Aptos Serif" w:eastAsia="Arial Unicode MS" w:hAnsi="Aptos Serif" w:cs="Aptos Serif"/>
-          <w:b/>
-          <w:sz w:val="28"/>
-          <w:szCs w:val="28"/>
-          <w:lang w:val="es-ES"/>
-        </w:rPr>
-      </w:pPr>
-    </w:p>
-    <w:p>
-      <w:pPr>
-        <w:spacing w:line="240" w:lineRule="auto"/>
-        <w:ind w:firstLine="708"/>
-        <w:jc w:val="both"/>
-        <w:rPr>
-          <w:rFonts w:ascii="Aptos Serif" w:eastAsia="Bookman Old Style,Times New Rom" w:hAnsi="Aptos Serif" w:cs="Aptos Serif"/>
-          <w:sz w:val="24"/>
-          <w:szCs w:val="24"/>
-          <w:lang w:val="es-ES"/>
-        </w:rPr>
-      </w:pPr>
-      <w:r>
-        <w:rPr>
-          <w:rFonts w:ascii="Aptos Serif" w:eastAsia="Bookman Old Style,Times New Rom" w:hAnsi="Aptos Serif" w:cs="Aptos Serif"/>
-          <w:sz w:val="24"/>
-          <w:szCs w:val="24"/>
-          <w:lang w:val="es-ES"/>
-        </w:rPr>
-        <w:t>En</w:t>
-      </w:r>
-      <w:r>
-        <w:rPr>
-          <w:rFonts w:ascii="Aptos Serif" w:eastAsia="Bookman Old Style,Times New Rom" w:hAnsi="Aptos Serif" w:cs="Aptos Serif"/>
-          <w:sz w:val="24"/>
-          <w:szCs w:val="24"/>
-          <w:lang w:val="es-ES"/>
-        </w:rPr>
-        <w:t xml:space="preserve"> el </w:t>
-      </w:r>
-      <w:r>
-        <w:rPr>
-          <w:rFonts w:ascii="Aptos Serif" w:eastAsia="Bookman Old Style,Times New Rom" w:hAnsi="Aptos Serif" w:cs="Aptos Serif"/>
-          <w:sz w:val="24"/>
-          <w:szCs w:val="24"/>
-          <w:lang w:val="es-ES"/>
-        </w:rPr>
-        <w:t>sitio denominado El Arco, hay una curva en la carretera, en</w:t>
-      </w:r>
-      <w:r>
-        <w:rPr>
-          <w:rFonts w:ascii="Aptos Serif" w:eastAsia="Bookman Old Style,Times New Rom" w:hAnsi="Aptos Serif" w:cs="Aptos Serif"/>
-          <w:sz w:val="24"/>
-          <w:szCs w:val="24"/>
-          <w:lang w:val="es-ES"/>
-        </w:rPr>
-        <w:t xml:space="preserve"> ese </w:t>
-      </w:r>
-      <w:r>
-        <w:rPr>
-          <w:rFonts w:ascii="Aptos Serif" w:eastAsia="Bookman Old Style,Times New Rom" w:hAnsi="Aptos Serif" w:cs="Aptos Serif"/>
-          <w:sz w:val="24"/>
-          <w:szCs w:val="24"/>
-          <w:lang w:val="es-ES"/>
-        </w:rPr>
-        <w:t>tie</w:t>
-      </w:r>
-      <w:r>
-        <w:rPr>
-          <w:rFonts w:ascii="Aptos Serif" w:eastAsia="Bookman Old Style,Times New Rom" w:hAnsi="Aptos Serif" w:cs="Aptos Serif"/>
-          <w:sz w:val="24"/>
-          <w:szCs w:val="24"/>
-          <w:lang w:val="es-ES"/>
-        </w:rPr>
-        <w:t>m</w:t>
-      </w:r>
-      <w:r>
-        <w:rPr>
-          <w:rFonts w:ascii="Aptos Serif" w:eastAsia="Bookman Old Style,Times New Rom" w:hAnsi="Aptos Serif" w:cs="Aptos Serif"/>
-          <w:sz w:val="24"/>
-          <w:szCs w:val="24"/>
-          <w:lang w:val="es-ES"/>
-        </w:rPr>
-        <w:t xml:space="preserve">po de la carretera destapada salía un chivo en la noche, </w:t>
-      </w:r>
-      <w:r>
-        <w:rPr>
-          <w:rFonts w:ascii="Aptos Serif" w:eastAsia="Bookman Old Style,Times New Rom" w:hAnsi="Aptos Serif" w:cs="Aptos Serif"/>
-          <w:sz w:val="24"/>
-          <w:szCs w:val="24"/>
-          <w:lang w:val="es-ES"/>
-        </w:rPr>
-        <w:t>las gentes en ese entonces caminaban</w:t>
-      </w:r>
-      <w:r>
-        <w:rPr>
-          <w:rFonts w:ascii="Aptos Serif" w:eastAsia="Bookman Old Style,Times New Rom" w:hAnsi="Aptos Serif" w:cs="Aptos Serif"/>
-          <w:sz w:val="24"/>
-          <w:szCs w:val="24"/>
-          <w:lang w:val="es-ES"/>
-        </w:rPr>
-        <w:t xml:space="preserve"> sin zapatos a pie limpio y cuando pasaban por allí, sentían que algo les lamia los pies se sobresaltaban y </w:t>
-      </w:r>
-      <w:r>
-        <w:rPr>
-          <w:rFonts w:ascii="Aptos Serif" w:eastAsia="Bookman Old Style,Times New Rom" w:hAnsi="Aptos Serif" w:cs="Aptos Serif"/>
-          <w:sz w:val="24"/>
-          <w:szCs w:val="24"/>
-          <w:lang w:val="es-ES"/>
-        </w:rPr>
-        <w:t>corrían</w:t>
-      </w:r>
-      <w:r>
-        <w:rPr>
-          <w:rFonts w:ascii="Aptos Serif" w:eastAsia="Bookman Old Style,Times New Rom" w:hAnsi="Aptos Serif" w:cs="Aptos Serif"/>
-          <w:sz w:val="24"/>
-          <w:szCs w:val="24"/>
-          <w:lang w:val="es-ES"/>
-        </w:rPr>
-        <w:t xml:space="preserve"> del susto para luego ver correr un chivo que </w:t>
-      </w:r>
-      <w:r>
-        <w:rPr>
-          <w:rFonts w:ascii="Aptos Serif" w:eastAsia="Bookman Old Style,Times New Rom" w:hAnsi="Aptos Serif" w:cs="Aptos Serif"/>
-          <w:sz w:val="24"/>
-          <w:szCs w:val="24"/>
-          <w:lang w:val="es-ES"/>
-        </w:rPr>
-        <w:t>echaba</w:t>
-      </w:r>
-      <w:r>
-        <w:rPr>
-          <w:rFonts w:ascii="Aptos Serif" w:eastAsia="Bookman Old Style,Times New Rom" w:hAnsi="Aptos Serif" w:cs="Aptos Serif"/>
-          <w:sz w:val="24"/>
-          <w:szCs w:val="24"/>
-          <w:lang w:val="es-ES"/>
-        </w:rPr>
-        <w:t xml:space="preserve"> humo por la trompa y sus </w:t>
-      </w:r>
-      <w:r>
-        <w:rPr>
-          <w:rFonts w:ascii="Aptos Serif" w:eastAsia="Bookman Old Style,Times New Rom" w:hAnsi="Aptos Serif" w:cs="Aptos Serif"/>
-          <w:sz w:val="24"/>
-          <w:szCs w:val="24"/>
-          <w:lang w:val="es-ES"/>
-        </w:rPr>
-        <w:t>ojos</w:t>
-      </w:r>
-      <w:r>
-        <w:rPr>
-          <w:rFonts w:ascii="Aptos Serif" w:eastAsia="Bookman Old Style,Times New Rom" w:hAnsi="Aptos Serif" w:cs="Aptos Serif"/>
-          <w:sz w:val="24"/>
-          <w:szCs w:val="24"/>
-          <w:lang w:val="es-ES"/>
-        </w:rPr>
-        <w:t xml:space="preserve"> ardían en un rojo como los tizones de la candela del fogón y queda un olor a azufre en el aire.</w:t>
-      </w:r>
-    </w:p>
-    <w:p>
-      <w:pPr>
-        <w:spacing w:line="240" w:lineRule="auto"/>
-        <w:jc w:val="both"/>
-        <w:rPr>
-          <w:rFonts w:ascii="Aptos Serif" w:eastAsia="Bookman Old Style,Times New Rom" w:hAnsi="Aptos Serif" w:cs="Aptos Serif"/>
-          <w:sz w:val="24"/>
-          <w:szCs w:val="24"/>
-          <w:lang w:val="es-ES"/>
-        </w:rPr>
-      </w:pPr>
-      <w:r>
-        <w:rPr>
-          <w:rFonts w:ascii="Aptos Serif" w:eastAsia="Bookman Old Style,Times New Rom" w:hAnsi="Aptos Serif" w:cs="Aptos Serif"/>
-          <w:sz w:val="24"/>
-          <w:szCs w:val="24"/>
-          <w:lang w:val="es-ES"/>
-        </w:rPr>
-        <w:t xml:space="preserve">Una noche mis </w:t>
-      </w:r>
-      <w:r>
-        <w:rPr>
-          <w:rFonts w:ascii="Aptos Serif" w:eastAsia="Bookman Old Style,Times New Rom" w:hAnsi="Aptos Serif" w:cs="Aptos Serif"/>
-          <w:sz w:val="24"/>
-          <w:szCs w:val="24"/>
-          <w:lang w:val="es-ES"/>
-        </w:rPr>
-        <w:t>tíos</w:t>
-      </w:r>
-      <w:r>
-        <w:rPr>
-          <w:rFonts w:ascii="Aptos Serif" w:eastAsia="Bookman Old Style,Times New Rom" w:hAnsi="Aptos Serif" w:cs="Aptos Serif"/>
-          <w:sz w:val="24"/>
-          <w:szCs w:val="24"/>
-          <w:lang w:val="es-ES"/>
-        </w:rPr>
-        <w:t xml:space="preserve"> y el doctor Zabala pasaba por ese sitio</w:t>
-      </w:r>
-      <w:r>
-        <w:rPr>
-          <w:rFonts w:ascii="Aptos Serif" w:eastAsia="Bookman Old Style,Times New Rom" w:hAnsi="Aptos Serif" w:cs="Aptos Serif"/>
-          <w:sz w:val="24"/>
-          <w:szCs w:val="24"/>
-          <w:lang w:val="es-ES"/>
-        </w:rPr>
-        <w:t xml:space="preserve">, bajaban de un viernes Santo desde Piedrancha ya entrada la noche cuando escucharon un grito </w:t>
-      </w:r>
-      <w:r>
-        <w:rPr>
-          <w:rFonts w:ascii="Aptos Serif" w:eastAsia="Bookman Old Style,Times New Rom" w:hAnsi="Aptos Serif" w:cs="Aptos Serif"/>
-          <w:sz w:val="24"/>
-          <w:szCs w:val="24"/>
-          <w:lang w:val="es-ES"/>
-        </w:rPr>
-        <w:t>fúnebre, ellos se asustaron</w:t>
-      </w:r>
-      <w:r>
-        <w:rPr>
-          <w:rFonts w:ascii="Aptos Serif" w:eastAsia="Bookman Old Style,Times New Rom" w:hAnsi="Aptos Serif" w:cs="Aptos Serif"/>
-          <w:sz w:val="24"/>
-          <w:szCs w:val="24"/>
-          <w:lang w:val="es-ES"/>
-        </w:rPr>
-        <w:t xml:space="preserve"> y les pareció ver el chivo corriendo</w:t>
-      </w:r>
-      <w:r>
-        <w:rPr>
-          <w:rFonts w:ascii="Aptos Serif" w:eastAsia="Bookman Old Style,Times New Rom" w:hAnsi="Aptos Serif" w:cs="Aptos Serif"/>
-          <w:sz w:val="24"/>
-          <w:szCs w:val="24"/>
-          <w:lang w:val="es-ES"/>
-        </w:rPr>
-        <w:t xml:space="preserve"> </w:t>
-      </w:r>
-    </w:p>
-    <w:p>
-      <w:pPr>
-        <w:spacing w:line="240" w:lineRule="auto"/>
-        <w:jc w:val="both"/>
-        <w:rPr>
-          <w:rFonts w:ascii="Aptos Serif" w:eastAsia="Bookman Old Style,Times New Rom" w:hAnsi="Aptos Serif" w:cs="Aptos Serif"/>
-          <w:sz w:val="24"/>
-          <w:szCs w:val="24"/>
-          <w:lang w:val="es-ES"/>
-        </w:rPr>
-      </w:pPr>
-      <w:r>
-        <w:rPr>
-          <w:rFonts w:ascii="Aptos Serif" w:eastAsia="Bookman Old Style,Times New Rom" w:hAnsi="Aptos Serif" w:cs="Aptos Serif"/>
-          <w:sz w:val="24"/>
-          <w:szCs w:val="24"/>
-          <w:lang w:val="es-ES"/>
-        </w:rPr>
-        <w:t>A</w:t>
-      </w:r>
-      <w:r>
-        <w:rPr>
-          <w:rFonts w:ascii="Aptos Serif" w:eastAsia="Bookman Old Style,Times New Rom" w:hAnsi="Aptos Serif" w:cs="Aptos Serif"/>
-          <w:sz w:val="24"/>
-          <w:szCs w:val="24"/>
-          <w:lang w:val="es-ES"/>
-        </w:rPr>
-        <w:t xml:space="preserve"> medio </w:t>
-      </w:r>
-      <w:r>
-        <w:rPr>
-          <w:rFonts w:ascii="Aptos Serif" w:eastAsia="Bookman Old Style,Times New Rom" w:hAnsi="Aptos Serif" w:cs="Aptos Serif"/>
-          <w:sz w:val="24"/>
-          <w:szCs w:val="24"/>
-          <w:lang w:val="es-ES"/>
-        </w:rPr>
-        <w:t>kilómetro</w:t>
-      </w:r>
-      <w:r>
-        <w:rPr>
-          <w:rFonts w:ascii="Aptos Serif" w:eastAsia="Bookman Old Style,Times New Rom" w:hAnsi="Aptos Serif" w:cs="Aptos Serif"/>
-          <w:sz w:val="24"/>
-          <w:szCs w:val="24"/>
-          <w:lang w:val="es-ES"/>
-        </w:rPr>
-        <w:t xml:space="preserve"> de allí, bajando la carretera en un punto llamado El Corte; denominado </w:t>
-      </w:r>
-      <w:r>
-        <w:rPr>
-          <w:rFonts w:ascii="Aptos Serif" w:eastAsia="Bookman Old Style,Times New Rom" w:hAnsi="Aptos Serif" w:cs="Aptos Serif"/>
-          <w:sz w:val="24"/>
-          <w:szCs w:val="24"/>
-          <w:lang w:val="es-ES"/>
-        </w:rPr>
-        <w:t>así</w:t>
-      </w:r>
-      <w:r>
-        <w:rPr>
-          <w:rFonts w:ascii="Aptos Serif" w:eastAsia="Bookman Old Style,Times New Rom" w:hAnsi="Aptos Serif" w:cs="Aptos Serif"/>
-          <w:sz w:val="24"/>
-          <w:szCs w:val="24"/>
-          <w:lang w:val="es-ES"/>
-        </w:rPr>
-        <w:t xml:space="preserve"> porque parece que la peña se </w:t>
-      </w:r>
-      <w:r>
-        <w:rPr>
-          <w:rFonts w:ascii="Aptos Serif" w:eastAsia="Bookman Old Style,Times New Rom" w:hAnsi="Aptos Serif" w:cs="Aptos Serif"/>
-          <w:sz w:val="24"/>
-          <w:szCs w:val="24"/>
-          <w:lang w:val="es-ES"/>
-        </w:rPr>
-        <w:t>hubiese</w:t>
-      </w:r>
-      <w:r>
-        <w:rPr>
-          <w:rFonts w:ascii="Aptos Serif" w:eastAsia="Bookman Old Style,Times New Rom" w:hAnsi="Aptos Serif" w:cs="Aptos Serif"/>
-          <w:sz w:val="24"/>
-          <w:szCs w:val="24"/>
-          <w:lang w:val="es-ES"/>
-        </w:rPr>
-        <w:t xml:space="preserve"> separado formando un </w:t>
-      </w:r>
-      <w:r>
-        <w:rPr>
-          <w:rFonts w:ascii="Aptos Serif" w:eastAsia="Bookman Old Style,Times New Rom" w:hAnsi="Aptos Serif" w:cs="Aptos Serif"/>
-          <w:sz w:val="24"/>
-          <w:szCs w:val="24"/>
-          <w:lang w:val="es-ES"/>
-        </w:rPr>
-        <w:t>cañón</w:t>
-      </w:r>
-      <w:r>
-        <w:rPr>
-          <w:rFonts w:ascii="Aptos Serif" w:eastAsia="Bookman Old Style,Times New Rom" w:hAnsi="Aptos Serif" w:cs="Aptos Serif"/>
-          <w:sz w:val="24"/>
-          <w:szCs w:val="24"/>
-          <w:lang w:val="es-ES"/>
-        </w:rPr>
-        <w:t xml:space="preserve"> o acantilado profundo, que casi no llegaba la luz y </w:t>
-      </w:r>
-      <w:r>
-        <w:rPr>
-          <w:rFonts w:ascii="Aptos Serif" w:eastAsia="Bookman Old Style,Times New Rom" w:hAnsi="Aptos Serif" w:cs="Aptos Serif"/>
-          <w:sz w:val="24"/>
-          <w:szCs w:val="24"/>
-          <w:lang w:val="es-ES"/>
-        </w:rPr>
-        <w:t>permanecía</w:t>
-      </w:r>
-      <w:r>
-        <w:rPr>
-          <w:rFonts w:ascii="Aptos Serif" w:eastAsia="Bookman Old Style,Times New Rom" w:hAnsi="Aptos Serif" w:cs="Aptos Serif"/>
-          <w:sz w:val="24"/>
-          <w:szCs w:val="24"/>
-          <w:lang w:val="es-ES"/>
-        </w:rPr>
-        <w:t xml:space="preserve"> siempre húmedo, a </w:t>
-      </w:r>
-      <w:r>
-        <w:rPr>
-          <w:rFonts w:ascii="Aptos Serif" w:eastAsia="Bookman Old Style,Times New Rom" w:hAnsi="Aptos Serif" w:cs="Aptos Serif"/>
-          <w:sz w:val="24"/>
-          <w:szCs w:val="24"/>
-          <w:lang w:val="es-ES"/>
-        </w:rPr>
-        <w:t>más</w:t>
-      </w:r>
-      <w:r>
-        <w:rPr>
-          <w:rFonts w:ascii="Aptos Serif" w:eastAsia="Bookman Old Style,Times New Rom" w:hAnsi="Aptos Serif" w:cs="Aptos Serif"/>
-          <w:sz w:val="24"/>
-          <w:szCs w:val="24"/>
-          <w:lang w:val="es-ES"/>
-        </w:rPr>
-        <w:t xml:space="preserve"> de eso </w:t>
-      </w:r>
-      <w:r>
-        <w:rPr>
-          <w:rFonts w:ascii="Aptos Serif" w:eastAsia="Bookman Old Style,Times New Rom" w:hAnsi="Aptos Serif" w:cs="Aptos Serif"/>
-          <w:sz w:val="24"/>
-          <w:szCs w:val="24"/>
-          <w:lang w:val="es-ES"/>
-        </w:rPr>
-        <w:t>deshabitado</w:t>
-      </w:r>
-      <w:r>
-        <w:rPr>
-          <w:rFonts w:ascii="Aptos Serif" w:eastAsia="Bookman Old Style,Times New Rom" w:hAnsi="Aptos Serif" w:cs="Aptos Serif"/>
-          <w:sz w:val="24"/>
-          <w:szCs w:val="24"/>
-          <w:lang w:val="es-ES"/>
-        </w:rPr>
-        <w:t xml:space="preserve">, mi </w:t>
-      </w:r>
-      <w:r>
-        <w:rPr>
-          <w:rFonts w:ascii="Aptos Serif" w:eastAsia="Bookman Old Style,Times New Rom" w:hAnsi="Aptos Serif" w:cs="Aptos Serif"/>
-          <w:sz w:val="24"/>
-          <w:szCs w:val="24"/>
-          <w:lang w:val="es-ES"/>
-        </w:rPr>
-        <w:t>tío</w:t>
-      </w:r>
-      <w:r>
-        <w:rPr>
-          <w:rFonts w:ascii="Aptos Serif" w:eastAsia="Bookman Old Style,Times New Rom" w:hAnsi="Aptos Serif" w:cs="Aptos Serif"/>
-          <w:sz w:val="24"/>
-          <w:szCs w:val="24"/>
-          <w:lang w:val="es-ES"/>
-        </w:rPr>
-        <w:t xml:space="preserve"> Miguel</w:t>
-      </w:r>
-      <w:r>
-        <w:rPr>
-          <w:rFonts w:ascii="Aptos Serif" w:eastAsia="Bookman Old Style,Times New Rom" w:hAnsi="Aptos Serif" w:cs="Aptos Serif"/>
-          <w:sz w:val="24"/>
-          <w:szCs w:val="24"/>
-          <w:lang w:val="es-ES"/>
-        </w:rPr>
-        <w:t xml:space="preserve"> y un amigo de el en su época de juventud fueron a sacar un toro de un potrero que quedaba cerca de allí</w:t>
-      </w:r>
-    </w:p>
-    <w:p>
-      <w:pPr>
-        <w:spacing w:line="240" w:lineRule="auto"/>
-        <w:jc w:val="both"/>
-        <w:rPr>
-          <w:rFonts w:ascii="Aptos Serif" w:eastAsia="Bookman Old Style,Times New Rom" w:hAnsi="Aptos Serif" w:cs="Aptos Serif"/>
-          <w:sz w:val="24"/>
-          <w:szCs w:val="24"/>
-          <w:lang w:val="es-ES"/>
-        </w:rPr>
-      </w:pPr>
-    </w:p>
-    <w:p>
-      <w:pPr>
-        <w:spacing w:line="240" w:lineRule="auto"/>
-        <w:jc w:val="both"/>
-        <w:rPr>
-          <w:rFonts w:ascii="Aptos Serif" w:eastAsia="Bookman Old Style,Times New Rom" w:hAnsi="Aptos Serif" w:cs="Aptos Serif"/>
-          <w:sz w:val="24"/>
-          <w:szCs w:val="24"/>
-          <w:lang w:val="es-ES"/>
-        </w:rPr>
-      </w:pPr>
-    </w:p>
-    <w:p>
-      <w:pPr>
-        <w:spacing w:line="240" w:lineRule="auto"/>
-        <w:jc w:val="both"/>
-        <w:rPr>
-          <w:rFonts w:ascii="Aptos Serif" w:eastAsia="Bookman Old Style,Times New Rom" w:hAnsi="Aptos Serif" w:cs="Aptos Serif"/>
-          <w:sz w:val="24"/>
-          <w:szCs w:val="24"/>
-          <w:lang w:val="es-ES"/>
-        </w:rPr>
-      </w:pPr>
-    </w:p>
-    <w:p>
-      <w:pPr>
-        <w:widowControl w:val="0"/>
-        <w:spacing w:after="0" w:line="240" w:lineRule="auto"/>
-        <w:jc w:val="center"/>
-        <w:rPr>
-          <w:rFonts w:ascii="Aptos Serif" w:eastAsia="Bookman Old Style,Times New Rom" w:hAnsi="Aptos Serif" w:cs="Aptos Serif"/>
-          <w:sz w:val="24"/>
-          <w:szCs w:val="24"/>
-          <w:lang w:val="es-ES"/>
-        </w:rPr>
-      </w:pPr>
-      <w:r>
-        <w:rPr>
-          <w:rFonts w:ascii="Aptos Serif" w:eastAsia="Bookman Old Style,Times New Rom" w:hAnsi="Aptos Serif" w:cs="Aptos Serif"/>
-          <w:sz w:val="24"/>
-          <w:szCs w:val="24"/>
-          <w:lang w:val="es-ES"/>
-        </w:rPr>
-        <w:br w:type="column"/>
-      </w:r>
-    </w:p>
-    <w:p>
-      <w:pPr>
-        <w:widowControl w:val="0"/>
-        <w:spacing w:after="0" w:line="240" w:lineRule="auto"/>
-        <w:jc w:val="center"/>
-        <w:rPr>
-          <w:rFonts w:ascii="Aptos Serif" w:eastAsia="Bookman Old Style,Times New Rom" w:hAnsi="Aptos Serif" w:cs="Aptos Serif"/>
-          <w:sz w:val="24"/>
-          <w:szCs w:val="24"/>
-          <w:lang w:val="es-ES"/>
-        </w:rPr>
-      </w:pPr>
-    </w:p>
-    <w:p>
-      <w:pPr>
-        <w:pStyle w:val="Ttulo1"/>
-        <w:spacing w:line="240" w:lineRule="auto"/>
-        <w:jc w:val="center"/>
-        <w:rPr>
-          <w:rFonts w:ascii="Aptos Serif" w:eastAsia="Bookman Old Style,Times New Rom" w:hAnsi="Aptos Serif" w:cs="Aptos Serif"/>
-          <w:i/>
-          <w:iCs/>
-          <w:color w:val="auto"/>
-          <w:sz w:val="36"/>
-          <w:szCs w:val="36"/>
-          <w:lang w:val="es-ES"/>
-        </w:rPr>
-      </w:pPr>
-      <w:bookmarkStart w:id="12" w:name="_Toc213942357"/>
-      <w:r>
-        <w:rPr>
-          <w:rFonts w:ascii="Aptos Serif" w:eastAsia="Bookman Old Style,Times New Rom" w:hAnsi="Aptos Serif" w:cs="Aptos Serif"/>
-          <w:i/>
-          <w:iCs/>
-          <w:color w:val="auto"/>
-          <w:sz w:val="36"/>
-          <w:szCs w:val="36"/>
-          <w:lang w:val="es-ES"/>
-        </w:rPr>
-        <w:t>La Historia de Don Cachero</w:t>
-      </w:r>
-      <w:bookmarkEnd w:id="12"/>
     </w:p>
     <w:p>
       <w:pPr>
@@ -13883,7 +13406,7 @@
           <w:lang w:val="es-ES"/>
         </w:rPr>
       </w:pPr>
-      <w:bookmarkStart w:id="13" w:name="_Toc213942358"/>
+      <w:bookmarkStart w:id="12" w:name="_Toc213942358"/>
       <w:r>
         <w:rPr>
           <w:rFonts w:ascii="Aptos Serif" w:eastAsia="Bookman Old Style,Times New Rom" w:hAnsi="Aptos Serif" w:cs="Aptos Serif"/>
@@ -13896,7 +13419,7 @@
         </w:rPr>
         <w:t>El Salado</w:t>
       </w:r>
-      <w:bookmarkEnd w:id="13"/>
+      <w:bookmarkEnd w:id="12"/>
     </w:p>
     <w:p>
       <w:pPr>
@@ -14071,7 +13594,7 @@
           <w:lang w:val="es-ES"/>
         </w:rPr>
       </w:pPr>
-      <w:bookmarkStart w:id="14" w:name="_Toc213942359"/>
+      <w:bookmarkStart w:id="13" w:name="_Toc213942359"/>
       <w:r>
         <w:rPr>
           <w:rFonts w:ascii="Aptos Serif" w:eastAsia="Bookman Old Style,Times New Rom" w:hAnsi="Aptos Serif" w:cs="Aptos Serif"/>
@@ -14108,7 +13631,7 @@
         </w:rPr>
         <w:t>Ángel</w:t>
       </w:r>
-      <w:bookmarkEnd w:id="14"/>
+      <w:bookmarkEnd w:id="13"/>
     </w:p>
     <w:p>
       <w:pPr>
@@ -14375,7 +13898,7 @@
           <w:lang w:val="es-ES"/>
         </w:rPr>
       </w:pPr>
-      <w:bookmarkStart w:id="15" w:name="_Toc213942360"/>
+      <w:bookmarkStart w:id="14" w:name="_Toc213942360"/>
       <w:r>
         <w:rPr>
           <w:rFonts w:ascii="Aptos Serif" w:eastAsia="Bookman Old Style,Times New Rom" w:hAnsi="Aptos Serif" w:cs="Aptos Serif"/>
@@ -14388,7 +13911,7 @@
         </w:rPr>
         <w:t>Los Aquilinos</w:t>
       </w:r>
-      <w:bookmarkEnd w:id="15"/>
+      <w:bookmarkEnd w:id="14"/>
     </w:p>
     <w:p>
       <w:pPr>
@@ -14589,7 +14112,7 @@
           <w:lang w:val="es-ES"/>
         </w:rPr>
       </w:pPr>
-      <w:bookmarkStart w:id="16" w:name="_Toc213942361"/>
+      <w:bookmarkStart w:id="15" w:name="_Toc213942361"/>
       <w:r>
         <w:rPr>
           <w:rFonts w:ascii="Aptos Serif" w:eastAsia="Bookman Old Style,Times New Rom" w:hAnsi="Aptos Serif" w:cs="Aptos Serif"/>
@@ -14602,7 +14125,7 @@
         </w:rPr>
         <w:t>La Niña de la Planada</w:t>
       </w:r>
-      <w:bookmarkEnd w:id="16"/>
+      <w:bookmarkEnd w:id="15"/>
     </w:p>
     <w:p>
       <w:pPr>
@@ -14822,7 +14345,7 @@
           <w:lang w:val="es-ES"/>
         </w:rPr>
       </w:pPr>
-      <w:bookmarkStart w:id="17" w:name="_Toc213942362"/>
+      <w:bookmarkStart w:id="16" w:name="_Toc213942362"/>
       <w:r>
         <w:rPr>
           <w:rFonts w:ascii="Aptos Serif" w:eastAsia="Bookman Old Style,Times New Rom" w:hAnsi="Aptos Serif" w:cs="Aptos Serif"/>
@@ -14847,7 +14370,7 @@
         </w:rPr>
         <w:t xml:space="preserve"> Run</w:t>
       </w:r>
-      <w:bookmarkEnd w:id="17"/>
+      <w:bookmarkEnd w:id="16"/>
     </w:p>
     <w:p>
       <w:pPr>
@@ -15156,7 +14679,7 @@
           <w:lang w:val="es-ES"/>
         </w:rPr>
       </w:pPr>
-      <w:bookmarkStart w:id="18" w:name="_Toc213942363"/>
+      <w:bookmarkStart w:id="17" w:name="_Toc213942363"/>
       <w:r>
         <w:rPr>
           <w:rFonts w:ascii="Aptos Serif" w:eastAsia="Bookman Old Style,Times New Rom" w:hAnsi="Aptos Serif" w:cs="Aptos Serif"/>
@@ -15169,7 +14692,7 @@
         </w:rPr>
         <w:t>La Vuelta del Chivo</w:t>
       </w:r>
-      <w:bookmarkEnd w:id="18"/>
+      <w:bookmarkEnd w:id="17"/>
     </w:p>
     <w:p>
       <w:pPr>
@@ -15474,6 +14997,100 @@
         </w:rPr>
         <w:t xml:space="preserve"> el labio superior.</w:t>
       </w:r>
+    </w:p>
+    <w:p>
+      <w:pPr>
+        <w:spacing w:line="240" w:lineRule="auto"/>
+        <w:jc w:val="both"/>
+        <w:rPr>
+          <w:rFonts w:ascii="Aptos Serif" w:eastAsia="Bookman Old Style,Times New Rom" w:hAnsi="Aptos Serif" w:cs="Aptos Serif"/>
+          <w:sz w:val="24"/>
+          <w:szCs w:val="24"/>
+          <w:lang w:val="es-ES"/>
+        </w:rPr>
+      </w:pPr>
+    </w:p>
+    <w:p>
+      <w:pPr>
+        <w:spacing w:line="240" w:lineRule="auto"/>
+        <w:ind w:firstLine="708"/>
+        <w:jc w:val="both"/>
+        <w:rPr>
+          <w:rFonts w:ascii="Aptos Serif" w:eastAsia="Bookman Old Style,Times New Rom" w:hAnsi="Aptos Serif" w:cs="Aptos Serif"/>
+          <w:color w:val="ED7D31" w:themeColor="accent2"/>
+          <w:sz w:val="24"/>
+          <w:szCs w:val="24"/>
+          <w:lang w:val="es-ES"/>
+        </w:rPr>
+      </w:pPr>
+      <w:r>
+        <w:rPr>
+          <w:rFonts w:ascii="Aptos Serif" w:eastAsia="Bookman Old Style,Times New Rom" w:hAnsi="Aptos Serif" w:cs="Aptos Serif"/>
+          <w:color w:val="ED7D31" w:themeColor="accent2"/>
+          <w:sz w:val="24"/>
+          <w:szCs w:val="24"/>
+          <w:lang w:val="es-ES"/>
+        </w:rPr>
+        <w:t>En el sitio denominado El Arco, hay una curva en la carretera, en ese tiempo de la carretera destapada salía un chivo en la noche, las gentes en ese entonces caminaban sin zapatos a pie limpio y cuando pasaban por allí, sentían que algo les lamia los pies se sobresaltaban y corrían del susto para luego ver correr un chivo que echaba humo por la trompa y sus ojos ardían en un rojo como los tizones de la candela del fogón y queda un olor a azufre en el aire.</w:t>
+      </w:r>
+    </w:p>
+    <w:p>
+      <w:pPr>
+        <w:spacing w:line="240" w:lineRule="auto"/>
+        <w:jc w:val="both"/>
+        <w:rPr>
+          <w:rFonts w:ascii="Aptos Serif" w:eastAsia="Bookman Old Style,Times New Rom" w:hAnsi="Aptos Serif" w:cs="Aptos Serif"/>
+          <w:color w:val="ED7D31" w:themeColor="accent2"/>
+          <w:sz w:val="24"/>
+          <w:szCs w:val="24"/>
+          <w:lang w:val="es-ES"/>
+        </w:rPr>
+      </w:pPr>
+      <w:r>
+        <w:rPr>
+          <w:rFonts w:ascii="Aptos Serif" w:eastAsia="Bookman Old Style,Times New Rom" w:hAnsi="Aptos Serif" w:cs="Aptos Serif"/>
+          <w:color w:val="ED7D31" w:themeColor="accent2"/>
+          <w:sz w:val="24"/>
+          <w:szCs w:val="24"/>
+          <w:lang w:val="es-ES"/>
+        </w:rPr>
+        <w:t xml:space="preserve">Una noche mis tíos y el doctor Zabala pasaba por ese sitio, bajaban de un viernes Santo desde Piedrancha ya entrada la noche cuando escucharon un grito fúnebre, ellos se asustaron y les pareció ver el chivo corriendo </w:t>
+      </w:r>
+    </w:p>
+    <w:p>
+      <w:pPr>
+        <w:spacing w:line="240" w:lineRule="auto"/>
+        <w:jc w:val="both"/>
+        <w:rPr>
+          <w:rFonts w:ascii="Aptos Serif" w:eastAsia="Bookman Old Style,Times New Rom" w:hAnsi="Aptos Serif" w:cs="Aptos Serif"/>
+          <w:color w:val="ED7D31" w:themeColor="accent2"/>
+          <w:sz w:val="24"/>
+          <w:szCs w:val="24"/>
+          <w:lang w:val="es-ES"/>
+        </w:rPr>
+      </w:pPr>
+      <w:r>
+        <w:rPr>
+          <w:rFonts w:ascii="Aptos Serif" w:eastAsia="Bookman Old Style,Times New Rom" w:hAnsi="Aptos Serif" w:cs="Aptos Serif"/>
+          <w:color w:val="ED7D31" w:themeColor="accent2"/>
+          <w:sz w:val="24"/>
+          <w:szCs w:val="24"/>
+          <w:lang w:val="es-ES"/>
+        </w:rPr>
+        <w:t>A medio kilómetro de allí, bajando la carretera en un punto llamado El Corte; denominado así porque parece que la peña se hubiese separado formando un cañón o acantilado profundo, que casi no llegaba la luz y permanecía siempre húmedo, a más de eso deshabitado, mi tío Miguel y un amigo de el en su época de juventud fueron a sacar un toro de un potrero que quedaba cerca de allí</w:t>
+      </w:r>
+    </w:p>
+    <w:p>
+      <w:pPr>
+        <w:spacing w:line="240" w:lineRule="auto"/>
+        <w:jc w:val="both"/>
+        <w:rPr>
+          <w:rFonts w:ascii="Aptos Serif" w:eastAsia="Bookman Old Style,Times New Rom" w:hAnsi="Aptos Serif" w:cs="Aptos Serif"/>
+          <w:sz w:val="24"/>
+          <w:szCs w:val="24"/>
+          <w:lang w:val="es-ES"/>
+        </w:rPr>
+      </w:pPr>
     </w:p>
     <w:p>
       <w:pPr>
@@ -15525,7 +15142,7 @@
           <w:lang w:val="es-ES"/>
         </w:rPr>
       </w:pPr>
-      <w:bookmarkStart w:id="19" w:name="_Toc213942364"/>
+      <w:bookmarkStart w:id="18" w:name="_Toc213942364"/>
       <w:r>
         <w:rPr>
           <w:rFonts w:ascii="Aptos Serif" w:eastAsia="Bookman Old Style,Times New Rom" w:hAnsi="Aptos Serif" w:cs="Aptos Serif"/>
@@ -15550,7 +15167,7 @@
         </w:rPr>
         <w:t xml:space="preserve"> y no dormía</w:t>
       </w:r>
-      <w:bookmarkEnd w:id="19"/>
+      <w:bookmarkEnd w:id="18"/>
     </w:p>
     <w:p>
       <w:pPr>
@@ -15839,7 +15456,7 @@
           <w:lang w:val="es-ES"/>
         </w:rPr>
       </w:pPr>
-      <w:bookmarkStart w:id="20" w:name="_Toc213942365"/>
+      <w:bookmarkStart w:id="19" w:name="_Toc213942365"/>
       <w:r>
         <w:rPr>
           <w:rFonts w:ascii="Aptos Serif" w:eastAsia="Bookman Old Style,Times New Rom" w:hAnsi="Aptos Serif" w:cs="Aptos Serif"/>
@@ -15852,7 +15469,7 @@
         </w:rPr>
         <w:t>El cuento de la cucarachita mandinga</w:t>
       </w:r>
-      <w:bookmarkEnd w:id="20"/>
+      <w:bookmarkEnd w:id="19"/>
     </w:p>
     <w:p>
       <w:pPr>
@@ -16348,7 +15965,7 @@
           <w:lang w:val="es-ES"/>
         </w:rPr>
       </w:pPr>
-      <w:bookmarkStart w:id="21" w:name="_Toc213942366"/>
+      <w:bookmarkStart w:id="20" w:name="_Toc213942366"/>
       <w:r>
         <w:rPr>
           <w:rFonts w:ascii="Aptos Serif" w:eastAsia="Bookman Old Style,Times New Rom" w:hAnsi="Aptos Serif" w:cs="Aptos Serif"/>
@@ -16361,7 +15978,7 @@
         </w:rPr>
         <w:t>La Carne Ahumada</w:t>
       </w:r>
-      <w:bookmarkEnd w:id="21"/>
+      <w:bookmarkEnd w:id="20"/>
     </w:p>
     <w:p>
       <w:pPr>
@@ -17276,7 +16893,7 @@
           <w:lang w:val="es-ES"/>
         </w:rPr>
       </w:pPr>
-      <w:bookmarkStart w:id="22" w:name="_Toc213942367"/>
+      <w:bookmarkStart w:id="21" w:name="_Toc213942367"/>
       <w:r>
         <w:rPr>
           <w:rFonts w:ascii="Aptos Serif" w:eastAsia="Bookman Old Style,Times New Rom" w:hAnsi="Aptos Serif" w:cs="Aptos Serif"/>
@@ -17289,7 +16906,7 @@
         </w:rPr>
         <w:t>Las moliendas de antaño</w:t>
       </w:r>
-      <w:bookmarkEnd w:id="22"/>
+      <w:bookmarkEnd w:id="21"/>
     </w:p>
     <w:p>
       <w:pPr>
@@ -18032,7 +17649,7 @@
           <w:lang w:val="es-ES"/>
         </w:rPr>
       </w:pPr>
-      <w:bookmarkStart w:id="23" w:name="_Toc213942368"/>
+      <w:bookmarkStart w:id="22" w:name="_Toc213942368"/>
       <w:r>
         <w:rPr>
           <w:rFonts w:ascii="Aptos Serif" w:eastAsia="Bookman Old Style,Times New Rom" w:hAnsi="Aptos Serif" w:cs="Aptos Serif"/>
@@ -18045,7 +17662,7 @@
         </w:rPr>
         <w:t>Las cosechas de maíz en el alto</w:t>
       </w:r>
-      <w:bookmarkEnd w:id="23"/>
+      <w:bookmarkEnd w:id="22"/>
     </w:p>
     <w:p>
       <w:pPr>
@@ -18542,7 +18159,7 @@
           <w:lang w:val="es-ES"/>
         </w:rPr>
       </w:pPr>
-      <w:bookmarkStart w:id="24" w:name="_Toc213942369"/>
+      <w:bookmarkStart w:id="23" w:name="_Toc213942369"/>
       <w:r>
         <w:rPr>
           <w:rFonts w:ascii="Aptos Serif" w:eastAsia="Bookman Old Style,Times New Rom" w:hAnsi="Aptos Serif" w:cs="Aptos Serif"/>
@@ -18555,7 +18172,7 @@
         </w:rPr>
         <w:t>La recolección de café</w:t>
       </w:r>
-      <w:bookmarkEnd w:id="24"/>
+      <w:bookmarkEnd w:id="23"/>
     </w:p>
     <w:p>
       <w:pPr>
@@ -18576,6 +18193,43 @@
         <w:widowControl w:val="0"/>
         <w:spacing w:after="0" w:line="240" w:lineRule="auto"/>
         <w:ind w:firstLine="708"/>
+        <w:jc w:val="both"/>
+        <w:rPr>
+          <w:rFonts w:ascii="Aptos Serif" w:eastAsia="Bookman Old Style,Times New Rom" w:hAnsi="Aptos Serif" w:cs="Aptos Serif"/>
+          <w:sz w:val="24"/>
+          <w:szCs w:val="24"/>
+          <w:lang w:val="es-ES"/>
+        </w:rPr>
+      </w:pPr>
+      <w:proofErr w:type="spellStart"/>
+      <w:r>
+        <w:rPr>
+          <w:rFonts w:ascii="Aptos Serif" w:eastAsia="Bookman Old Style,Times New Rom" w:hAnsi="Aptos Serif" w:cs="Aptos Serif"/>
+          <w:sz w:val="24"/>
+          <w:szCs w:val="24"/>
+          <w:lang w:val="es-ES"/>
+        </w:rPr>
+        <w:t>Fhshfhskfhksdf</w:t>
+      </w:r>
+      <w:proofErr w:type="spellEnd"/>
+    </w:p>
+    <w:p>
+      <w:pPr>
+        <w:widowControl w:val="0"/>
+        <w:spacing w:after="0" w:line="240" w:lineRule="auto"/>
+        <w:jc w:val="both"/>
+        <w:rPr>
+          <w:rFonts w:ascii="Aptos Serif" w:eastAsia="Bookman Old Style,Times New Rom" w:hAnsi="Aptos Serif" w:cs="Aptos Serif"/>
+          <w:sz w:val="24"/>
+          <w:szCs w:val="24"/>
+          <w:lang w:val="es-ES"/>
+        </w:rPr>
+      </w:pPr>
+    </w:p>
+    <w:p>
+      <w:pPr>
+        <w:widowControl w:val="0"/>
+        <w:spacing w:after="0" w:line="240" w:lineRule="auto"/>
         <w:jc w:val="both"/>
         <w:rPr>
           <w:rFonts w:ascii="Aptos Serif" w:eastAsia="Bookman Old Style,Times New Rom" w:hAnsi="Aptos Serif" w:cs="Aptos Serif"/>
@@ -18876,7 +18530,7 @@
           <w:lang w:val="es-ES"/>
         </w:rPr>
       </w:pPr>
-      <w:bookmarkStart w:id="25" w:name="_Toc213942370"/>
+      <w:bookmarkStart w:id="24" w:name="_Toc213942370"/>
       <w:r>
         <w:rPr>
           <w:rFonts w:ascii="Aptos Serif" w:eastAsia="Bookman Old Style,Times New Rom" w:hAnsi="Aptos Serif" w:cs="Aptos Serif"/>
@@ -18889,7 +18543,7 @@
         </w:rPr>
         <w:t>Diccionario</w:t>
       </w:r>
-      <w:bookmarkEnd w:id="25"/>
+      <w:bookmarkEnd w:id="24"/>
     </w:p>
     <w:p>
       <w:pPr>
